--- a/docs/index.docx
+++ b/docs/index.docx
@@ -15,7 +15,7 @@
         <w:pStyle w:val="Date"/>
       </w:pPr>
       <w:r>
-        <w:t xml:space="preserve">2025-07-31</w:t>
+        <w:t xml:space="preserve">2025-08-01</w:t>
       </w:r>
     </w:p>
     <w:p>
@@ -31,7 +31,7 @@
         <w:pStyle w:val="Abstract"/>
       </w:pPr>
       <w:r>
-        <w:t xml:space="preserve">This tutorial paper introduces two approaches to modelling tongue conoutr data obtained with DeepLabCut using Multivariate Generalised Additive Models (MGAMs) and Multivariate Functional Principal Component Analysis (MFPCA). For each method, we present a fully commented analysis of two illustrative data sets: VC coarticulation in Italian and Polish, and consonant emphaticness in Lebanese Arabic. All the materials (inlcuding data and code) are available in the research compendium of the tutorial at</w:t>
+        <w:t xml:space="preserve">This tutorial paper introduces two approaches to modelling tongue contour data obtained with DeepLabCut using Multivariate Generalised Additive Models (MGAMs) and Multivariate Functional Principal Component Analysis (MFPCA). For each method, we present a fully commented analysis of two illustrative data sets: VC coarticulation in Italian and Polish, and consonant emphaticness in Lebanese Arabic. All the materials (inlcuding data and code) are available in the research compendium of the tutorial at</w:t>
       </w:r>
       <w:r>
         <w:t xml:space="preserve"> </w:t>
@@ -144,7 +144,7 @@
         <w:t xml:space="preserve"> </w:t>
       </w:r>
       <w:r>
-        <w:t xml:space="preserve">for a schematic illustration of the position of the tracked knots. An advantage of DLC-tracked data over the traditional fan-line coordinate system is that (in theory) specific (moving) flesh points are tracked rather than simply the intersection of the tongue contour with fixed radii from the fan-line system. This makes DLC-tracked data resemble data obtained with electromagnetic articulography (EMA). The downside is that the tongue contour is represented by 11 freely moving points, which can move in any direction in the midsagittal two-dimensional space captured by UTI.</w:t>
+        <w:t xml:space="preserve">for a schematic illustration of the position of the tracked knots. An advantage of DLC-tracked data over the traditional fan-line coordinate system is that (in theory) specific (moving) flesh points are tracked rather than simply the intersection of the tongue contour with fixed radii from the fan-line system. This makes DLC-tracked data resemble data obtained with electromagnetic articulography (EMA). The downside is that the tongue contour is represented by 11 freely moving points, which can move in any direction in the midsagittal two-dimensional space captured by UTI, and this requires more advanced statistical approaches than those commonly employed to analyse tongue contour data.</w:t>
       </w:r>
     </w:p>
     <w:tbl>
@@ -304,7 +304,15 @@
         <w:t xml:space="preserve"> </w:t>
       </w:r>
       <w:r>
-        <w:t xml:space="preserve">for details on the data). The contours clearly curl onto themselves along the root (on the left of the contour). The red smooths represent a LOESS smooth, calculated for Y along X. This approach clearly miscalculates the smooth for the back half of the tongue, simply because there are two Y values for the same X value, and the procedure, in that case, returns something like an average of the two values. Generalised Additive Models (introduced in the following section) work on the same principle and hence would produce the same type of error. While using polar coordinates would work mathematically, it is less ideal from an articulatory perspective: a polar-based fan-line system with a single origin fails to capture the the vectors of movement of the individual knots estimated by DLC.</w:t>
+        <w:t xml:space="preserve">for details on the data). The contours clearly curl onto themselves along the root (on the left of the contour). The red smooths represent a LOESS smooth, calculated for Y along X. This approach clearly miscalculates the smooth for the back half of the tongue, simply because there are two Y values for the same X value, and the procedure, in that case, returns something like an average of the two values. Generalised Additive Models (introduced in the following section) work on the same principle and hence would produce the same type of error.</w:t>
+      </w:r>
+    </w:p>
+    <w:p>
+      <w:pPr>
+        <w:pStyle w:val="BodyText"/>
+      </w:pPr>
+      <w:r>
+        <w:t xml:space="preserve">While using polar coordinates would work mathematically, it is less ideal from an articulatory perspective: a polar-based fan-line system with a single origin fails to capture the the vectors of movement of the individual knots estimated by DLC.</w:t>
       </w:r>
       <w:r>
         <w:t xml:space="preserve"> </w:t>
@@ -321,7 +329,16 @@
         <w:t xml:space="preserve"> </w:t>
       </w:r>
       <w:r>
-        <w:t xml:space="preserve">illustrates this point: the polar radii in grey radiate from a manually selected origin with coordinates (100, 30). While the radii would correctly capture the position of each knot on the bi-dimensional space, the representation of displacement of each knot is constrained by the direction of the radii. We don’t consider this constraint to be fatal, but Generalised Additive Models allow for a more accurate depiction of knot movement by removing such constraints.</w:t>
+        <w:t xml:space="preserve">illustrates this point with DLC-tracked data from a Lebanese speaker. The figure shows the tracked points from the entire data set of that speaker and each of the 11 DLC-tracked knots is shown in a different colour. The knots appear to move along well defined vectors (with the exception of the fifth knot, which can be regarded as the pivot knot), represented in the figure by black segments. The vectors of articulatory movement make sense in light of the muscular anatomy of the tongue</w:t>
+      </w:r>
+      <w:r>
+        <w:t xml:space="preserve"> </w:t>
+      </w:r>
+      <w:r>
+        <w:t xml:space="preserve">(Pettersson and Wood 1987; Hoole 1999; Honda 1996; Wrench 2024)</w:t>
+      </w:r>
+      <w:r>
+        <w:t xml:space="preserve">. The polar radii in grey radiate from a manually selected origin with coordinates (100, 30). While the radii would correctly capture the position of each knot on the bi-dimensional space, the modelling of displacement is constrained by the direction of the radii. We don’t consider this constraint to be fatal, but Generalised Additive Models allow for a more accurate depiction of knot movement by removing such constraints.</w:t>
       </w:r>
     </w:p>
     <w:bookmarkStart w:id="29" w:name="cell-fig-curl"/>
@@ -527,7 +544,16 @@
         </w:r>
       </w:hyperlink>
       <w:r>
-        <w:t xml:space="preserve">, but to summarise we are inclined to recommend Multivariate Functional Principal Component Analysis over Multivariate Generalised Additive Models due to the substantial computational overhead and reduced practical utility of the latter over the former.</w:t>
+        <w:t xml:space="preserve">, but to summarise we are inclined to recommend Multivariate Functional Principal Component Analysis over Multivariate Generalised Additive Models due to the substantial computational overhead and reduced practical utility of the latter over the former. This tutorial illustrates how to conduct static analyses of tongue contours (i.e. modelling contours at specific time-points), but the techniques discussed here can be extended to dynamic (time-varying) analyses as shown in</w:t>
+      </w:r>
+      <w:r>
+        <w:t xml:space="preserve"> </w:t>
+      </w:r>
+      <w:r>
+        <w:t xml:space="preserve">Gubian (2025)</w:t>
+      </w:r>
+      <w:r>
+        <w:t xml:space="preserve">.</w:t>
       </w:r>
     </w:p>
     <w:bookmarkEnd w:id="35"/>
@@ -793,7 +819,31 @@
         <w:t xml:space="preserve"> </w:t>
       </w:r>
       <w:r>
-        <w:t xml:space="preserve">along the knots. These X/Y trajectories are the ones that can be modelled using MGAMs and Multiple Functional Principal Component Analysis (MFPCA): in both cases, the X/Y trajectories are modelled as two variables changing along knot number. In this section, we will illustrate GAMs applied to the X/Y trajectories along the knots and how we can reconstruct the tongue contour from the modelled trajectories. We will use data from two case studies of coarticulation: vowel consonant (VC) coarticulation based on C place in Italian and Polish, and consonantal articulation of plain vs emphatic consonants in Lebanese Arabic.</w:t>
+        <w:t xml:space="preserve">along the knots. These X/Y trajectories are the ones that can be modelled using MGAMs and Multiple Functional Principal Component Analysis (MFPCA): in both cases, the X/Y trajectories are modelled as two variables changing along knot number. Note that a viable, but theoretically less robust, alternative is to model the data with the coordinates values as the outcome and the type of coordinate (X vs Y) as a predictor, as done for example in</w:t>
+      </w:r>
+      <w:r>
+        <w:t xml:space="preserve"> </w:t>
+      </w:r>
+      <w:r>
+        <w:t xml:space="preserve">Wieling et al. (2016)</w:t>
+      </w:r>
+      <w:r>
+        <w:t xml:space="preserve"> </w:t>
+      </w:r>
+      <w:r>
+        <w:t xml:space="preserve">and</w:t>
+      </w:r>
+      <w:r>
+        <w:t xml:space="preserve"> </w:t>
+      </w:r>
+      <w:r>
+        <w:t xml:space="preserve">Gubian (2025)</w:t>
+      </w:r>
+      <w:r>
+        <w:t xml:space="preserve"> </w:t>
+      </w:r>
+      <w:r>
+        <w:t xml:space="preserve">(this approach models the X and Y coordinates as completely independent, while an MVGAM also estimates residual correlations between the two, which is a desired, although not deal-breaking, property). In this section, we will illustrate GAMs applied to the X/Y trajectories along the knots and how we can reconstruct the tongue contour from the modelled trajectories. We will use data from two case studies of coarticulation: vowel consonant (VC) coarticulation based on C place in Italian and Polish, and consonantal articulation of plain vs emphatic consonants in Lebanese Arabic.</w:t>
       </w:r>
     </w:p>
     <w:bookmarkStart w:id="45" w:name="cell-fig-tongue-xy"/>
@@ -4871,7 +4921,7 @@
         <w:t xml:space="preserve"> </w:t>
       </w:r>
       <w:r>
-        <w:t xml:space="preserve">(primarily English and French, as vectors of education and business, see eg. Shaaban and Ghaith 1999)</w:t>
+        <w:t xml:space="preserve">(primarily English and French, as vectors of education and business, see e.g.. Shaaban and Ghaith 1999)</w:t>
       </w:r>
       <w:r>
         <w:t xml:space="preserve">, as well as the written standard form of Arabic known as Modern Standard Arabic (MSA). The relationship between Lebanese Arabic (LA) and MSA in Lebanon is one of diglossia</w:t>
@@ -4880,7 +4930,7 @@
         <w:t xml:space="preserve"> </w:t>
       </w:r>
       <w:r>
-        <w:t xml:space="preserve">(see eg. Lian 2022)</w:t>
+        <w:t xml:space="preserve">(see e.g.. Lian 2022)</w:t>
       </w:r>
       <w:r>
         <w:t xml:space="preserve">, where LA is spoken in most contexts, but not written, and MSA is the written variety, and therefore also primarily used for legal and official purposes.</w:t>
@@ -4930,7 +4980,7 @@
         <w:t xml:space="preserve"> </w:t>
       </w:r>
       <w:r>
-        <w:t xml:space="preserve">(see eg. Obrecht 1968; Nasr 1959)</w:t>
+        <w:t xml:space="preserve">(see e.g.. Obrecht 1968; Nasr 1959)</w:t>
       </w:r>
       <w:r>
         <w:t xml:space="preserve"> </w:t>
@@ -4942,7 +4992,7 @@
         <w:t xml:space="preserve"> </w:t>
       </w:r>
       <w:r>
-        <w:t xml:space="preserve">(see eg. Bin-Muqbil 2006; Zawaydeh 1999; Ghazeli 1977)</w:t>
+        <w:t xml:space="preserve">(see e.g.. Bin-Muqbil 2006; Zawaydeh 1999; Ghazeli 1977)</w:t>
       </w:r>
       <w:r>
         <w:t xml:space="preserve">. Whatever the specifics of this secondary place of articulation, the literature additionally suggests the occurrence of a loss of emphasis in Lebanese, or more generally Levantine or Western dialects of Arabic, likely as a result of the contact with the Indo-European languages mentioned above</w:t>
@@ -5265,7 +5315,7 @@
         <w:t xml:space="preserve"> </w:t>
       </w:r>
       <w:r>
-        <w:t xml:space="preserve">(Gubian et al. 2019; Gubian, Pastätter, and Pouplier 2019; Gubian 2024)</w:t>
+        <w:t xml:space="preserve">(Ramsay and Silverman 2005; Gubian, Torreira, and Boves 2015; Gubian, Pastätter, and Pouplier 2019; Gubian 2024)</w:t>
       </w:r>
       <w:r>
         <w:t xml:space="preserve">: a typical example is time-series data, with a variable changing over time. The trajectory of the time-varying variable is encoded into a function with a set of coefficients and the values of those coefficients are submitted to PCA. When more than one time-varying variable is needed, this is where Multivariate FPCA (MFPCA) come in</w:t>
@@ -5285,7 +5335,7 @@
         <w:pStyle w:val="BodyText"/>
       </w:pPr>
       <w:r>
-        <w:t xml:space="preserve">MFPCA is an FPCA applied to two or more varying variables. Note that the variable does not have to be</w:t>
+        <w:t xml:space="preserve">MFPCA is an FPCA applied to two or more response variables. Note that the variable does not have to be</w:t>
       </w:r>
       <w:r>
         <w:t xml:space="preserve"> </w:t>
@@ -6271,23 +6321,23 @@
         <w:t xml:space="preserve"> </w:t>
       </w:r>
       <w:r>
-        <w:t xml:space="preserve">function to compute an MFPCA. In this tutorial we will compute the first two PCs, but you can compute up to</w:t>
+        <w:t xml:space="preserve">function to compute an MFPCA. In this tutorial we will compute the first two PCs, but in a multivariate (bivariate) FPCA you can compute up to</w:t>
       </w:r>
       <w:r>
         <w:t xml:space="preserve"> </w:t>
       </w:r>
       <m:oMath>
         <m:r>
-          <m:t>K</m:t>
+          <m:t>2</m:t>
         </m:r>
         <m:r>
           <m:rPr>
             <m:sty m:val="p"/>
           </m:rPr>
-          <m:t>−</m:t>
+          <m:t>×</m:t>
         </m:r>
         <m:r>
-          <m:t>1</m:t>
+          <m:t>K</m:t>
         </m:r>
       </m:oMath>
       <w:r>
@@ -6352,12 +6402,30 @@
         <w:br/>
       </w:r>
       <w:r>
-        <w:br/>
-      </w:r>
-      <w:r>
         <w:rPr>
           <w:rStyle w:val="CommentTok"/>
         </w:rPr>
+        <w:t xml:space="preserve"># You can compute up to 11 PCs.</w:t>
+      </w:r>
+      <w:r>
+        <w:br/>
+      </w:r>
+      <w:r>
+        <w:rPr>
+          <w:rStyle w:val="CommentTok"/>
+        </w:rPr>
+        <w:t xml:space="preserve"># n_pc &lt;- 11</w:t>
+      </w:r>
+      <w:r>
+        <w:br/>
+      </w:r>
+      <w:r>
+        <w:br/>
+      </w:r>
+      <w:r>
+        <w:rPr>
+          <w:rStyle w:val="CommentTok"/>
+        </w:rPr>
         <w:t xml:space="preserve"># Compute MFPCA</w:t>
       </w:r>
       <w:r>
@@ -6490,7 +6558,19 @@
         <w:rPr>
           <w:rStyle w:val="NormalTok"/>
         </w:rPr>
-        <w:t xml:space="preserve">), </w:t>
+        <w:t xml:space="preserve">, </w:t>
+      </w:r>
+      <w:r>
+        <w:rPr>
+          <w:rStyle w:val="AttributeTok"/>
+        </w:rPr>
+        <w:t xml:space="preserve">npc =</w:t>
+      </w:r>
+      <w:r>
+        <w:rPr>
+          <w:rStyle w:val="NormalTok"/>
+        </w:rPr>
+        <w:t xml:space="preserve"> n_pc), </w:t>
       </w:r>
       <w:r>
         <w:rPr>
@@ -6526,7 +6606,19 @@
         <w:rPr>
           <w:rStyle w:val="NormalTok"/>
         </w:rPr>
-        <w:t xml:space="preserve">))</w:t>
+        <w:t xml:space="preserve">, </w:t>
+      </w:r>
+      <w:r>
+        <w:rPr>
+          <w:rStyle w:val="AttributeTok"/>
+        </w:rPr>
+        <w:t xml:space="preserve">npc =</w:t>
+      </w:r>
+      <w:r>
+        <w:rPr>
+          <w:rStyle w:val="NormalTok"/>
+        </w:rPr>
+        <w:t xml:space="preserve"> n_pc))</w:t>
       </w:r>
       <w:r>
         <w:br/>
@@ -6543,7 +6635,7 @@
         <w:pStyle w:val="FirstParagraph"/>
       </w:pPr>
       <w:r>
-        <w:t xml:space="preserve">We can quickly calculate the proportion of explained variance of each PC with the following code. Since we have calculated only two PCs, PC1 and PC2 together explain 100% of the variance in our data. For each PC that is calculated, the higher the variance explained, the better the variance patterns in the data are captured.</w:t>
+        <w:t xml:space="preserve">We can quickly calculate the relative proportion of explained variance of each PC with the following code.</w:t>
       </w:r>
     </w:p>
     <w:p>
@@ -6622,7 +6714,7 @@
         <w:rPr>
           <w:rStyle w:val="VerbatimChar"/>
         </w:rPr>
-        <w:t xml:space="preserve">[1] 0.7108713 0.2891287</w:t>
+        <w:t xml:space="preserve">[1] 0.7242321 0.2757679</w:t>
       </w:r>
     </w:p>
     <w:p>
@@ -6630,7 +6722,7 @@
         <w:pStyle w:val="FirstParagraph"/>
       </w:pPr>
       <w:r>
-        <w:t xml:space="preserve">The best way to assess the effect of the PC scores on the shape of the tongue contours is to plot the predicted tongue contours based on a set of representative PC scores. In order to be able to plot the predicted contours, we need to calculate them from the MFPCA object. Gubian suggests plotting predicted curves at score intervals based on fractions of the scores standard deviation. This is what the following code does.</w:t>
+        <w:t xml:space="preserve">The best way to assess the effect of the PC scores on the shape of the tongue contours is to plot the predicted tongue contours based on a set of representative PC scores. In order to be able to plot the predicted contours, we need to calculate them from the MFPCA object. It is suggested to plot predicted curves at score intervals based on fractions of the scores standard deviation. This is what the following code does.</w:t>
       </w:r>
     </w:p>
     <w:p>
@@ -10615,7 +10707,7 @@
         <w:pStyle w:val="BodyText"/>
       </w:pPr>
       <w:r>
-        <w:t xml:space="preserve">Multivariate GAMs can model tongue contours in specific contexts and combinations thereof, like different vowels, consonant, prosodic contexts and so on. The rather complex model structure required to fit multivariate GAMs to tongue data comes at a computational cost and an interpretative cost. Computationally, multivariate GAMs can take hours to estimate even the most simple models. Interpretationally, comparing different tongue contours quantitatively based on the output of a multivariate GAM is non-trivial, given that the tongue contour is in fact a curve reconstructed from the smooths of the X and Y coordinates along knot (in other words, the model does not model tongue contours directly). Moreover, there is no straightforward way to use traditional methods to assess (frequentist) statistical significance. From a practical point of view, a multivariate GAM ends up being a mathematically complex way of obtaining a sort of average tongue contour.</w:t>
+        <w:t xml:space="preserve">Multivariate GAMs can model tongue contours in specific contexts and combinations thereof, like different vowels, consonant, prosodic contexts and so on. The rather complex model structure required to fit multivariate GAMs to tongue data comes at a computational cost and an interpretative cost. Computationally, multivariate GAMs can take hours to estimate even the most simple models. Interpretationally, comparing different tongue contours quantitatively based on the output of a multivariate GAM is non-trivial, given that the tongue contour is in fact a curve reconstructed from the smooths of the X and Y coordinates along knot (in other words, the model does not model tongue contours directly). Moreover, there is no straightforward way to use traditional methods to assess (frequentist) statistical significance. From a practical point of view, a multivariate GAM ends up being a mathematically complex way of obtaining a sort of average tongue contour. A further constraint is that mgcv offers only a multivariate Gaussian distribution, which might not always be an appropriate distribution (despite being a safe neutral assumption).</w:t>
       </w:r>
     </w:p>
     <w:p>
@@ -10771,7 +10863,7 @@
         <w:pStyle w:val="FirstParagraph"/>
       </w:pPr>
       <w:r>
-        <w:t xml:space="preserve">All the materials (inlcuding data and code) are available in the research compendium of the tutorial at</w:t>
+        <w:t xml:space="preserve">All the materials (including data and code) are available in the research compendium of the tutorial at</w:t>
       </w:r>
       <w:r>
         <w:t xml:space="preserve"> </w:t>
@@ -10803,7 +10895,7 @@
       </w:r>
     </w:p>
     <w:bookmarkEnd w:id="137"/>
-    <w:bookmarkStart w:id="219" w:name="references"/>
+    <w:bookmarkStart w:id="227" w:name="references"/>
     <w:p>
       <w:pPr>
         <w:pStyle w:val="Heading1"/>
@@ -10812,7 +10904,7 @@
         <w:t xml:space="preserve">References</w:t>
       </w:r>
     </w:p>
-    <w:bookmarkStart w:id="218" w:name="refs"/>
+    <w:bookmarkStart w:id="226" w:name="refs"/>
     <w:bookmarkStart w:id="138" w:name="ref-alorifi2008"/>
     <w:p>
       <w:pPr>
@@ -11455,32 +11547,40 @@
       </w:r>
     </w:p>
     <w:bookmarkEnd w:id="167"/>
-    <w:bookmarkStart w:id="169" w:name="ref-gubian2019"/>
+    <w:bookmarkStart w:id="169" w:name="ref-gubian2025"/>
     <w:p>
       <w:pPr>
         <w:pStyle w:val="Bibliography"/>
       </w:pPr>
       <w:r>
-        <w:t xml:space="preserve">Gubian, Michele, Jonathan Harrington, Mary Stevens, Florian Schiel, and Paul Warren. 2019.</w:t>
-      </w:r>
-      <w:r>
-        <w:t xml:space="preserve"> </w:t>
-      </w:r>
-      <w:r>
-        <w:t xml:space="preserve">“Tracking the New Zealand English NEAR/SQUARE Merger Using Functional Principal Components Analysis.”</w:t>
-      </w:r>
-      <w:r>
-        <w:t xml:space="preserve"> </w:t>
-      </w:r>
-      <w:r>
-        <w:rPr>
-          <w:i/>
-          <w:iCs/>
-        </w:rPr>
-        <w:t xml:space="preserve">Proceedings of INTERSPEECH 2019</w:t>
-      </w:r>
-      <w:r>
-        <w:t xml:space="preserve">, 296300.</w:t>
+        <w:t xml:space="preserve">———. 2025.</w:t>
+      </w:r>
+      <w:r>
+        <w:t xml:space="preserve"> </w:t>
+      </w:r>
+      <w:r>
+        <w:t xml:space="preserve">“Analysis of Uni- and Multi-Dimensional Contours with</w:t>
+      </w:r>
+      <w:r>
+        <w:t xml:space="preserve"> </w:t>
+      </w:r>
+      <w:r>
+        <w:t xml:space="preserve">GAMs</w:t>
+      </w:r>
+      <w:r>
+        <w:t xml:space="preserve"> </w:t>
+      </w:r>
+      <w:r>
+        <w:t xml:space="preserve">and Functional</w:t>
+      </w:r>
+      <w:r>
+        <w:t xml:space="preserve"> </w:t>
+      </w:r>
+      <w:r>
+        <w:t xml:space="preserve">PCA</w:t>
+      </w:r>
+      <w:r>
+        <w:t xml:space="preserve">: An Application to Ultrasound Tongue Imaging [Version 1.0.0].”</w:t>
       </w:r>
       <w:r>
         <w:t xml:space="preserve"> </w:t>
@@ -11490,7 +11590,7 @@
           <w:rPr>
             <w:rStyle w:val="Hyperlink"/>
           </w:rPr>
-          <w:t xml:space="preserve">https://doi.org/10.21437/interspeech.2019-2115</w:t>
+          <w:t xml:space="preserve">https://github.com/uasolo/FPCA-phonetics-workshop/tree/master/presentations/UTI</w:t>
         </w:r>
       </w:hyperlink>
       <w:r>
@@ -11541,19 +11641,19 @@
       </w:r>
     </w:p>
     <w:bookmarkEnd w:id="171"/>
-    <w:bookmarkStart w:id="173" w:name="ref-hastie1986"/>
+    <w:bookmarkStart w:id="173" w:name="ref-gubian2015"/>
     <w:p>
       <w:pPr>
         <w:pStyle w:val="Bibliography"/>
       </w:pPr>
       <w:r>
-        <w:t xml:space="preserve">Hastie, Trevor, and Robert Tibshirani. 1986.</w:t>
-      </w:r>
-      <w:r>
-        <w:t xml:space="preserve"> </w:t>
-      </w:r>
-      <w:r>
-        <w:t xml:space="preserve">“Generalized Additive Models.”</w:t>
+        <w:t xml:space="preserve">Gubian, Michele, Francisco Torreira, and Lou Boves. 2015.</w:t>
+      </w:r>
+      <w:r>
+        <w:t xml:space="preserve"> </w:t>
+      </w:r>
+      <w:r>
+        <w:t xml:space="preserve">“Using Functional Data Analysis for Investigating Multidimensional Dynamic Phonetic Contrasts.”</w:t>
       </w:r>
       <w:r>
         <w:t xml:space="preserve"> </w:t>
@@ -11563,6 +11663,52 @@
           <w:i/>
           <w:iCs/>
         </w:rPr>
+        <w:t xml:space="preserve">Journal of Phonetics</w:t>
+      </w:r>
+      <w:r>
+        <w:t xml:space="preserve"> </w:t>
+      </w:r>
+      <w:r>
+        <w:t xml:space="preserve">49 (March): 16–40.</w:t>
+      </w:r>
+      <w:r>
+        <w:t xml:space="preserve"> </w:t>
+      </w:r>
+      <w:hyperlink r:id="rId172">
+        <w:r>
+          <w:rPr>
+            <w:rStyle w:val="Hyperlink"/>
+          </w:rPr>
+          <w:t xml:space="preserve">https://doi.org/10.1016/j.wocn.2014.10.001</w:t>
+        </w:r>
+      </w:hyperlink>
+      <w:r>
+        <w:t xml:space="preserve">.</w:t>
+      </w:r>
+    </w:p>
+    <w:bookmarkEnd w:id="173"/>
+    <w:bookmarkStart w:id="175" w:name="ref-hastie1986"/>
+    <w:p>
+      <w:pPr>
+        <w:pStyle w:val="Bibliography"/>
+      </w:pPr>
+      <w:r>
+        <w:t xml:space="preserve">Hastie, Trevor, and Robert Tibshirani. 1986.</w:t>
+      </w:r>
+      <w:r>
+        <w:t xml:space="preserve"> </w:t>
+      </w:r>
+      <w:r>
+        <w:t xml:space="preserve">“Generalized Additive Models.”</w:t>
+      </w:r>
+      <w:r>
+        <w:t xml:space="preserve"> </w:t>
+      </w:r>
+      <w:r>
+        <w:rPr>
+          <w:i/>
+          <w:iCs/>
+        </w:rPr>
         <w:t xml:space="preserve">Statistical Science</w:t>
       </w:r>
       <w:r>
@@ -11574,7 +11720,7 @@
       <w:r>
         <w:t xml:space="preserve"> </w:t>
       </w:r>
-      <w:hyperlink r:id="rId172">
+      <w:hyperlink r:id="rId174">
         <w:r>
           <w:rPr>
             <w:rStyle w:val="Hyperlink"/>
@@ -11586,8 +11732,8 @@
         <w:t xml:space="preserve">.</w:t>
       </w:r>
     </w:p>
-    <w:bookmarkEnd w:id="173"/>
-    <w:bookmarkStart w:id="175" w:name="ref-honda1996"/>
+    <w:bookmarkEnd w:id="175"/>
+    <w:bookmarkStart w:id="177" w:name="ref-honda1996"/>
     <w:p>
       <w:pPr>
         <w:pStyle w:val="Bibliography"/>
@@ -11620,7 +11766,7 @@
       <w:r>
         <w:t xml:space="preserve"> </w:t>
       </w:r>
-      <w:hyperlink r:id="rId174">
+      <w:hyperlink r:id="rId176">
         <w:r>
           <w:rPr>
             <w:rStyle w:val="Hyperlink"/>
@@ -11632,8 +11778,8 @@
         <w:t xml:space="preserve">.</w:t>
       </w:r>
     </w:p>
-    <w:bookmarkEnd w:id="175"/>
-    <w:bookmarkStart w:id="177" w:name="ref-hoole1999"/>
+    <w:bookmarkEnd w:id="177"/>
+    <w:bookmarkStart w:id="179" w:name="ref-hoole1999"/>
     <w:p>
       <w:pPr>
         <w:pStyle w:val="Bibliography"/>
@@ -11666,7 +11812,7 @@
       <w:r>
         <w:t xml:space="preserve"> </w:t>
       </w:r>
-      <w:hyperlink r:id="rId176">
+      <w:hyperlink r:id="rId178">
         <w:r>
           <w:rPr>
             <w:rStyle w:val="Hyperlink"/>
@@ -11678,8 +11824,8 @@
         <w:t xml:space="preserve">.</w:t>
       </w:r>
     </w:p>
-    <w:bookmarkEnd w:id="177"/>
-    <w:bookmarkStart w:id="178" w:name="ref-kassambara2017a"/>
+    <w:bookmarkEnd w:id="179"/>
+    <w:bookmarkStart w:id="180" w:name="ref-kassambara2017a"/>
     <w:p>
       <w:pPr>
         <w:pStyle w:val="Bibliography"/>
@@ -11701,8 +11847,8 @@
         <w:t xml:space="preserve">. STHDA.</w:t>
       </w:r>
     </w:p>
-    <w:bookmarkEnd w:id="178"/>
-    <w:bookmarkStart w:id="179" w:name="ref-khattab2006"/>
+    <w:bookmarkEnd w:id="180"/>
+    <w:bookmarkStart w:id="181" w:name="ref-khattab2006"/>
     <w:p>
       <w:pPr>
         <w:pStyle w:val="Bibliography"/>
@@ -11723,8 +11869,8 @@
         <w:t xml:space="preserve">In, edited by Sami Boudelaa, XVI:131–60. The Netherlands: John Benjamins Publishing Company.</w:t>
       </w:r>
     </w:p>
-    <w:bookmarkEnd w:id="179"/>
-    <w:bookmarkStart w:id="181" w:name="ref-lian2022"/>
+    <w:bookmarkEnd w:id="181"/>
+    <w:bookmarkStart w:id="183" w:name="ref-lian2022"/>
     <w:p>
       <w:pPr>
         <w:pStyle w:val="Bibliography"/>
@@ -11748,7 +11894,7 @@
       <w:r>
         <w:t xml:space="preserve"> </w:t>
       </w:r>
-      <w:hyperlink r:id="rId180">
+      <w:hyperlink r:id="rId182">
         <w:r>
           <w:rPr>
             <w:rStyle w:val="Hyperlink"/>
@@ -11760,8 +11906,8 @@
         <w:t xml:space="preserve">.</w:t>
       </w:r>
     </w:p>
-    <w:bookmarkEnd w:id="181"/>
-    <w:bookmarkStart w:id="183" w:name="ref-lulich2018"/>
+    <w:bookmarkEnd w:id="183"/>
+    <w:bookmarkStart w:id="185" w:name="ref-lulich2018"/>
     <w:p>
       <w:pPr>
         <w:pStyle w:val="Bibliography"/>
@@ -11794,7 +11940,7 @@
       <w:r>
         <w:t xml:space="preserve"> </w:t>
       </w:r>
-      <w:hyperlink r:id="rId182">
+      <w:hyperlink r:id="rId184">
         <w:r>
           <w:rPr>
             <w:rStyle w:val="Hyperlink"/>
@@ -11806,8 +11952,8 @@
         <w:t xml:space="preserve">.</w:t>
       </w:r>
     </w:p>
-    <w:bookmarkEnd w:id="183"/>
-    <w:bookmarkStart w:id="185" w:name="ref-mathis2018"/>
+    <w:bookmarkEnd w:id="185"/>
+    <w:bookmarkStart w:id="187" w:name="ref-mathis2018"/>
     <w:p>
       <w:pPr>
         <w:pStyle w:val="Bibliography"/>
@@ -11840,7 +11986,7 @@
       <w:r>
         <w:t xml:space="preserve"> </w:t>
       </w:r>
-      <w:hyperlink r:id="rId184">
+      <w:hyperlink r:id="rId186">
         <w:r>
           <w:rPr>
             <w:rStyle w:val="Hyperlink"/>
@@ -11852,8 +11998,8 @@
         <w:t xml:space="preserve">.</w:t>
       </w:r>
     </w:p>
-    <w:bookmarkEnd w:id="185"/>
-    <w:bookmarkStart w:id="187" w:name="ref-nasr1959"/>
+    <w:bookmarkEnd w:id="187"/>
+    <w:bookmarkStart w:id="189" w:name="ref-nasr1959"/>
     <w:p>
       <w:pPr>
         <w:pStyle w:val="Bibliography"/>
@@ -11886,7 +12032,7 @@
       <w:r>
         <w:t xml:space="preserve"> </w:t>
       </w:r>
-      <w:hyperlink r:id="rId186">
+      <w:hyperlink r:id="rId188">
         <w:r>
           <w:rPr>
             <w:rStyle w:val="Hyperlink"/>
@@ -11898,8 +12044,8 @@
         <w:t xml:space="preserve">.</w:t>
       </w:r>
     </w:p>
-    <w:bookmarkEnd w:id="187"/>
-    <w:bookmarkStart w:id="188" w:name="ref-obrecht1968"/>
+    <w:bookmarkEnd w:id="189"/>
+    <w:bookmarkStart w:id="190" w:name="ref-obrecht1968"/>
     <w:p>
       <w:pPr>
         <w:pStyle w:val="Bibliography"/>
@@ -11921,8 +12067,8 @@
         <w:t xml:space="preserve">. Reprint 2017. Janua linguarum ; 39, Ser. practica. Berlin ;Boston: De Gruyter Mouton.</w:t>
       </w:r>
     </w:p>
-    <w:bookmarkEnd w:id="188"/>
-    <w:bookmarkStart w:id="190" w:name="ref-pedersen2019"/>
+    <w:bookmarkEnd w:id="190"/>
+    <w:bookmarkStart w:id="192" w:name="ref-pedersen2019"/>
     <w:p>
       <w:pPr>
         <w:pStyle w:val="Bibliography"/>
@@ -11955,7 +12101,7 @@
       <w:r>
         <w:t xml:space="preserve"> </w:t>
       </w:r>
-      <w:hyperlink r:id="rId189">
+      <w:hyperlink r:id="rId191">
         <w:r>
           <w:rPr>
             <w:rStyle w:val="Hyperlink"/>
@@ -11967,42 +12113,20 @@
         <w:t xml:space="preserve">.</w:t>
       </w:r>
     </w:p>
-    <w:bookmarkEnd w:id="190"/>
-    <w:bookmarkStart w:id="191" w:name="ref-sakr2019"/>
+    <w:bookmarkEnd w:id="192"/>
+    <w:bookmarkStart w:id="194" w:name="ref-pettersson1987"/>
     <w:p>
       <w:pPr>
         <w:pStyle w:val="Bibliography"/>
       </w:pPr>
       <w:r>
-        <w:t xml:space="preserve">Sakr, Georges. 2019.</w:t>
-      </w:r>
-      <w:r>
-        <w:t xml:space="preserve"> </w:t>
-      </w:r>
-      <w:r>
-        <w:t xml:space="preserve">“A Laboratory Phonology Investigation Into The Vocalic Inventory of Lebanese.”</w:t>
-      </w:r>
-      <w:r>
-        <w:t xml:space="preserve"> </w:t>
-      </w:r>
-      <w:r>
-        <w:t xml:space="preserve">Master’s thesis, United Kingdom.</w:t>
-      </w:r>
-    </w:p>
-    <w:bookmarkEnd w:id="191"/>
-    <w:bookmarkStart w:id="193" w:name="ref-sakr2023"/>
-    <w:p>
-      <w:pPr>
-        <w:pStyle w:val="Bibliography"/>
-      </w:pPr>
-      <w:r>
-        <w:t xml:space="preserve">———. 2023.</w:t>
-      </w:r>
-      <w:r>
-        <w:t xml:space="preserve"> </w:t>
-      </w:r>
-      <w:r>
-        <w:t xml:space="preserve">“On the Acoustics of Emphasis in Central Mount Lebanon Lebanese.”</w:t>
+        <w:t xml:space="preserve">Pettersson, Thore, and Sidney Wood. 1987.</w:t>
+      </w:r>
+      <w:r>
+        <w:t xml:space="preserve"> </w:t>
+      </w:r>
+      <w:r>
+        <w:t xml:space="preserve">“Vowel Reduction in Bulgarian and Its Implications for Theories of Vowel Production: A Review of the Problem.”</w:t>
       </w:r>
       <w:r>
         <w:t xml:space="preserve"> </w:t>
@@ -12012,6 +12136,111 @@
           <w:i/>
           <w:iCs/>
         </w:rPr>
+        <w:t xml:space="preserve">Folia Linguistica</w:t>
+      </w:r>
+      <w:r>
+        <w:t xml:space="preserve"> </w:t>
+      </w:r>
+      <w:r>
+        <w:t xml:space="preserve">21 (2-4).</w:t>
+      </w:r>
+      <w:r>
+        <w:t xml:space="preserve"> </w:t>
+      </w:r>
+      <w:hyperlink r:id="rId193">
+        <w:r>
+          <w:rPr>
+            <w:rStyle w:val="Hyperlink"/>
+          </w:rPr>
+          <w:t xml:space="preserve">https://doi.org/10.1515/flin.1987.21.2-4.261</w:t>
+        </w:r>
+      </w:hyperlink>
+      <w:r>
+        <w:t xml:space="preserve">.</w:t>
+      </w:r>
+    </w:p>
+    <w:bookmarkEnd w:id="194"/>
+    <w:bookmarkStart w:id="196" w:name="ref-ramsay2005"/>
+    <w:p>
+      <w:pPr>
+        <w:pStyle w:val="Bibliography"/>
+      </w:pPr>
+      <w:r>
+        <w:t xml:space="preserve">Ramsay, J. O., and B. W. Silverman. 2005.</w:t>
+      </w:r>
+      <w:r>
+        <w:t xml:space="preserve"> </w:t>
+      </w:r>
+      <w:r>
+        <w:rPr>
+          <w:i/>
+          <w:iCs/>
+        </w:rPr>
+        <w:t xml:space="preserve">Functional Data Analysis</w:t>
+      </w:r>
+      <w:r>
+        <w:t xml:space="preserve">. Springer Series in Statistics. New York, NY: Springer New York.</w:t>
+      </w:r>
+      <w:r>
+        <w:t xml:space="preserve"> </w:t>
+      </w:r>
+      <w:hyperlink r:id="rId195">
+        <w:r>
+          <w:rPr>
+            <w:rStyle w:val="Hyperlink"/>
+          </w:rPr>
+          <w:t xml:space="preserve">https://doi.org/10.1007/b98888</w:t>
+        </w:r>
+      </w:hyperlink>
+      <w:r>
+        <w:t xml:space="preserve">.</w:t>
+      </w:r>
+    </w:p>
+    <w:bookmarkEnd w:id="196"/>
+    <w:bookmarkStart w:id="197" w:name="ref-sakr2019"/>
+    <w:p>
+      <w:pPr>
+        <w:pStyle w:val="Bibliography"/>
+      </w:pPr>
+      <w:r>
+        <w:t xml:space="preserve">Sakr, Georges. 2019.</w:t>
+      </w:r>
+      <w:r>
+        <w:t xml:space="preserve"> </w:t>
+      </w:r>
+      <w:r>
+        <w:t xml:space="preserve">“A Laboratory Phonology Investigation Into The Vocalic Inventory of Lebanese.”</w:t>
+      </w:r>
+      <w:r>
+        <w:t xml:space="preserve"> </w:t>
+      </w:r>
+      <w:r>
+        <w:t xml:space="preserve">Master’s thesis, United Kingdom.</w:t>
+      </w:r>
+    </w:p>
+    <w:bookmarkEnd w:id="197"/>
+    <w:bookmarkStart w:id="199" w:name="ref-sakr2023"/>
+    <w:p>
+      <w:pPr>
+        <w:pStyle w:val="Bibliography"/>
+      </w:pPr>
+      <w:r>
+        <w:t xml:space="preserve">———. 2023.</w:t>
+      </w:r>
+      <w:r>
+        <w:t xml:space="preserve"> </w:t>
+      </w:r>
+      <w:r>
+        <w:t xml:space="preserve">“On the Acoustics of Emphasis in Central Mount Lebanon Lebanese.”</w:t>
+      </w:r>
+      <w:r>
+        <w:t xml:space="preserve"> </w:t>
+      </w:r>
+      <w:r>
+        <w:rPr>
+          <w:i/>
+          <w:iCs/>
+        </w:rPr>
         <w:t xml:space="preserve">Journal of Semitic Studies</w:t>
       </w:r>
       <w:r>
@@ -12020,7 +12249,7 @@
       <w:r>
         <w:t xml:space="preserve"> </w:t>
       </w:r>
-      <w:hyperlink r:id="rId192">
+      <w:hyperlink r:id="rId198">
         <w:r>
           <w:rPr>
             <w:rStyle w:val="Hyperlink"/>
@@ -12032,8 +12261,8 @@
         <w:t xml:space="preserve">.</w:t>
       </w:r>
     </w:p>
-    <w:bookmarkEnd w:id="193"/>
-    <w:bookmarkStart w:id="194" w:name="ref-sakr2025"/>
+    <w:bookmarkEnd w:id="199"/>
+    <w:bookmarkStart w:id="200" w:name="ref-sakr2025"/>
     <w:p>
       <w:pPr>
         <w:pStyle w:val="Bibliography"/>
@@ -12054,8 +12283,8 @@
         <w:t xml:space="preserve">PhD thesis.</w:t>
       </w:r>
     </w:p>
-    <w:bookmarkEnd w:id="194"/>
-    <w:bookmarkStart w:id="195" w:name="ref-scobbie2011"/>
+    <w:bookmarkEnd w:id="200"/>
+    <w:bookmarkStart w:id="201" w:name="ref-scobbie2011"/>
     <w:p>
       <w:pPr>
         <w:pStyle w:val="Bibliography"/>
@@ -12076,8 +12305,8 @@
         <w:t xml:space="preserve">In, 14.</w:t>
       </w:r>
     </w:p>
-    <w:bookmarkEnd w:id="195"/>
-    <w:bookmarkStart w:id="196" w:name="ref-shaaban1999"/>
+    <w:bookmarkEnd w:id="201"/>
+    <w:bookmarkStart w:id="202" w:name="ref-shaaban1999"/>
     <w:p>
       <w:pPr>
         <w:pStyle w:val="Bibliography"/>
@@ -12108,8 +12337,8 @@
         <w:t xml:space="preserve">23 (1): 116.</w:t>
       </w:r>
     </w:p>
-    <w:bookmarkEnd w:id="196"/>
-    <w:bookmarkStart w:id="198" w:name="ref-soskuthy2021"/>
+    <w:bookmarkEnd w:id="202"/>
+    <w:bookmarkStart w:id="204" w:name="ref-soskuthy2021"/>
     <w:p>
       <w:pPr>
         <w:pStyle w:val="Bibliography"/>
@@ -12142,7 +12371,7 @@
       <w:r>
         <w:t xml:space="preserve"> </w:t>
       </w:r>
-      <w:hyperlink r:id="rId197">
+      <w:hyperlink r:id="rId203">
         <w:r>
           <w:rPr>
             <w:rStyle w:val="Hyperlink"/>
@@ -12154,8 +12383,8 @@
         <w:t xml:space="preserve">.</w:t>
       </w:r>
     </w:p>
-    <w:bookmarkEnd w:id="198"/>
-    <w:bookmarkStart w:id="200" w:name="ref-soskuthy2017a"/>
+    <w:bookmarkEnd w:id="204"/>
+    <w:bookmarkStart w:id="206" w:name="ref-soskuthy2017a"/>
     <w:p>
       <w:pPr>
         <w:pStyle w:val="Bibliography"/>
@@ -12172,7 +12401,7 @@
       <w:r>
         <w:t xml:space="preserve"> </w:t>
       </w:r>
-      <w:hyperlink r:id="rId199">
+      <w:hyperlink r:id="rId205">
         <w:r>
           <w:rPr>
             <w:rStyle w:val="Hyperlink"/>
@@ -12184,8 +12413,8 @@
         <w:t xml:space="preserve">.</w:t>
       </w:r>
     </w:p>
-    <w:bookmarkEnd w:id="200"/>
-    <w:bookmarkStart w:id="202" w:name="ref-stone2005"/>
+    <w:bookmarkEnd w:id="206"/>
+    <w:bookmarkStart w:id="208" w:name="ref-stone2005"/>
     <w:p>
       <w:pPr>
         <w:pStyle w:val="Bibliography"/>
@@ -12218,7 +12447,7 @@
       <w:r>
         <w:t xml:space="preserve"> </w:t>
       </w:r>
-      <w:hyperlink r:id="rId201">
+      <w:hyperlink r:id="rId207">
         <w:r>
           <w:rPr>
             <w:rStyle w:val="Hyperlink"/>
@@ -12230,8 +12459,8 @@
         <w:t xml:space="preserve">.</w:t>
       </w:r>
     </w:p>
-    <w:bookmarkEnd w:id="202"/>
-    <w:bookmarkStart w:id="204" w:name="ref-strycharczuk2021"/>
+    <w:bookmarkEnd w:id="208"/>
+    <w:bookmarkStart w:id="210" w:name="ref-strycharczuk2021"/>
     <w:p>
       <w:pPr>
         <w:pStyle w:val="Bibliography"/>
@@ -12264,7 +12493,7 @@
       <w:r>
         <w:t xml:space="preserve"> </w:t>
       </w:r>
-      <w:hyperlink r:id="rId203">
+      <w:hyperlink r:id="rId209">
         <w:r>
           <w:rPr>
             <w:rStyle w:val="Hyperlink"/>
@@ -12276,8 +12505,8 @@
         <w:t xml:space="preserve">.</w:t>
       </w:r>
     </w:p>
-    <w:bookmarkEnd w:id="204"/>
-    <w:bookmarkStart w:id="206" w:name="ref-strycharczuk2025"/>
+    <w:bookmarkEnd w:id="210"/>
+    <w:bookmarkStart w:id="212" w:name="ref-strycharczuk2025"/>
     <w:p>
       <w:pPr>
         <w:pStyle w:val="Bibliography"/>
@@ -12307,7 +12536,7 @@
       <w:r>
         <w:t xml:space="preserve"> </w:t>
       </w:r>
-      <w:hyperlink r:id="rId205">
+      <w:hyperlink r:id="rId211">
         <w:r>
           <w:rPr>
             <w:rStyle w:val="Hyperlink"/>
@@ -12319,8 +12548,8 @@
         <w:t xml:space="preserve">.</w:t>
       </w:r>
     </w:p>
-    <w:bookmarkEnd w:id="206"/>
-    <w:bookmarkStart w:id="207" w:name="ref-sullivan2017"/>
+    <w:bookmarkEnd w:id="212"/>
+    <w:bookmarkStart w:id="213" w:name="ref-sullivan2017"/>
     <w:p>
       <w:pPr>
         <w:pStyle w:val="Bibliography"/>
@@ -12341,8 +12570,8 @@
         <w:t xml:space="preserve">PhD thesis.</w:t>
       </w:r>
     </w:p>
-    <w:bookmarkEnd w:id="207"/>
-    <w:bookmarkStart w:id="208" w:name="ref-watson2002"/>
+    <w:bookmarkEnd w:id="213"/>
+    <w:bookmarkStart w:id="214" w:name="ref-watson2002"/>
     <w:p>
       <w:pPr>
         <w:pStyle w:val="Bibliography"/>
@@ -12364,8 +12593,8 @@
         <w:t xml:space="preserve">. Phonology of the world’s languages. Oxford: Oxford University Press.</w:t>
       </w:r>
     </w:p>
-    <w:bookmarkEnd w:id="208"/>
-    <w:bookmarkStart w:id="210" w:name="ref-wieling2018"/>
+    <w:bookmarkEnd w:id="214"/>
+    <w:bookmarkStart w:id="216" w:name="ref-wieling2018"/>
     <w:p>
       <w:pPr>
         <w:pStyle w:val="Bibliography"/>
@@ -12398,7 +12627,7 @@
       <w:r>
         <w:t xml:space="preserve"> </w:t>
       </w:r>
-      <w:hyperlink r:id="rId209">
+      <w:hyperlink r:id="rId215">
         <w:r>
           <w:rPr>
             <w:rStyle w:val="Hyperlink"/>
@@ -12410,14 +12639,20 @@
         <w:t xml:space="preserve">.</w:t>
       </w:r>
     </w:p>
-    <w:bookmarkEnd w:id="210"/>
-    <w:bookmarkStart w:id="211" w:name="ref-wood2006"/>
+    <w:bookmarkEnd w:id="216"/>
+    <w:bookmarkStart w:id="218" w:name="ref-wieling2016"/>
     <w:p>
       <w:pPr>
         <w:pStyle w:val="Bibliography"/>
       </w:pPr>
       <w:r>
-        <w:t xml:space="preserve">Wood, Simon. 2006.</w:t>
+        <w:t xml:space="preserve">Wieling, Martijn, Fabian Tomaschek, Denis Arnold, Mark Tiede, Franziska Bröker, Samuel Thiele, Simon N. Wood, and R. Harald Baayen. 2016.</w:t>
+      </w:r>
+      <w:r>
+        <w:t xml:space="preserve"> </w:t>
+      </w:r>
+      <w:r>
+        <w:t xml:space="preserve">“Investigating Dialectal Differences Using Articulography.”</w:t>
       </w:r>
       <w:r>
         <w:t xml:space="preserve"> </w:t>
@@ -12427,26 +12662,37 @@
           <w:i/>
           <w:iCs/>
         </w:rPr>
-        <w:t xml:space="preserve">Generalized Additive Models: An Introduction with r</w:t>
-      </w:r>
-      <w:r>
-        <w:t xml:space="preserve">. CRC Press.</w:t>
-      </w:r>
-    </w:p>
-    <w:bookmarkEnd w:id="211"/>
-    <w:bookmarkStart w:id="213" w:name="ref-wrench2024"/>
+        <w:t xml:space="preserve">Journal of Phonetics</w:t>
+      </w:r>
+      <w:r>
+        <w:t xml:space="preserve"> </w:t>
+      </w:r>
+      <w:r>
+        <w:t xml:space="preserve">59 (November): 122–43.</w:t>
+      </w:r>
+      <w:r>
+        <w:t xml:space="preserve"> </w:t>
+      </w:r>
+      <w:hyperlink r:id="rId217">
+        <w:r>
+          <w:rPr>
+            <w:rStyle w:val="Hyperlink"/>
+          </w:rPr>
+          <w:t xml:space="preserve">https://doi.org/10.1016/j.wocn.2016.09.004</w:t>
+        </w:r>
+      </w:hyperlink>
+      <w:r>
+        <w:t xml:space="preserve">.</w:t>
+      </w:r>
+    </w:p>
+    <w:bookmarkEnd w:id="218"/>
+    <w:bookmarkStart w:id="219" w:name="ref-wood2006"/>
     <w:p>
       <w:pPr>
         <w:pStyle w:val="Bibliography"/>
       </w:pPr>
       <w:r>
-        <w:t xml:space="preserve">Wrench, Alan. 2024.</w:t>
-      </w:r>
-      <w:r>
-        <w:t xml:space="preserve"> </w:t>
-      </w:r>
-      <w:r>
-        <w:t xml:space="preserve">“The Compartmental Tongue.”</w:t>
+        <w:t xml:space="preserve">Wood, Simon. 2006.</w:t>
       </w:r>
       <w:r>
         <w:t xml:space="preserve"> </w:t>
@@ -12456,6 +12702,35 @@
           <w:i/>
           <w:iCs/>
         </w:rPr>
+        <w:t xml:space="preserve">Generalized Additive Models: An Introduction with r</w:t>
+      </w:r>
+      <w:r>
+        <w:t xml:space="preserve">. CRC Press.</w:t>
+      </w:r>
+    </w:p>
+    <w:bookmarkEnd w:id="219"/>
+    <w:bookmarkStart w:id="221" w:name="ref-wrench2024"/>
+    <w:p>
+      <w:pPr>
+        <w:pStyle w:val="Bibliography"/>
+      </w:pPr>
+      <w:r>
+        <w:t xml:space="preserve">Wrench, Alan. 2024.</w:t>
+      </w:r>
+      <w:r>
+        <w:t xml:space="preserve"> </w:t>
+      </w:r>
+      <w:r>
+        <w:t xml:space="preserve">“The Compartmental Tongue.”</w:t>
+      </w:r>
+      <w:r>
+        <w:t xml:space="preserve"> </w:t>
+      </w:r>
+      <w:r>
+        <w:rPr>
+          <w:i/>
+          <w:iCs/>
+        </w:rPr>
         <w:t xml:space="preserve">Journal of Speech, Language, and Hearing Research</w:t>
       </w:r>
       <w:r>
@@ -12467,7 +12742,7 @@
       <w:r>
         <w:t xml:space="preserve"> </w:t>
       </w:r>
-      <w:hyperlink r:id="rId212">
+      <w:hyperlink r:id="rId220">
         <w:r>
           <w:rPr>
             <w:rStyle w:val="Hyperlink"/>
@@ -12479,8 +12754,8 @@
         <w:t xml:space="preserve">.</w:t>
       </w:r>
     </w:p>
-    <w:bookmarkEnd w:id="213"/>
-    <w:bookmarkStart w:id="215" w:name="ref-wrench2022"/>
+    <w:bookmarkEnd w:id="221"/>
+    <w:bookmarkStart w:id="223" w:name="ref-wrench2022"/>
     <w:p>
       <w:pPr>
         <w:pStyle w:val="Bibliography"/>
@@ -12513,7 +12788,7 @@
       <w:r>
         <w:t xml:space="preserve"> </w:t>
       </w:r>
-      <w:hyperlink r:id="rId214">
+      <w:hyperlink r:id="rId222">
         <w:r>
           <w:rPr>
             <w:rStyle w:val="Hyperlink"/>
@@ -12525,8 +12800,8 @@
         <w:t xml:space="preserve">.</w:t>
       </w:r>
     </w:p>
-    <w:bookmarkEnd w:id="215"/>
-    <w:bookmarkStart w:id="216" w:name="ref-zawaydeh1999"/>
+    <w:bookmarkEnd w:id="223"/>
+    <w:bookmarkStart w:id="224" w:name="ref-zawaydeh1999"/>
     <w:p>
       <w:pPr>
         <w:pStyle w:val="Bibliography"/>
@@ -12547,8 +12822,8 @@
         <w:t xml:space="preserve">PhD thesis.</w:t>
       </w:r>
     </w:p>
-    <w:bookmarkEnd w:id="216"/>
-    <w:bookmarkStart w:id="217" w:name="ref-zeroual2011"/>
+    <w:bookmarkEnd w:id="224"/>
+    <w:bookmarkStart w:id="225" w:name="ref-zeroual2011"/>
     <w:p>
       <w:pPr>
         <w:pStyle w:val="Bibliography"/>
@@ -12579,9 +12854,9 @@
         <w:t xml:space="preserve">319: 277.</w:t>
       </w:r>
     </w:p>
-    <w:bookmarkEnd w:id="217"/>
-    <w:bookmarkEnd w:id="218"/>
-    <w:bookmarkEnd w:id="219"/>
+    <w:bookmarkEnd w:id="225"/>
+    <w:bookmarkEnd w:id="226"/>
+    <w:bookmarkEnd w:id="227"/>
     <w:sectPr>
       <w:footnotePr>
         <w:numRestart w:val="eachSect"/>

--- a/docs/index.docx
+++ b/docs/index.docx
@@ -5286,7 +5286,7 @@
     <w:bookmarkEnd w:id="80"/>
     <w:bookmarkEnd w:id="81"/>
     <w:bookmarkEnd w:id="82"/>
-    <w:bookmarkStart w:id="133" w:name="sec-fpca"/>
+    <w:bookmarkStart w:id="132" w:name="sec-fpca"/>
     <w:p>
       <w:pPr>
         <w:pStyle w:val="Heading1"/>
@@ -8177,11 +8177,11 @@
         <w:pStyle w:val="BodyText"/>
       </w:pPr>
       <w:r>
-        <w:t xml:space="preserve">Once one has established which patterns each PC is capturing, PC scores can be submitted to further statistical modelling, like for example regression models in which the PC scores are outcome variables and predictors are included to assess possible differences in PC scores, or in which the PC scores are predictors themselves.</w:t>
+        <w:t xml:space="preserve">Once one has established which patterns each PC is capturing, PC scores can be submitted to further statistical modelling, like for example regression models in which the PC scores are outcome variables and predictors are included to assess possible differences in PC scores, or in which the PC scores are predictors themselves. We illustrate an example regression model at the end of the following section for the Lebanese Arabic emphaticness data.</w:t>
       </w:r>
     </w:p>
     <w:bookmarkEnd w:id="98"/>
-    <w:bookmarkStart w:id="132" w:name="emphaticness"/>
+    <w:bookmarkStart w:id="131" w:name="emphaticness"/>
     <w:p>
       <w:pPr>
         <w:pStyle w:val="Heading2"/>
@@ -9804,7 +9804,7 @@
         <w:t xml:space="preserve"> </w:t>
       </w:r>
       <w:r>
-        <w:t xml:space="preserve">with PC1 as the outcome, emphaticness (emphatic vs plain) and vowel (A, E, I, O, U) and their interaction as predictors. We also included by-participant varying intercepts and varying slopes for the emphaticness/vowel interaction. Both emphaticness and vowel were coded using sum contrasts. This is the R formula we used:</w:t>
+        <w:t xml:space="preserve">with PC1 as the outcome, emphaticness (emphatic vs plain) and vowel (A, E, I, O, U) and their interaction as predictors (frequentist methods are of course also possible). We also included by-participant varying intercepts and varying slopes for the emphaticness/vowel interaction. Both emphaticness and vowel were coded using sum contrasts. This is the R formula we used:</w:t>
       </w:r>
       <w:r>
         <w:t xml:space="preserve"> </w:t>
@@ -9833,7 +9833,26 @@
         <w:t xml:space="preserve">.</w:t>
       </w:r>
     </w:p>
-    <w:bookmarkStart w:id="130" w:name="cell-fig-emph-bm"/>
+    <w:p>
+      <w:pPr>
+        <w:pStyle w:val="BodyText"/>
+      </w:pPr>
+      <w:hyperlink w:anchor="fig-emph-bm">
+        <w:r>
+          <w:rPr>
+            <w:rStyle w:val="Hyperlink"/>
+          </w:rPr>
+          <w:t xml:space="preserve">Figure 20</w:t>
+        </w:r>
+      </w:hyperlink>
+      <w:r>
+        <w:t xml:space="preserve"> </w:t>
+      </w:r>
+      <w:r>
+        <w:t xml:space="preserve">shows the posterior distributions of the expected PC1 scores for emphatic and plain consonants followed by each of the vowels, based on the Bayesian regression model. A lower PC1 score suggests pharyngealisation as established above. It can be observed that emphatic consonants have a lower PC1 score compared to plain consonants, across all vowels, albeit with different magnitudes in different vowels. Overall, the model suggests that the PC1 score of emphatic consonants is on average 0.04 to 0.88 units lower than plain consonants, at 95% confidence (mean effect = -0.48, SE = 0.22, 95% CrI [-0.88, -0.04], 80% CrI [-0.7, -0.28], 70% CrI [-0.65, -0.32]).</w:t>
+      </w:r>
+    </w:p>
+    <w:bookmarkStart w:id="129" w:name="cell-fig-emph-bm"/>
     <w:tbl>
       <w:tblPr>
         <w:tblStyle w:val="Table"/>
@@ -9847,13 +9866,12 @@
       <w:tr>
         <w:tc>
           <w:tcPr/>
-          <w:bookmarkStart w:id="129" w:name="fig-emph-bm"/>
+          <w:bookmarkStart w:id="128" w:name="fig-emph-bm"/>
           <w:p>
             <w:pPr>
               <w:pStyle w:val="Compact"/>
               <w:jc w:val="center"/>
             </w:pPr>
-            <w:bookmarkStart w:id="128" w:name="fig-emph-bm"/>
             <w:r>
               <w:drawing>
                 <wp:inline>
@@ -9896,7 +9914,6 @@
                 </wp:inline>
               </w:drawing>
             </w:r>
-            <w:bookmarkEnd w:id="128"/>
           </w:p>
           <w:p>
             <w:pPr>
@@ -9908,14 +9925,33 @@
               <w:pStyle w:val="ImageCaption"/>
             </w:pPr>
             <w:r>
-              <w:t xml:space="preserve">Figure 20</w:t>
+              <w:t xml:space="preserve">Figure 20: Posterior distributions of expected PC1 scores for emphatic and plain consonants, followed by different vowels, from a Bayesian regression model.</w:t>
             </w:r>
           </w:p>
-          <w:bookmarkEnd w:id="129"/>
+          <w:bookmarkEnd w:id="128"/>
         </w:tc>
       </w:tr>
     </w:tbl>
-    <w:bookmarkEnd w:id="130"/>
+    <w:bookmarkEnd w:id="129"/>
+    <w:p>
+      <w:pPr>
+        <w:pStyle w:val="BodyText"/>
+      </w:pPr>
+      <w:hyperlink w:anchor="tbl-dlc-voff">
+        <w:r>
+          <w:rPr>
+            <w:rStyle w:val="Hyperlink"/>
+          </w:rPr>
+          <w:t xml:space="preserve">Table 1</w:t>
+        </w:r>
+      </w:hyperlink>
+      <w:r>
+        <w:t xml:space="preserve"> </w:t>
+      </w:r>
+      <w:r>
+        <w:t xml:space="preserve">shows the mean, standard deviation and 95-80-65% CrIs of the posterior difference between emphatic and plain consonants for each vowel. The CrIs indicate a robustly lower PC1 for /A, U/. For the other vowels, both a lower or slightly higher PC1 are possible and, if a difference is present at all, it would be of a lower magnitude than that in the /A, U/ context. At 80% confidence, emphatic consonants also show a lower PC1 when followed by /O/. In sum, while we can argue for lower PC1 in the /A, U/ and possibly /O/ contexts (and hence, pharyngealisation in emphatic consonants followed by these vowels), the results are more uncertain regarding /E, I/.</w:t>
+      </w:r>
+    </w:p>
     <w:tbl>
       <w:tblPr>
         <w:tblStyle w:val="Table"/>
@@ -9929,7 +9965,7 @@
       <w:tr>
         <w:tc>
           <w:tcPr/>
-          <w:bookmarkStart w:id="131" w:name="tbl-emph-bm"/>
+          <w:bookmarkStart w:id="130" w:name="tbl-emph-bm"/>
           <w:p>
             <w:pPr>
               <w:jc w:val="center"/>
@@ -9940,7 +9976,7 @@
               <w:pStyle w:val="ImageCaption"/>
             </w:pPr>
             <w:r>
-              <w:t xml:space="preserve">Table 2</w:t>
+              <w:t xml:space="preserve">Table 2: Posterior difference of emphatic vs plain in each vowel context.</w:t>
             </w:r>
           </w:p>
           <w:tbl>
@@ -9973,7 +10009,7 @@
                     <w:jc w:val="center"/>
                   </w:pPr>
                   <w:r>
-                    <w:t xml:space="preserve">variable</w:t>
+                    <w:t xml:space="preserve">emph - plain</w:t>
                   </w:r>
                 </w:p>
               </w:tc>
@@ -9999,7 +10035,7 @@
                     <w:jc w:val="center"/>
                   </w:pPr>
                   <w:r>
-                    <w:t xml:space="preserve">sd</w:t>
+                    <w:t xml:space="preserve">SD</w:t>
                   </w:r>
                 </w:p>
               </w:tc>
@@ -10012,7 +10048,7 @@
                     <w:jc w:val="center"/>
                   </w:pPr>
                   <w:r>
-                    <w:t xml:space="preserve">2.5%</w:t>
+                    <w:t xml:space="preserve">l-95%</w:t>
                   </w:r>
                 </w:p>
               </w:tc>
@@ -10025,7 +10061,7 @@
                     <w:jc w:val="center"/>
                   </w:pPr>
                   <w:r>
-                    <w:t xml:space="preserve">97.5%</w:t>
+                    <w:t xml:space="preserve">u-95%</w:t>
                   </w:r>
                 </w:p>
               </w:tc>
@@ -10038,7 +10074,7 @@
                     <w:jc w:val="center"/>
                   </w:pPr>
                   <w:r>
-                    <w:t xml:space="preserve">10%</w:t>
+                    <w:t xml:space="preserve">l-80%</w:t>
                   </w:r>
                 </w:p>
               </w:tc>
@@ -10051,7 +10087,7 @@
                     <w:jc w:val="center"/>
                   </w:pPr>
                   <w:r>
-                    <w:t xml:space="preserve">90%</w:t>
+                    <w:t xml:space="preserve">u-80%</w:t>
                   </w:r>
                 </w:p>
               </w:tc>
@@ -10064,7 +10100,7 @@
                     <w:jc w:val="center"/>
                   </w:pPr>
                   <w:r>
-                    <w:t xml:space="preserve">15%</w:t>
+                    <w:t xml:space="preserve">l-70%</w:t>
                   </w:r>
                 </w:p>
               </w:tc>
@@ -10077,7 +10113,7 @@
                     <w:jc w:val="center"/>
                   </w:pPr>
                   <w:r>
-                    <w:t xml:space="preserve">85%</w:t>
+                    <w:t xml:space="preserve">u-70%</w:t>
                   </w:r>
                 </w:p>
               </w:tc>
@@ -10678,14 +10714,14 @@
               </w:tc>
             </w:tr>
           </w:tbl>
-          <w:bookmarkEnd w:id="131"/>
+          <w:bookmarkEnd w:id="130"/>
           <w:p/>
         </w:tc>
       </w:tr>
     </w:tbl>
+    <w:bookmarkEnd w:id="131"/>
     <w:bookmarkEnd w:id="132"/>
-    <w:bookmarkEnd w:id="133"/>
-    <w:bookmarkStart w:id="134" w:name="sec-procons"/>
+    <w:bookmarkStart w:id="133" w:name="sec-procons"/>
     <w:p>
       <w:pPr>
         <w:pStyle w:val="Heading1"/>
@@ -10797,8 +10833,8 @@
         <w:t xml:space="preserve">Based on the advantages and disadvantages of each of multivariate GAMs and FPCA, we suggest to researchers to use MFPCA as the preferred and default approach to analyse DLC-tracked tongue contour data and to resort to multivariate GAMs if MFPCA fails to capture relevant variation.</w:t>
       </w:r>
     </w:p>
-    <w:bookmarkEnd w:id="134"/>
-    <w:bookmarkStart w:id="135" w:name="conclusions"/>
+    <w:bookmarkEnd w:id="133"/>
+    <w:bookmarkStart w:id="134" w:name="conclusions"/>
     <w:p>
       <w:pPr>
         <w:pStyle w:val="Heading1"/>
@@ -10826,26 +10862,26 @@
         <w:t xml:space="preserve">. In closing, we evaluate the strengths and limitations of each method and advise adopting MFPCA as the preferred initial modelling strategy for tongue contour data.</w:t>
       </w:r>
     </w:p>
+    <w:bookmarkEnd w:id="134"/>
+    <w:bookmarkStart w:id="135" w:name="disclosure-statement"/>
+    <w:p>
+      <w:pPr>
+        <w:pStyle w:val="Heading1"/>
+      </w:pPr>
+      <w:r>
+        <w:t xml:space="preserve">Disclosure statement</w:t>
+      </w:r>
+    </w:p>
+    <w:p>
+      <w:pPr>
+        <w:pStyle w:val="FirstParagraph"/>
+      </w:pPr>
+      <w:r>
+        <w:t xml:space="preserve">The authors report there are no competing interests to declare.</w:t>
+      </w:r>
+    </w:p>
     <w:bookmarkEnd w:id="135"/>
-    <w:bookmarkStart w:id="136" w:name="disclosure-statement"/>
-    <w:p>
-      <w:pPr>
-        <w:pStyle w:val="Heading1"/>
-      </w:pPr>
-      <w:r>
-        <w:t xml:space="preserve">Disclosure statement</w:t>
-      </w:r>
-    </w:p>
-    <w:p>
-      <w:pPr>
-        <w:pStyle w:val="FirstParagraph"/>
-      </w:pPr>
-      <w:r>
-        <w:t xml:space="preserve">The authors report there are no competing interests to declare.</w:t>
-      </w:r>
-    </w:p>
-    <w:bookmarkEnd w:id="136"/>
-    <w:bookmarkStart w:id="137" w:name="data-availability-statement"/>
+    <w:bookmarkStart w:id="136" w:name="data-availability-statement"/>
     <w:p>
       <w:pPr>
         <w:pStyle w:val="Heading1"/>
@@ -10894,40 +10930,40 @@
         <w:t xml:space="preserve">.</w:t>
       </w:r>
     </w:p>
+    <w:bookmarkEnd w:id="136"/>
+    <w:bookmarkStart w:id="226" w:name="references"/>
+    <w:p>
+      <w:pPr>
+        <w:pStyle w:val="Heading1"/>
+      </w:pPr>
+      <w:r>
+        <w:t xml:space="preserve">References</w:t>
+      </w:r>
+    </w:p>
+    <w:bookmarkStart w:id="225" w:name="refs"/>
+    <w:bookmarkStart w:id="137" w:name="ref-alorifi2008"/>
+    <w:p>
+      <w:pPr>
+        <w:pStyle w:val="Bibliography"/>
+      </w:pPr>
+      <w:r>
+        <w:t xml:space="preserve">Alorifi, Fawzi S. 2008.</w:t>
+      </w:r>
+      <w:r>
+        <w:t xml:space="preserve"> </w:t>
+      </w:r>
+      <w:r>
+        <w:t xml:space="preserve">“Automatic Identification of Arabic Dialects Using Hidden Markov Models.”</w:t>
+      </w:r>
+      <w:r>
+        <w:t xml:space="preserve"> </w:t>
+      </w:r>
+      <w:r>
+        <w:t xml:space="preserve">PhD thesis.</w:t>
+      </w:r>
+    </w:p>
     <w:bookmarkEnd w:id="137"/>
-    <w:bookmarkStart w:id="227" w:name="references"/>
-    <w:p>
-      <w:pPr>
-        <w:pStyle w:val="Heading1"/>
-      </w:pPr>
-      <w:r>
-        <w:t xml:space="preserve">References</w:t>
-      </w:r>
-    </w:p>
-    <w:bookmarkStart w:id="226" w:name="refs"/>
-    <w:bookmarkStart w:id="138" w:name="ref-alorifi2008"/>
-    <w:p>
-      <w:pPr>
-        <w:pStyle w:val="Bibliography"/>
-      </w:pPr>
-      <w:r>
-        <w:t xml:space="preserve">Alorifi, Fawzi S. 2008.</w:t>
-      </w:r>
-      <w:r>
-        <w:t xml:space="preserve"> </w:t>
-      </w:r>
-      <w:r>
-        <w:t xml:space="preserve">“Automatic Identification of Arabic Dialects Using Hidden Markov Models.”</w:t>
-      </w:r>
-      <w:r>
-        <w:t xml:space="preserve"> </w:t>
-      </w:r>
-      <w:r>
-        <w:t xml:space="preserve">PhD thesis.</w:t>
-      </w:r>
-    </w:p>
-    <w:bookmarkEnd w:id="138"/>
-    <w:bookmarkStart w:id="139" w:name="ref-al-tamimi2011"/>
+    <w:bookmarkStart w:id="138" w:name="ref-al-tamimi2011"/>
     <w:p>
       <w:pPr>
         <w:pStyle w:val="Bibliography"/>
@@ -10958,8 +10994,8 @@
         <w:t xml:space="preserve">319: 165191.</w:t>
       </w:r>
     </w:p>
-    <w:bookmarkEnd w:id="139"/>
-    <w:bookmarkStart w:id="141" w:name="ref-al-tamimi2017"/>
+    <w:bookmarkEnd w:id="138"/>
+    <w:bookmarkStart w:id="140" w:name="ref-al-tamimi2017"/>
     <w:p>
       <w:pPr>
         <w:pStyle w:val="Bibliography"/>
@@ -10992,7 +11028,7 @@
       <w:r>
         <w:t xml:space="preserve"> </w:t>
       </w:r>
-      <w:hyperlink r:id="rId140">
+      <w:hyperlink r:id="rId139">
         <w:r>
           <w:rPr>
             <w:rStyle w:val="Hyperlink"/>
@@ -11004,36 +11040,36 @@
         <w:t xml:space="preserve">.</w:t>
       </w:r>
     </w:p>
+    <w:bookmarkEnd w:id="140"/>
+    <w:bookmarkStart w:id="141" w:name="ref-ltd2011"/>
+    <w:p>
+      <w:pPr>
+        <w:pStyle w:val="Bibliography"/>
+      </w:pPr>
+      <w:r>
+        <w:t xml:space="preserve">Articulate Instruments Ldt. 2011.</w:t>
+      </w:r>
+      <w:r>
+        <w:t xml:space="preserve"> </w:t>
+      </w:r>
+      <w:r>
+        <w:t xml:space="preserve">“Articulate Assistant Advanced User Guide.</w:t>
+      </w:r>
+      <w:r>
+        <w:t xml:space="preserve"> </w:t>
+      </w:r>
+      <w:r>
+        <w:t xml:space="preserve">Version</w:t>
+      </w:r>
+      <w:r>
+        <w:t xml:space="preserve"> </w:t>
+      </w:r>
+      <w:r>
+        <w:t xml:space="preserve">2.16.”</w:t>
+      </w:r>
+    </w:p>
     <w:bookmarkEnd w:id="141"/>
-    <w:bookmarkStart w:id="142" w:name="ref-ltd2011"/>
-    <w:p>
-      <w:pPr>
-        <w:pStyle w:val="Bibliography"/>
-      </w:pPr>
-      <w:r>
-        <w:t xml:space="preserve">Articulate Instruments Ldt. 2011.</w:t>
-      </w:r>
-      <w:r>
-        <w:t xml:space="preserve"> </w:t>
-      </w:r>
-      <w:r>
-        <w:t xml:space="preserve">“Articulate Assistant Advanced User Guide.</w:t>
-      </w:r>
-      <w:r>
-        <w:t xml:space="preserve"> </w:t>
-      </w:r>
-      <w:r>
-        <w:t xml:space="preserve">Version</w:t>
-      </w:r>
-      <w:r>
-        <w:t xml:space="preserve"> </w:t>
-      </w:r>
-      <w:r>
-        <w:t xml:space="preserve">2.16.”</w:t>
-      </w:r>
-    </w:p>
-    <w:bookmarkEnd w:id="142"/>
-    <w:bookmarkStart w:id="143" w:name="ref-bin-muqbil2006"/>
+    <w:bookmarkStart w:id="142" w:name="ref-bin-muqbil2006"/>
     <w:p>
       <w:pPr>
         <w:pStyle w:val="Bibliography"/>
@@ -11055,8 +11091,8 @@
         <w:t xml:space="preserve">. The University of Wisconsin-Madison.</w:t>
       </w:r>
     </w:p>
-    <w:bookmarkEnd w:id="143"/>
-    <w:bookmarkStart w:id="145" w:name="ref-burkner2017"/>
+    <w:bookmarkEnd w:id="142"/>
+    <w:bookmarkStart w:id="144" w:name="ref-burkner2017"/>
     <w:p>
       <w:pPr>
         <w:pStyle w:val="Bibliography"/>
@@ -11089,7 +11125,7 @@
       <w:r>
         <w:t xml:space="preserve"> </w:t>
       </w:r>
-      <w:hyperlink r:id="rId144">
+      <w:hyperlink r:id="rId143">
         <w:r>
           <w:rPr>
             <w:rStyle w:val="Hyperlink"/>
@@ -11101,35 +11137,35 @@
         <w:t xml:space="preserve">.</w:t>
       </w:r>
     </w:p>
+    <w:bookmarkEnd w:id="144"/>
+    <w:bookmarkStart w:id="145" w:name="ref-chen2011"/>
+    <w:p>
+      <w:pPr>
+        <w:pStyle w:val="Bibliography"/>
+      </w:pPr>
+      <w:r>
+        <w:t xml:space="preserve">Chen, Yu, and Hua Lin. 2011.</w:t>
+      </w:r>
+      <w:r>
+        <w:t xml:space="preserve"> </w:t>
+      </w:r>
+      <w:r>
+        <w:t xml:space="preserve">“Analysing Tongue Shape and Movement in Vowel Production Using SS-ANOVA in Ultrasound Imaging.”</w:t>
+      </w:r>
+      <w:r>
+        <w:t xml:space="preserve"> </w:t>
+      </w:r>
+      <w:r>
+        <w:t xml:space="preserve">In, 1721.</w:t>
+      </w:r>
+    </w:p>
     <w:bookmarkEnd w:id="145"/>
-    <w:bookmarkStart w:id="146" w:name="ref-chen2011"/>
+    <w:bookmarkStart w:id="147" w:name="ref-coretta2018f"/>
     <w:p>
       <w:pPr>
         <w:pStyle w:val="Bibliography"/>
       </w:pPr>
       <w:r>
-        <w:t xml:space="preserve">Chen, Yu, and Hua Lin. 2011.</w:t>
-      </w:r>
-      <w:r>
-        <w:t xml:space="preserve"> </w:t>
-      </w:r>
-      <w:r>
-        <w:t xml:space="preserve">“Analysing Tongue Shape and Movement in Vowel Production Using SS-ANOVA in Ultrasound Imaging.”</w:t>
-      </w:r>
-      <w:r>
-        <w:t xml:space="preserve"> </w:t>
-      </w:r>
-      <w:r>
-        <w:t xml:space="preserve">In, 1721.</w:t>
-      </w:r>
-    </w:p>
-    <w:bookmarkEnd w:id="146"/>
-    <w:bookmarkStart w:id="148" w:name="ref-coretta2018f"/>
-    <w:p>
-      <w:pPr>
-        <w:pStyle w:val="Bibliography"/>
-      </w:pPr>
-      <w:r>
         <w:t xml:space="preserve">Coretta, Stefano. 2018a.</w:t>
       </w:r>
       <w:r>
@@ -11141,7 +11177,7 @@
       <w:r>
         <w:t xml:space="preserve"> </w:t>
       </w:r>
-      <w:hyperlink r:id="rId147">
+      <w:hyperlink r:id="rId146">
         <w:r>
           <w:rPr>
             <w:rStyle w:val="Hyperlink"/>
@@ -11153,8 +11189,8 @@
         <w:t xml:space="preserve">.</w:t>
       </w:r>
     </w:p>
-    <w:bookmarkEnd w:id="148"/>
-    <w:bookmarkStart w:id="150" w:name="ref-coretta2018c"/>
+    <w:bookmarkEnd w:id="147"/>
+    <w:bookmarkStart w:id="149" w:name="ref-coretta2018c"/>
     <w:p>
       <w:pPr>
         <w:pStyle w:val="Bibliography"/>
@@ -11171,7 +11207,7 @@
       <w:r>
         <w:t xml:space="preserve"> </w:t>
       </w:r>
-      <w:hyperlink r:id="rId149">
+      <w:hyperlink r:id="rId148">
         <w:r>
           <w:rPr>
             <w:rStyle w:val="Hyperlink"/>
@@ -11183,8 +11219,8 @@
         <w:t xml:space="preserve">.</w:t>
       </w:r>
     </w:p>
-    <w:bookmarkEnd w:id="150"/>
-    <w:bookmarkStart w:id="152" w:name="ref-coretta2020"/>
+    <w:bookmarkEnd w:id="149"/>
+    <w:bookmarkStart w:id="151" w:name="ref-coretta2020"/>
     <w:p>
       <w:pPr>
         <w:pStyle w:val="Bibliography"/>
@@ -11217,7 +11253,7 @@
       <w:r>
         <w:t xml:space="preserve"> </w:t>
       </w:r>
-      <w:hyperlink r:id="rId151">
+      <w:hyperlink r:id="rId150">
         <w:r>
           <w:rPr>
             <w:rStyle w:val="Hyperlink"/>
@@ -11229,35 +11265,35 @@
         <w:t xml:space="preserve">.</w:t>
       </w:r>
     </w:p>
+    <w:bookmarkEnd w:id="151"/>
+    <w:bookmarkStart w:id="152" w:name="ref-coretta2020b"/>
+    <w:p>
+      <w:pPr>
+        <w:pStyle w:val="Bibliography"/>
+      </w:pPr>
+      <w:r>
+        <w:t xml:space="preserve">———. 2020b.</w:t>
+      </w:r>
+      <w:r>
+        <w:t xml:space="preserve"> </w:t>
+      </w:r>
+      <w:r>
+        <w:t xml:space="preserve">“Vowel Duration and Consonant Voicing: A Production Study.”</w:t>
+      </w:r>
+      <w:r>
+        <w:t xml:space="preserve"> </w:t>
+      </w:r>
+      <w:r>
+        <w:t xml:space="preserve">PhD thesis.</w:t>
+      </w:r>
+    </w:p>
     <w:bookmarkEnd w:id="152"/>
-    <w:bookmarkStart w:id="153" w:name="ref-coretta2020b"/>
+    <w:bookmarkStart w:id="154" w:name="ref-coretta2019g"/>
     <w:p>
       <w:pPr>
         <w:pStyle w:val="Bibliography"/>
       </w:pPr>
       <w:r>
-        <w:t xml:space="preserve">———. 2020b.</w:t>
-      </w:r>
-      <w:r>
-        <w:t xml:space="preserve"> </w:t>
-      </w:r>
-      <w:r>
-        <w:t xml:space="preserve">“Vowel Duration and Consonant Voicing: A Production Study.”</w:t>
-      </w:r>
-      <w:r>
-        <w:t xml:space="preserve"> </w:t>
-      </w:r>
-      <w:r>
-        <w:t xml:space="preserve">PhD thesis.</w:t>
-      </w:r>
-    </w:p>
-    <w:bookmarkEnd w:id="153"/>
-    <w:bookmarkStart w:id="155" w:name="ref-coretta2019g"/>
-    <w:p>
-      <w:pPr>
-        <w:pStyle w:val="Bibliography"/>
-      </w:pPr>
-      <w:r>
         <w:t xml:space="preserve">———. n.d.</w:t>
       </w:r>
       <w:r>
@@ -11269,7 +11305,7 @@
       <w:r>
         <w:t xml:space="preserve"> </w:t>
       </w:r>
-      <w:hyperlink r:id="rId154">
+      <w:hyperlink r:id="rId153">
         <w:r>
           <w:rPr>
             <w:rStyle w:val="Hyperlink"/>
@@ -11281,8 +11317,8 @@
         <w:t xml:space="preserve">.</w:t>
       </w:r>
     </w:p>
-    <w:bookmarkEnd w:id="155"/>
-    <w:bookmarkStart w:id="157" w:name="ref-davidson2006"/>
+    <w:bookmarkEnd w:id="154"/>
+    <w:bookmarkStart w:id="156" w:name="ref-davidson2006"/>
     <w:p>
       <w:pPr>
         <w:pStyle w:val="Bibliography"/>
@@ -11315,7 +11351,7 @@
       <w:r>
         <w:t xml:space="preserve"> </w:t>
       </w:r>
-      <w:hyperlink r:id="rId156">
+      <w:hyperlink r:id="rId155">
         <w:r>
           <w:rPr>
             <w:rStyle w:val="Hyperlink"/>
@@ -11327,8 +11363,8 @@
         <w:t xml:space="preserve">.</w:t>
       </w:r>
     </w:p>
-    <w:bookmarkEnd w:id="157"/>
-    <w:bookmarkStart w:id="159" w:name="ref-elhija2012"/>
+    <w:bookmarkEnd w:id="156"/>
+    <w:bookmarkStart w:id="158" w:name="ref-elhija2012"/>
     <w:p>
       <w:pPr>
         <w:pStyle w:val="Bibliography"/>
@@ -11361,7 +11397,7 @@
       <w:r>
         <w:t xml:space="preserve"> </w:t>
       </w:r>
-      <w:hyperlink r:id="rId158">
+      <w:hyperlink r:id="rId157">
         <w:r>
           <w:rPr>
             <w:rStyle w:val="Hyperlink"/>
@@ -11373,30 +11409,30 @@
         <w:t xml:space="preserve">.</w:t>
       </w:r>
     </w:p>
+    <w:bookmarkEnd w:id="158"/>
+    <w:bookmarkStart w:id="159" w:name="ref-el-khaissi2015"/>
+    <w:p>
+      <w:pPr>
+        <w:pStyle w:val="Bibliography"/>
+      </w:pPr>
+      <w:r>
+        <w:t xml:space="preserve">El-Khaissi, Charbel. 2015.</w:t>
+      </w:r>
+      <w:r>
+        <w:t xml:space="preserve"> </w:t>
+      </w:r>
+      <w:r>
+        <w:t xml:space="preserve">“The Romanisation of Arabic: A Comparative Analysis of Romanised Spoken Arabic and Romanised Modern Standard Arabic.”</w:t>
+      </w:r>
+      <w:r>
+        <w:t xml:space="preserve"> </w:t>
+      </w:r>
+      <w:r>
+        <w:t xml:space="preserve">PhD thesis.</w:t>
+      </w:r>
+    </w:p>
     <w:bookmarkEnd w:id="159"/>
-    <w:bookmarkStart w:id="160" w:name="ref-el-khaissi2015"/>
-    <w:p>
-      <w:pPr>
-        <w:pStyle w:val="Bibliography"/>
-      </w:pPr>
-      <w:r>
-        <w:t xml:space="preserve">El-Khaissi, Charbel. 2015.</w:t>
-      </w:r>
-      <w:r>
-        <w:t xml:space="preserve"> </w:t>
-      </w:r>
-      <w:r>
-        <w:t xml:space="preserve">“The Romanisation of Arabic: A Comparative Analysis of Romanised Spoken Arabic and Romanised Modern Standard Arabic.”</w:t>
-      </w:r>
-      <w:r>
-        <w:t xml:space="preserve"> </w:t>
-      </w:r>
-      <w:r>
-        <w:t xml:space="preserve">PhD thesis.</w:t>
-      </w:r>
-    </w:p>
-    <w:bookmarkEnd w:id="160"/>
-    <w:bookmarkStart w:id="162" w:name="ref-epstein2005"/>
+    <w:bookmarkStart w:id="161" w:name="ref-epstein2005"/>
     <w:p>
       <w:pPr>
         <w:pStyle w:val="Bibliography"/>
@@ -11429,7 +11465,7 @@
       <w:r>
         <w:t xml:space="preserve"> </w:t>
       </w:r>
-      <w:hyperlink r:id="rId161">
+      <w:hyperlink r:id="rId160">
         <w:r>
           <w:rPr>
             <w:rStyle w:val="Hyperlink"/>
@@ -11441,8 +11477,8 @@
         <w:t xml:space="preserve">.</w:t>
       </w:r>
     </w:p>
-    <w:bookmarkEnd w:id="162"/>
-    <w:bookmarkStart w:id="164" w:name="ref-faber1995"/>
+    <w:bookmarkEnd w:id="161"/>
+    <w:bookmarkStart w:id="163" w:name="ref-faber1995"/>
     <w:p>
       <w:pPr>
         <w:pStyle w:val="Bibliography"/>
@@ -11475,7 +11511,7 @@
       <w:r>
         <w:t xml:space="preserve"> </w:t>
       </w:r>
-      <w:hyperlink r:id="rId163">
+      <w:hyperlink r:id="rId162">
         <w:r>
           <w:rPr>
             <w:rStyle w:val="Hyperlink"/>
@@ -11487,30 +11523,30 @@
         <w:t xml:space="preserve">.</w:t>
       </w:r>
     </w:p>
+    <w:bookmarkEnd w:id="163"/>
+    <w:bookmarkStart w:id="164" w:name="ref-ghazeli1977"/>
+    <w:p>
+      <w:pPr>
+        <w:pStyle w:val="Bibliography"/>
+      </w:pPr>
+      <w:r>
+        <w:t xml:space="preserve">Ghazeli, Salem. 1977.</w:t>
+      </w:r>
+      <w:r>
+        <w:t xml:space="preserve"> </w:t>
+      </w:r>
+      <w:r>
+        <w:t xml:space="preserve">“Back Consonants and Backing Coarticulation in Arabic.”</w:t>
+      </w:r>
+      <w:r>
+        <w:t xml:space="preserve"> </w:t>
+      </w:r>
+      <w:r>
+        <w:t xml:space="preserve">PhD thesis.</w:t>
+      </w:r>
+    </w:p>
     <w:bookmarkEnd w:id="164"/>
-    <w:bookmarkStart w:id="165" w:name="ref-ghazeli1977"/>
-    <w:p>
-      <w:pPr>
-        <w:pStyle w:val="Bibliography"/>
-      </w:pPr>
-      <w:r>
-        <w:t xml:space="preserve">Ghazeli, Salem. 1977.</w:t>
-      </w:r>
-      <w:r>
-        <w:t xml:space="preserve"> </w:t>
-      </w:r>
-      <w:r>
-        <w:t xml:space="preserve">“Back Consonants and Backing Coarticulation in Arabic.”</w:t>
-      </w:r>
-      <w:r>
-        <w:t xml:space="preserve"> </w:t>
-      </w:r>
-      <w:r>
-        <w:t xml:space="preserve">PhD thesis.</w:t>
-      </w:r>
-    </w:p>
-    <w:bookmarkEnd w:id="165"/>
-    <w:bookmarkStart w:id="167" w:name="ref-gubian2024"/>
+    <w:bookmarkStart w:id="166" w:name="ref-gubian2024"/>
     <w:p>
       <w:pPr>
         <w:pStyle w:val="Bibliography"/>
@@ -11534,7 +11570,7 @@
       <w:r>
         <w:t xml:space="preserve"> </w:t>
       </w:r>
-      <w:hyperlink r:id="rId166">
+      <w:hyperlink r:id="rId165">
         <w:r>
           <w:rPr>
             <w:rStyle w:val="Hyperlink"/>
@@ -11546,8 +11582,8 @@
         <w:t xml:space="preserve">.</w:t>
       </w:r>
     </w:p>
-    <w:bookmarkEnd w:id="167"/>
-    <w:bookmarkStart w:id="169" w:name="ref-gubian2025"/>
+    <w:bookmarkEnd w:id="166"/>
+    <w:bookmarkStart w:id="168" w:name="ref-gubian2025"/>
     <w:p>
       <w:pPr>
         <w:pStyle w:val="Bibliography"/>
@@ -11585,7 +11621,7 @@
       <w:r>
         <w:t xml:space="preserve"> </w:t>
       </w:r>
-      <w:hyperlink r:id="rId168">
+      <w:hyperlink r:id="rId167">
         <w:r>
           <w:rPr>
             <w:rStyle w:val="Hyperlink"/>
@@ -11597,8 +11633,8 @@
         <w:t xml:space="preserve">.</w:t>
       </w:r>
     </w:p>
-    <w:bookmarkEnd w:id="169"/>
-    <w:bookmarkStart w:id="171" w:name="ref-gubian2019a"/>
+    <w:bookmarkEnd w:id="168"/>
+    <w:bookmarkStart w:id="170" w:name="ref-gubian2019a"/>
     <w:p>
       <w:pPr>
         <w:pStyle w:val="Bibliography"/>
@@ -11628,7 +11664,7 @@
       <w:r>
         <w:t xml:space="preserve"> </w:t>
       </w:r>
-      <w:hyperlink r:id="rId170">
+      <w:hyperlink r:id="rId169">
         <w:r>
           <w:rPr>
             <w:rStyle w:val="Hyperlink"/>
@@ -11640,8 +11676,8 @@
         <w:t xml:space="preserve">.</w:t>
       </w:r>
     </w:p>
-    <w:bookmarkEnd w:id="171"/>
-    <w:bookmarkStart w:id="173" w:name="ref-gubian2015"/>
+    <w:bookmarkEnd w:id="170"/>
+    <w:bookmarkStart w:id="172" w:name="ref-gubian2015"/>
     <w:p>
       <w:pPr>
         <w:pStyle w:val="Bibliography"/>
@@ -11674,7 +11710,7 @@
       <w:r>
         <w:t xml:space="preserve"> </w:t>
       </w:r>
-      <w:hyperlink r:id="rId172">
+      <w:hyperlink r:id="rId171">
         <w:r>
           <w:rPr>
             <w:rStyle w:val="Hyperlink"/>
@@ -11686,8 +11722,8 @@
         <w:t xml:space="preserve">.</w:t>
       </w:r>
     </w:p>
-    <w:bookmarkEnd w:id="173"/>
-    <w:bookmarkStart w:id="175" w:name="ref-hastie1986"/>
+    <w:bookmarkEnd w:id="172"/>
+    <w:bookmarkStart w:id="174" w:name="ref-hastie1986"/>
     <w:p>
       <w:pPr>
         <w:pStyle w:val="Bibliography"/>
@@ -11720,7 +11756,7 @@
       <w:r>
         <w:t xml:space="preserve"> </w:t>
       </w:r>
-      <w:hyperlink r:id="rId174">
+      <w:hyperlink r:id="rId173">
         <w:r>
           <w:rPr>
             <w:rStyle w:val="Hyperlink"/>
@@ -11732,8 +11768,8 @@
         <w:t xml:space="preserve">.</w:t>
       </w:r>
     </w:p>
-    <w:bookmarkEnd w:id="175"/>
-    <w:bookmarkStart w:id="177" w:name="ref-honda1996"/>
+    <w:bookmarkEnd w:id="174"/>
+    <w:bookmarkStart w:id="176" w:name="ref-honda1996"/>
     <w:p>
       <w:pPr>
         <w:pStyle w:val="Bibliography"/>
@@ -11766,7 +11802,7 @@
       <w:r>
         <w:t xml:space="preserve"> </w:t>
       </w:r>
-      <w:hyperlink r:id="rId176">
+      <w:hyperlink r:id="rId175">
         <w:r>
           <w:rPr>
             <w:rStyle w:val="Hyperlink"/>
@@ -11778,8 +11814,8 @@
         <w:t xml:space="preserve">.</w:t>
       </w:r>
     </w:p>
-    <w:bookmarkEnd w:id="177"/>
-    <w:bookmarkStart w:id="179" w:name="ref-hoole1999"/>
+    <w:bookmarkEnd w:id="176"/>
+    <w:bookmarkStart w:id="178" w:name="ref-hoole1999"/>
     <w:p>
       <w:pPr>
         <w:pStyle w:val="Bibliography"/>
@@ -11812,7 +11848,7 @@
       <w:r>
         <w:t xml:space="preserve"> </w:t>
       </w:r>
-      <w:hyperlink r:id="rId178">
+      <w:hyperlink r:id="rId177">
         <w:r>
           <w:rPr>
             <w:rStyle w:val="Hyperlink"/>
@@ -11824,8 +11860,8 @@
         <w:t xml:space="preserve">.</w:t>
       </w:r>
     </w:p>
-    <w:bookmarkEnd w:id="179"/>
-    <w:bookmarkStart w:id="180" w:name="ref-kassambara2017a"/>
+    <w:bookmarkEnd w:id="178"/>
+    <w:bookmarkStart w:id="179" w:name="ref-kassambara2017a"/>
     <w:p>
       <w:pPr>
         <w:pStyle w:val="Bibliography"/>
@@ -11847,30 +11883,30 @@
         <w:t xml:space="preserve">. STHDA.</w:t>
       </w:r>
     </w:p>
+    <w:bookmarkEnd w:id="179"/>
+    <w:bookmarkStart w:id="180" w:name="ref-khattab2006"/>
+    <w:p>
+      <w:pPr>
+        <w:pStyle w:val="Bibliography"/>
+      </w:pPr>
+      <w:r>
+        <w:t xml:space="preserve">Khattab, Ghada, Feda Al-Tamimi, and Barry Heselwood. 2006.</w:t>
+      </w:r>
+      <w:r>
+        <w:t xml:space="preserve"> </w:t>
+      </w:r>
+      <w:r>
+        <w:t xml:space="preserve">“Acoustic and Auditory Differences in the /t/-/ṭ/ Opposition in Male and Female Speakers of Jordanian Arabic.”</w:t>
+      </w:r>
+      <w:r>
+        <w:t xml:space="preserve"> </w:t>
+      </w:r>
+      <w:r>
+        <w:t xml:space="preserve">In, edited by Sami Boudelaa, XVI:131–60. The Netherlands: John Benjamins Publishing Company.</w:t>
+      </w:r>
+    </w:p>
     <w:bookmarkEnd w:id="180"/>
-    <w:bookmarkStart w:id="181" w:name="ref-khattab2006"/>
-    <w:p>
-      <w:pPr>
-        <w:pStyle w:val="Bibliography"/>
-      </w:pPr>
-      <w:r>
-        <w:t xml:space="preserve">Khattab, Ghada, Feda Al-Tamimi, and Barry Heselwood. 2006.</w:t>
-      </w:r>
-      <w:r>
-        <w:t xml:space="preserve"> </w:t>
-      </w:r>
-      <w:r>
-        <w:t xml:space="preserve">“Acoustic and Auditory Differences in the /t/-/ṭ/ Opposition in Male and Female Speakers of Jordanian Arabic.”</w:t>
-      </w:r>
-      <w:r>
-        <w:t xml:space="preserve"> </w:t>
-      </w:r>
-      <w:r>
-        <w:t xml:space="preserve">In, edited by Sami Boudelaa, XVI:131–60. The Netherlands: John Benjamins Publishing Company.</w:t>
-      </w:r>
-    </w:p>
-    <w:bookmarkEnd w:id="181"/>
-    <w:bookmarkStart w:id="183" w:name="ref-lian2022"/>
+    <w:bookmarkStart w:id="182" w:name="ref-lian2022"/>
     <w:p>
       <w:pPr>
         <w:pStyle w:val="Bibliography"/>
@@ -11894,7 +11930,7 @@
       <w:r>
         <w:t xml:space="preserve"> </w:t>
       </w:r>
-      <w:hyperlink r:id="rId182">
+      <w:hyperlink r:id="rId181">
         <w:r>
           <w:rPr>
             <w:rStyle w:val="Hyperlink"/>
@@ -11906,8 +11942,8 @@
         <w:t xml:space="preserve">.</w:t>
       </w:r>
     </w:p>
-    <w:bookmarkEnd w:id="183"/>
-    <w:bookmarkStart w:id="185" w:name="ref-lulich2018"/>
+    <w:bookmarkEnd w:id="182"/>
+    <w:bookmarkStart w:id="184" w:name="ref-lulich2018"/>
     <w:p>
       <w:pPr>
         <w:pStyle w:val="Bibliography"/>
@@ -11940,7 +11976,7 @@
       <w:r>
         <w:t xml:space="preserve"> </w:t>
       </w:r>
-      <w:hyperlink r:id="rId184">
+      <w:hyperlink r:id="rId183">
         <w:r>
           <w:rPr>
             <w:rStyle w:val="Hyperlink"/>
@@ -11952,8 +11988,8 @@
         <w:t xml:space="preserve">.</w:t>
       </w:r>
     </w:p>
-    <w:bookmarkEnd w:id="185"/>
-    <w:bookmarkStart w:id="187" w:name="ref-mathis2018"/>
+    <w:bookmarkEnd w:id="184"/>
+    <w:bookmarkStart w:id="186" w:name="ref-mathis2018"/>
     <w:p>
       <w:pPr>
         <w:pStyle w:val="Bibliography"/>
@@ -11986,7 +12022,7 @@
       <w:r>
         <w:t xml:space="preserve"> </w:t>
       </w:r>
-      <w:hyperlink r:id="rId186">
+      <w:hyperlink r:id="rId185">
         <w:r>
           <w:rPr>
             <w:rStyle w:val="Hyperlink"/>
@@ -11998,8 +12034,8 @@
         <w:t xml:space="preserve">.</w:t>
       </w:r>
     </w:p>
-    <w:bookmarkEnd w:id="187"/>
-    <w:bookmarkStart w:id="189" w:name="ref-nasr1959"/>
+    <w:bookmarkEnd w:id="186"/>
+    <w:bookmarkStart w:id="188" w:name="ref-nasr1959"/>
     <w:p>
       <w:pPr>
         <w:pStyle w:val="Bibliography"/>
@@ -12032,7 +12068,7 @@
       <w:r>
         <w:t xml:space="preserve"> </w:t>
       </w:r>
-      <w:hyperlink r:id="rId188">
+      <w:hyperlink r:id="rId187">
         <w:r>
           <w:rPr>
             <w:rStyle w:val="Hyperlink"/>
@@ -12044,8 +12080,8 @@
         <w:t xml:space="preserve">.</w:t>
       </w:r>
     </w:p>
-    <w:bookmarkEnd w:id="189"/>
-    <w:bookmarkStart w:id="190" w:name="ref-obrecht1968"/>
+    <w:bookmarkEnd w:id="188"/>
+    <w:bookmarkStart w:id="189" w:name="ref-obrecht1968"/>
     <w:p>
       <w:pPr>
         <w:pStyle w:val="Bibliography"/>
@@ -12067,8 +12103,8 @@
         <w:t xml:space="preserve">. Reprint 2017. Janua linguarum ; 39, Ser. practica. Berlin ;Boston: De Gruyter Mouton.</w:t>
       </w:r>
     </w:p>
-    <w:bookmarkEnd w:id="190"/>
-    <w:bookmarkStart w:id="192" w:name="ref-pedersen2019"/>
+    <w:bookmarkEnd w:id="189"/>
+    <w:bookmarkStart w:id="191" w:name="ref-pedersen2019"/>
     <w:p>
       <w:pPr>
         <w:pStyle w:val="Bibliography"/>
@@ -12101,7 +12137,7 @@
       <w:r>
         <w:t xml:space="preserve"> </w:t>
       </w:r>
-      <w:hyperlink r:id="rId191">
+      <w:hyperlink r:id="rId190">
         <w:r>
           <w:rPr>
             <w:rStyle w:val="Hyperlink"/>
@@ -12113,8 +12149,8 @@
         <w:t xml:space="preserve">.</w:t>
       </w:r>
     </w:p>
-    <w:bookmarkEnd w:id="192"/>
-    <w:bookmarkStart w:id="194" w:name="ref-pettersson1987"/>
+    <w:bookmarkEnd w:id="191"/>
+    <w:bookmarkStart w:id="193" w:name="ref-pettersson1987"/>
     <w:p>
       <w:pPr>
         <w:pStyle w:val="Bibliography"/>
@@ -12147,7 +12183,7 @@
       <w:r>
         <w:t xml:space="preserve"> </w:t>
       </w:r>
-      <w:hyperlink r:id="rId193">
+      <w:hyperlink r:id="rId192">
         <w:r>
           <w:rPr>
             <w:rStyle w:val="Hyperlink"/>
@@ -12159,8 +12195,8 @@
         <w:t xml:space="preserve">.</w:t>
       </w:r>
     </w:p>
-    <w:bookmarkEnd w:id="194"/>
-    <w:bookmarkStart w:id="196" w:name="ref-ramsay2005"/>
+    <w:bookmarkEnd w:id="193"/>
+    <w:bookmarkStart w:id="195" w:name="ref-ramsay2005"/>
     <w:p>
       <w:pPr>
         <w:pStyle w:val="Bibliography"/>
@@ -12184,7 +12220,7 @@
       <w:r>
         <w:t xml:space="preserve"> </w:t>
       </w:r>
-      <w:hyperlink r:id="rId195">
+      <w:hyperlink r:id="rId194">
         <w:r>
           <w:rPr>
             <w:rStyle w:val="Hyperlink"/>
@@ -12196,30 +12232,30 @@
         <w:t xml:space="preserve">.</w:t>
       </w:r>
     </w:p>
+    <w:bookmarkEnd w:id="195"/>
+    <w:bookmarkStart w:id="196" w:name="ref-sakr2019"/>
+    <w:p>
+      <w:pPr>
+        <w:pStyle w:val="Bibliography"/>
+      </w:pPr>
+      <w:r>
+        <w:t xml:space="preserve">Sakr, Georges. 2019.</w:t>
+      </w:r>
+      <w:r>
+        <w:t xml:space="preserve"> </w:t>
+      </w:r>
+      <w:r>
+        <w:t xml:space="preserve">“A Laboratory Phonology Investigation Into The Vocalic Inventory of Lebanese.”</w:t>
+      </w:r>
+      <w:r>
+        <w:t xml:space="preserve"> </w:t>
+      </w:r>
+      <w:r>
+        <w:t xml:space="preserve">Master’s thesis, United Kingdom.</w:t>
+      </w:r>
+    </w:p>
     <w:bookmarkEnd w:id="196"/>
-    <w:bookmarkStart w:id="197" w:name="ref-sakr2019"/>
-    <w:p>
-      <w:pPr>
-        <w:pStyle w:val="Bibliography"/>
-      </w:pPr>
-      <w:r>
-        <w:t xml:space="preserve">Sakr, Georges. 2019.</w:t>
-      </w:r>
-      <w:r>
-        <w:t xml:space="preserve"> </w:t>
-      </w:r>
-      <w:r>
-        <w:t xml:space="preserve">“A Laboratory Phonology Investigation Into The Vocalic Inventory of Lebanese.”</w:t>
-      </w:r>
-      <w:r>
-        <w:t xml:space="preserve"> </w:t>
-      </w:r>
-      <w:r>
-        <w:t xml:space="preserve">Master’s thesis, United Kingdom.</w:t>
-      </w:r>
-    </w:p>
-    <w:bookmarkEnd w:id="197"/>
-    <w:bookmarkStart w:id="199" w:name="ref-sakr2023"/>
+    <w:bookmarkStart w:id="198" w:name="ref-sakr2023"/>
     <w:p>
       <w:pPr>
         <w:pStyle w:val="Bibliography"/>
@@ -12249,7 +12285,7 @@
       <w:r>
         <w:t xml:space="preserve"> </w:t>
       </w:r>
-      <w:hyperlink r:id="rId198">
+      <w:hyperlink r:id="rId197">
         <w:r>
           <w:rPr>
             <w:rStyle w:val="Hyperlink"/>
@@ -12261,52 +12297,52 @@
         <w:t xml:space="preserve">.</w:t>
       </w:r>
     </w:p>
+    <w:bookmarkEnd w:id="198"/>
+    <w:bookmarkStart w:id="199" w:name="ref-sakr2025"/>
+    <w:p>
+      <w:pPr>
+        <w:pStyle w:val="Bibliography"/>
+      </w:pPr>
+      <w:r>
+        <w:t xml:space="preserve">———. 2025.</w:t>
+      </w:r>
+      <w:r>
+        <w:t xml:space="preserve"> </w:t>
+      </w:r>
+      <w:r>
+        <w:t xml:space="preserve">“The Phonetics of Emphasis in Central Mount Lebanon Lebanese: Acoustics, Perception, Articulation.”</w:t>
+      </w:r>
+      <w:r>
+        <w:t xml:space="preserve"> </w:t>
+      </w:r>
+      <w:r>
+        <w:t xml:space="preserve">PhD thesis.</w:t>
+      </w:r>
+    </w:p>
     <w:bookmarkEnd w:id="199"/>
-    <w:bookmarkStart w:id="200" w:name="ref-sakr2025"/>
+    <w:bookmarkStart w:id="200" w:name="ref-scobbie2011"/>
     <w:p>
       <w:pPr>
         <w:pStyle w:val="Bibliography"/>
       </w:pPr>
       <w:r>
-        <w:t xml:space="preserve">———. 2025.</w:t>
-      </w:r>
-      <w:r>
-        <w:t xml:space="preserve"> </w:t>
-      </w:r>
-      <w:r>
-        <w:t xml:space="preserve">“The Phonetics of Emphasis in Central Mount Lebanon Lebanese: Acoustics, Perception, Articulation.”</w:t>
-      </w:r>
-      <w:r>
-        <w:t xml:space="preserve"> </w:t>
-      </w:r>
-      <w:r>
-        <w:t xml:space="preserve">PhD thesis.</w:t>
+        <w:t xml:space="preserve">Scobbie, James M., Eleanor Lawson, Steve Cowen, Joanne Cleland, and Alan A. Wrench. 2011.</w:t>
+      </w:r>
+      <w:r>
+        <w:t xml:space="preserve"> </w:t>
+      </w:r>
+      <w:r>
+        <w:t xml:space="preserve">“A Common Co-Ordinate System for Mid-Sagittal Articulatory Measurement.”</w:t>
+      </w:r>
+      <w:r>
+        <w:t xml:space="preserve"> </w:t>
+      </w:r>
+      <w:r>
+        <w:t xml:space="preserve">In, 14.</w:t>
       </w:r>
     </w:p>
     <w:bookmarkEnd w:id="200"/>
-    <w:bookmarkStart w:id="201" w:name="ref-scobbie2011"/>
-    <w:p>
-      <w:pPr>
-        <w:pStyle w:val="Bibliography"/>
-      </w:pPr>
-      <w:r>
-        <w:t xml:space="preserve">Scobbie, James M., Eleanor Lawson, Steve Cowen, Joanne Cleland, and Alan A. Wrench. 2011.</w:t>
-      </w:r>
-      <w:r>
-        <w:t xml:space="preserve"> </w:t>
-      </w:r>
-      <w:r>
-        <w:t xml:space="preserve">“A Common Co-Ordinate System for Mid-Sagittal Articulatory Measurement.”</w:t>
-      </w:r>
-      <w:r>
-        <w:t xml:space="preserve"> </w:t>
-      </w:r>
-      <w:r>
-        <w:t xml:space="preserve">In, 14.</w:t>
-      </w:r>
-    </w:p>
-    <w:bookmarkEnd w:id="201"/>
-    <w:bookmarkStart w:id="202" w:name="ref-shaaban1999"/>
+    <w:bookmarkStart w:id="201" w:name="ref-shaaban1999"/>
     <w:p>
       <w:pPr>
         <w:pStyle w:val="Bibliography"/>
@@ -12337,8 +12373,8 @@
         <w:t xml:space="preserve">23 (1): 116.</w:t>
       </w:r>
     </w:p>
-    <w:bookmarkEnd w:id="202"/>
-    <w:bookmarkStart w:id="204" w:name="ref-soskuthy2021"/>
+    <w:bookmarkEnd w:id="201"/>
+    <w:bookmarkStart w:id="203" w:name="ref-soskuthy2021"/>
     <w:p>
       <w:pPr>
         <w:pStyle w:val="Bibliography"/>
@@ -12371,7 +12407,7 @@
       <w:r>
         <w:t xml:space="preserve"> </w:t>
       </w:r>
-      <w:hyperlink r:id="rId203">
+      <w:hyperlink r:id="rId202">
         <w:r>
           <w:rPr>
             <w:rStyle w:val="Hyperlink"/>
@@ -12383,8 +12419,8 @@
         <w:t xml:space="preserve">.</w:t>
       </w:r>
     </w:p>
-    <w:bookmarkEnd w:id="204"/>
-    <w:bookmarkStart w:id="206" w:name="ref-soskuthy2017a"/>
+    <w:bookmarkEnd w:id="203"/>
+    <w:bookmarkStart w:id="205" w:name="ref-soskuthy2017a"/>
     <w:p>
       <w:pPr>
         <w:pStyle w:val="Bibliography"/>
@@ -12401,7 +12437,7 @@
       <w:r>
         <w:t xml:space="preserve"> </w:t>
       </w:r>
-      <w:hyperlink r:id="rId205">
+      <w:hyperlink r:id="rId204">
         <w:r>
           <w:rPr>
             <w:rStyle w:val="Hyperlink"/>
@@ -12413,8 +12449,8 @@
         <w:t xml:space="preserve">.</w:t>
       </w:r>
     </w:p>
-    <w:bookmarkEnd w:id="206"/>
-    <w:bookmarkStart w:id="208" w:name="ref-stone2005"/>
+    <w:bookmarkEnd w:id="205"/>
+    <w:bookmarkStart w:id="207" w:name="ref-stone2005"/>
     <w:p>
       <w:pPr>
         <w:pStyle w:val="Bibliography"/>
@@ -12447,7 +12483,7 @@
       <w:r>
         <w:t xml:space="preserve"> </w:t>
       </w:r>
-      <w:hyperlink r:id="rId207">
+      <w:hyperlink r:id="rId206">
         <w:r>
           <w:rPr>
             <w:rStyle w:val="Hyperlink"/>
@@ -12459,8 +12495,8 @@
         <w:t xml:space="preserve">.</w:t>
       </w:r>
     </w:p>
-    <w:bookmarkEnd w:id="208"/>
-    <w:bookmarkStart w:id="210" w:name="ref-strycharczuk2021"/>
+    <w:bookmarkEnd w:id="207"/>
+    <w:bookmarkStart w:id="209" w:name="ref-strycharczuk2021"/>
     <w:p>
       <w:pPr>
         <w:pStyle w:val="Bibliography"/>
@@ -12493,7 +12529,7 @@
       <w:r>
         <w:t xml:space="preserve"> </w:t>
       </w:r>
-      <w:hyperlink r:id="rId209">
+      <w:hyperlink r:id="rId208">
         <w:r>
           <w:rPr>
             <w:rStyle w:val="Hyperlink"/>
@@ -12505,8 +12541,8 @@
         <w:t xml:space="preserve">.</w:t>
       </w:r>
     </w:p>
-    <w:bookmarkEnd w:id="210"/>
-    <w:bookmarkStart w:id="212" w:name="ref-strycharczuk2025"/>
+    <w:bookmarkEnd w:id="209"/>
+    <w:bookmarkStart w:id="211" w:name="ref-strycharczuk2025"/>
     <w:p>
       <w:pPr>
         <w:pStyle w:val="Bibliography"/>
@@ -12536,7 +12572,7 @@
       <w:r>
         <w:t xml:space="preserve"> </w:t>
       </w:r>
-      <w:hyperlink r:id="rId211">
+      <w:hyperlink r:id="rId210">
         <w:r>
           <w:rPr>
             <w:rStyle w:val="Hyperlink"/>
@@ -12548,30 +12584,30 @@
         <w:t xml:space="preserve">.</w:t>
       </w:r>
     </w:p>
+    <w:bookmarkEnd w:id="211"/>
+    <w:bookmarkStart w:id="212" w:name="ref-sullivan2017"/>
+    <w:p>
+      <w:pPr>
+        <w:pStyle w:val="Bibliography"/>
+      </w:pPr>
+      <w:r>
+        <w:t xml:space="preserve">Sullivan, Natalie. 2017.</w:t>
+      </w:r>
+      <w:r>
+        <w:t xml:space="preserve"> </w:t>
+      </w:r>
+      <w:r>
+        <w:t xml:space="preserve">“Writing Arabizi: Orthographic Variation in Romanized Lebanese Arabic on Twitter.”</w:t>
+      </w:r>
+      <w:r>
+        <w:t xml:space="preserve"> </w:t>
+      </w:r>
+      <w:r>
+        <w:t xml:space="preserve">PhD thesis.</w:t>
+      </w:r>
+    </w:p>
     <w:bookmarkEnd w:id="212"/>
-    <w:bookmarkStart w:id="213" w:name="ref-sullivan2017"/>
-    <w:p>
-      <w:pPr>
-        <w:pStyle w:val="Bibliography"/>
-      </w:pPr>
-      <w:r>
-        <w:t xml:space="preserve">Sullivan, Natalie. 2017.</w:t>
-      </w:r>
-      <w:r>
-        <w:t xml:space="preserve"> </w:t>
-      </w:r>
-      <w:r>
-        <w:t xml:space="preserve">“Writing Arabizi: Orthographic Variation in Romanized Lebanese Arabic on Twitter.”</w:t>
-      </w:r>
-      <w:r>
-        <w:t xml:space="preserve"> </w:t>
-      </w:r>
-      <w:r>
-        <w:t xml:space="preserve">PhD thesis.</w:t>
-      </w:r>
-    </w:p>
-    <w:bookmarkEnd w:id="213"/>
-    <w:bookmarkStart w:id="214" w:name="ref-watson2002"/>
+    <w:bookmarkStart w:id="213" w:name="ref-watson2002"/>
     <w:p>
       <w:pPr>
         <w:pStyle w:val="Bibliography"/>
@@ -12593,8 +12629,8 @@
         <w:t xml:space="preserve">. Phonology of the world’s languages. Oxford: Oxford University Press.</w:t>
       </w:r>
     </w:p>
-    <w:bookmarkEnd w:id="214"/>
-    <w:bookmarkStart w:id="216" w:name="ref-wieling2018"/>
+    <w:bookmarkEnd w:id="213"/>
+    <w:bookmarkStart w:id="215" w:name="ref-wieling2018"/>
     <w:p>
       <w:pPr>
         <w:pStyle w:val="Bibliography"/>
@@ -12627,7 +12663,7 @@
       <w:r>
         <w:t xml:space="preserve"> </w:t>
       </w:r>
-      <w:hyperlink r:id="rId215">
+      <w:hyperlink r:id="rId214">
         <w:r>
           <w:rPr>
             <w:rStyle w:val="Hyperlink"/>
@@ -12639,8 +12675,8 @@
         <w:t xml:space="preserve">.</w:t>
       </w:r>
     </w:p>
-    <w:bookmarkEnd w:id="216"/>
-    <w:bookmarkStart w:id="218" w:name="ref-wieling2016"/>
+    <w:bookmarkEnd w:id="215"/>
+    <w:bookmarkStart w:id="217" w:name="ref-wieling2016"/>
     <w:p>
       <w:pPr>
         <w:pStyle w:val="Bibliography"/>
@@ -12673,7 +12709,7 @@
       <w:r>
         <w:t xml:space="preserve"> </w:t>
       </w:r>
-      <w:hyperlink r:id="rId217">
+      <w:hyperlink r:id="rId216">
         <w:r>
           <w:rPr>
             <w:rStyle w:val="Hyperlink"/>
@@ -12685,8 +12721,8 @@
         <w:t xml:space="preserve">.</w:t>
       </w:r>
     </w:p>
-    <w:bookmarkEnd w:id="218"/>
-    <w:bookmarkStart w:id="219" w:name="ref-wood2006"/>
+    <w:bookmarkEnd w:id="217"/>
+    <w:bookmarkStart w:id="218" w:name="ref-wood2006"/>
     <w:p>
       <w:pPr>
         <w:pStyle w:val="Bibliography"/>
@@ -12708,8 +12744,8 @@
         <w:t xml:space="preserve">. CRC Press.</w:t>
       </w:r>
     </w:p>
-    <w:bookmarkEnd w:id="219"/>
-    <w:bookmarkStart w:id="221" w:name="ref-wrench2024"/>
+    <w:bookmarkEnd w:id="218"/>
+    <w:bookmarkStart w:id="220" w:name="ref-wrench2024"/>
     <w:p>
       <w:pPr>
         <w:pStyle w:val="Bibliography"/>
@@ -12742,7 +12778,7 @@
       <w:r>
         <w:t xml:space="preserve"> </w:t>
       </w:r>
-      <w:hyperlink r:id="rId220">
+      <w:hyperlink r:id="rId219">
         <w:r>
           <w:rPr>
             <w:rStyle w:val="Hyperlink"/>
@@ -12754,8 +12790,8 @@
         <w:t xml:space="preserve">.</w:t>
       </w:r>
     </w:p>
-    <w:bookmarkEnd w:id="221"/>
-    <w:bookmarkStart w:id="223" w:name="ref-wrench2022"/>
+    <w:bookmarkEnd w:id="220"/>
+    <w:bookmarkStart w:id="222" w:name="ref-wrench2022"/>
     <w:p>
       <w:pPr>
         <w:pStyle w:val="Bibliography"/>
@@ -12788,7 +12824,7 @@
       <w:r>
         <w:t xml:space="preserve"> </w:t>
       </w:r>
-      <w:hyperlink r:id="rId222">
+      <w:hyperlink r:id="rId221">
         <w:r>
           <w:rPr>
             <w:rStyle w:val="Hyperlink"/>
@@ -12800,30 +12836,30 @@
         <w:t xml:space="preserve">.</w:t>
       </w:r>
     </w:p>
+    <w:bookmarkEnd w:id="222"/>
+    <w:bookmarkStart w:id="223" w:name="ref-zawaydeh1999"/>
+    <w:p>
+      <w:pPr>
+        <w:pStyle w:val="Bibliography"/>
+      </w:pPr>
+      <w:r>
+        <w:t xml:space="preserve">Zawaydeh, Bushra Adnan. 1999.</w:t>
+      </w:r>
+      <w:r>
+        <w:t xml:space="preserve"> </w:t>
+      </w:r>
+      <w:r>
+        <w:t xml:space="preserve">“The phonetics and phonology of gutturals in Arabic.”</w:t>
+      </w:r>
+      <w:r>
+        <w:t xml:space="preserve"> </w:t>
+      </w:r>
+      <w:r>
+        <w:t xml:space="preserve">PhD thesis.</w:t>
+      </w:r>
+    </w:p>
     <w:bookmarkEnd w:id="223"/>
-    <w:bookmarkStart w:id="224" w:name="ref-zawaydeh1999"/>
-    <w:p>
-      <w:pPr>
-        <w:pStyle w:val="Bibliography"/>
-      </w:pPr>
-      <w:r>
-        <w:t xml:space="preserve">Zawaydeh, Bushra Adnan. 1999.</w:t>
-      </w:r>
-      <w:r>
-        <w:t xml:space="preserve"> </w:t>
-      </w:r>
-      <w:r>
-        <w:t xml:space="preserve">“The phonetics and phonology of gutturals in Arabic.”</w:t>
-      </w:r>
-      <w:r>
-        <w:t xml:space="preserve"> </w:t>
-      </w:r>
-      <w:r>
-        <w:t xml:space="preserve">PhD thesis.</w:t>
-      </w:r>
-    </w:p>
-    <w:bookmarkEnd w:id="224"/>
-    <w:bookmarkStart w:id="225" w:name="ref-zeroual2011"/>
+    <w:bookmarkStart w:id="224" w:name="ref-zeroual2011"/>
     <w:p>
       <w:pPr>
         <w:pStyle w:val="Bibliography"/>
@@ -12854,9 +12890,9 @@
         <w:t xml:space="preserve">319: 277.</w:t>
       </w:r>
     </w:p>
+    <w:bookmarkEnd w:id="224"/>
     <w:bookmarkEnd w:id="225"/>
     <w:bookmarkEnd w:id="226"/>
-    <w:bookmarkEnd w:id="227"/>
     <w:sectPr>
       <w:footnotePr>
         <w:numRestart w:val="eachSect"/>

--- a/docs/index.docx
+++ b/docs/index.docx
@@ -15,7 +15,7 @@
         <w:pStyle w:val="Date"/>
       </w:pPr>
       <w:r>
-        <w:t xml:space="preserve">2025-08-01</w:t>
+        <w:t xml:space="preserve">2025-08-04</w:t>
       </w:r>
     </w:p>
     <w:p>
@@ -48,13 +48,13 @@
         <w:t xml:space="preserve">. We conclude by discussing advantages and disadvantages of the two methods (MGAM and MFPCA) and we recommend researchers to prefer MFPCA over MGAM as an initial step for modelling tongue contours.</w:t>
       </w:r>
     </w:p>
-    <w:bookmarkStart w:id="35" w:name="introduction"/>
+    <w:bookmarkStart w:id="35" w:name="sec-introduction"/>
     <w:p>
       <w:pPr>
         <w:pStyle w:val="Heading1"/>
       </w:pPr>
       <w:r>
-        <w:t xml:space="preserve">Introduction</w:t>
+        <w:t xml:space="preserve">1. Introduction</w:t>
       </w:r>
     </w:p>
     <w:p>
@@ -80,7 +80,7 @@
         <w:t xml:space="preserve">(Lulich, Berkson, and Jong 2018)</w:t>
       </w:r>
       <w:r>
-        <w:t xml:space="preserve">. Recent developments in machine learning assisted image processing has enabled faster tracking of estimated points on the tongue contour</w:t>
+        <w:t xml:space="preserve">. Recent developments in machine-learning-assisted image processing has enabled faster tracking of estimated points on the tongue contour</w:t>
       </w:r>
       <w:r>
         <w:t xml:space="preserve"> </w:t>
@@ -252,16 +252,7 @@
         <w:t xml:space="preserve"> </w:t>
       </w:r>
       <w:r>
-        <w:t xml:space="preserve">and Generalised Additive Models using polar coordinates</w:t>
-      </w:r>
-      <w:r>
-        <w:t xml:space="preserve"> </w:t>
-      </w:r>
-      <w:r>
-        <w:t xml:space="preserve">(Coretta 2018b, n.d.)</w:t>
-      </w:r>
-      <w:r>
-        <w:t xml:space="preserve">, are not appropriate with DLC-tracked data, due to the tongue contour</w:t>
+        <w:t xml:space="preserve">and Generalised Additive Models using Cartesian coordinates are not appropriate with DLC-tracked data, due to the tongue contour</w:t>
       </w:r>
       <w:r>
         <w:t xml:space="preserve"> </w:t>
@@ -273,7 +264,7 @@
         <w:t xml:space="preserve"> </w:t>
       </w:r>
       <w:r>
-        <w:t xml:space="preserve">onto itself along the root. This is illustrated in</w:t>
+        <w:t xml:space="preserve">onto itself along the root and due to the vectors of movement of the knots. The first point is illustrated in</w:t>
       </w:r>
       <w:r>
         <w:t xml:space="preserve"> </w:t>
@@ -304,7 +295,7 @@
         <w:t xml:space="preserve"> </w:t>
       </w:r>
       <w:r>
-        <w:t xml:space="preserve">for details on the data). The contours clearly curl onto themselves along the root (on the left of the contour). The red smooths represent a LOESS smooth, calculated for Y along X. This approach clearly miscalculates the smooth for the back half of the tongue, simply because there are two Y values for the same X value, and the procedure, in that case, returns something like an average of the two values. Generalised Additive Models (introduced in the following section) work on the same principle and hence would produce the same type of error.</w:t>
+        <w:t xml:space="preserve">for details on the data). The contours clearly curl onto themselves along the root (on the left of the contour). The red smooths represent a LOESS smooth, calculated for Y along X. This approach miscalculates the smooth for the back half of the tongue, simply because there are two Y values for the same X value, and the procedure, in that case, returns something like an average of the two values. Generalised Additive Models using Cartesian coordinates work on the same principle and hence would produce the same type of error.</w:t>
       </w:r>
     </w:p>
     <w:p>
@@ -312,7 +303,34 @@
         <w:pStyle w:val="BodyText"/>
       </w:pPr>
       <w:r>
-        <w:t xml:space="preserve">While using polar coordinates would work mathematically, it is less ideal from an articulatory perspective: a polar-based fan-line system with a single origin fails to capture the the vectors of movement of the individual knots estimated by DLC.</w:t>
+        <w:t xml:space="preserve">Coretta (2018b)</w:t>
+      </w:r>
+      <w:r>
+        <w:t xml:space="preserve"> </w:t>
+      </w:r>
+      <w:r>
+        <w:t xml:space="preserve">and</w:t>
+      </w:r>
+      <w:r>
+        <w:t xml:space="preserve"> </w:t>
+      </w:r>
+      <w:r>
+        <w:t xml:space="preserve">Coretta (2019)</w:t>
+      </w:r>
+      <w:r>
+        <w:t xml:space="preserve"> </w:t>
+      </w:r>
+      <w:r>
+        <w:t xml:space="preserve">suggest using polar coordinates with Generalised Additive Models to overcome the shortcomings of Cartesian coordinates. While using polar coordinates with DLC-tracked data would work mathematically, as shown in</w:t>
+      </w:r>
+      <w:r>
+        <w:t xml:space="preserve"> </w:t>
+      </w:r>
+      <w:r>
+        <w:t xml:space="preserve">Gubian (2025)</w:t>
+      </w:r>
+      <w:r>
+        <w:t xml:space="preserve">, it is less ideal from an articulatory perspective: a polar-based fan-line system with a single origin fails to capture the the vectors of movement of the individual knots estimated by DLC.</w:t>
       </w:r>
       <w:r>
         <w:t xml:space="preserve"> </w:t>
@@ -338,7 +356,7 @@
         <w:t xml:space="preserve">(Pettersson and Wood 1987; Hoole 1999; Honda 1996; Wrench 2024)</w:t>
       </w:r>
       <w:r>
-        <w:t xml:space="preserve">. The polar radii in grey radiate from a manually selected origin with coordinates (100, 30). While the radii would correctly capture the position of each knot on the bi-dimensional space, the modelling of displacement is constrained by the direction of the radii. We don’t consider this constraint to be fatal, but Generalised Additive Models allow for a more accurate depiction of knot movement by removing such constraints.</w:t>
+        <w:t xml:space="preserve">. The polar radii in grey radiate from a manually selected origin with coordinates (100, 30). While the radii would correctly capture the position of each knot on the bi-dimensional space, the modelling of displacement is constrained by the direction of the radii. We don’t consider this constraint to be fatal, but Multivariate Generalised Additive Models allow for a more accurate depiction of knot movement by removing such constraints.</w:t>
       </w:r>
     </w:p>
     <w:bookmarkStart w:id="29" w:name="cell-fig-curl"/>
@@ -563,7 +581,7 @@
         <w:pStyle w:val="Heading1"/>
       </w:pPr>
       <w:r>
-        <w:t xml:space="preserve">Multivariate Generalised Additive Models</w:t>
+        <w:t xml:space="preserve">2. Multivariate Generalised Additive Models</w:t>
       </w:r>
     </w:p>
     <w:p>
@@ -624,7 +642,21 @@
         <w:pStyle w:val="BodyText"/>
       </w:pPr>
       <w:r>
-        <w:t xml:space="preserve">As mentioned in the Introduction, the data tracked by DeepLabCut consists of the position on the horizontal (</w:t>
+        <w:t xml:space="preserve">As mentioned in</w:t>
+      </w:r>
+      <w:r>
+        <w:t xml:space="preserve"> </w:t>
+      </w:r>
+      <w:hyperlink w:anchor="sec-introduction">
+        <w:r>
+          <w:rPr>
+            <w:rStyle w:val="Hyperlink"/>
+          </w:rPr>
+          <w:t xml:space="preserve">Section 1</w:t>
+        </w:r>
+      </w:hyperlink>
+      <w:r>
+        <w:t xml:space="preserve">, the data tracked by DeepLabCut consists of the position on the horizontal (</w:t>
       </w:r>
       <w:r>
         <w:rPr>
@@ -661,7 +693,7 @@
         <w:t xml:space="preserve"> </w:t>
       </w:r>
       <w:r>
-        <w:t xml:space="preserve">illustrates the reconstructed tongue contour on the basis of the 11 knots: the shown tongue is from the offset of a vowel [o] followed by [t], uttered by a Polish speaker (see</w:t>
+        <w:t xml:space="preserve">illustrates the reconstructed tongue contour on the basis of the 11 knots: the tongue in the figure is from the offset of a vowel [o] followed by [t], uttered by a Polish speaker (see</w:t>
       </w:r>
       <w:r>
         <w:t xml:space="preserve"> </w:t>
@@ -819,7 +851,7 @@
         <w:t xml:space="preserve"> </w:t>
       </w:r>
       <w:r>
-        <w:t xml:space="preserve">along the knots. These X/Y trajectories are the ones that can be modelled using MGAMs and Multiple Functional Principal Component Analysis (MFPCA): in both cases, the X/Y trajectories are modelled as two variables changing along knot number. Note that a viable, but theoretically less robust, alternative is to model the data with the coordinates values as the outcome and the type of coordinate (X vs Y) as a predictor, as done for example in</w:t>
+        <w:t xml:space="preserve">along the knots. These X/Y trajectories can be modelled using MGAMs and Multiple Functional Principal Component Analysis (MFPCA): in both cases, the X/Y trajectories are modelled as two variables changing along knot number. Note that a viable, but theoretically less robust, alternative is to model the data with the coordinates values as the outcome and the type of coordinate (X vs Y) as a predictor, as done for example in</w:t>
       </w:r>
       <w:r>
         <w:t xml:space="preserve"> </w:t>
@@ -843,7 +875,7 @@
         <w:t xml:space="preserve"> </w:t>
       </w:r>
       <w:r>
-        <w:t xml:space="preserve">(this approach models the X and Y coordinates as completely independent, while an MVGAM also estimates residual correlations between the two, which is a desired, although not deal-breaking, property). In this section, we will illustrate GAMs applied to the X/Y trajectories along the knots and how we can reconstruct the tongue contour from the modelled trajectories. We will use data from two case studies of coarticulation: vowel consonant (VC) coarticulation based on C place in Italian and Polish, and consonantal articulation of plain vs emphatic consonants in Lebanese Arabic.</w:t>
+        <w:t xml:space="preserve">(this approach models the X and Y coordinates as completely independent, while an MVGAM also estimates residual correlations between the two, which is a desired, although not deal-breaking, property). In this section, we will illustrate GAMs applied to the X/Y trajectories along the knots and how we can reconstruct the tongue contour from the modelled trajectories. We will use data from two case studies of coarticulation: vowel-consonant (VC) coarticulation based on consonant place in Italian and Polish, and consonantal articulation of plain vs emphatic consonants in Lebanese Arabic.</w:t>
       </w:r>
     </w:p>
     <w:bookmarkStart w:id="45" w:name="cell-fig-tongue-xy"/>
@@ -947,7 +979,7 @@
         <w:pStyle w:val="Heading2"/>
       </w:pPr>
       <w:r>
-        <w:t xml:space="preserve">VC coarticulation</w:t>
+        <w:t xml:space="preserve">2.1 VC coarticulation</w:t>
       </w:r>
     </w:p>
     <w:p>
@@ -988,7 +1020,7 @@
         <w:t xml:space="preserve"> </w:t>
       </w:r>
       <w:r>
-        <w:t xml:space="preserve">(the analysis concerned the position of the tongue root during the duration of vowels followed by voiceless or voiced stops; in this paper we focus on tongue contours at the vowel offset). The materials are /pVCV/ words embedded in a frame sentence (</w:t>
+        <w:t xml:space="preserve">(the analysis in the latter concerned the position of the tongue root during the duration of vowels followed by voiceless or voiced stops; in this paper we focus on tongue contours at the vowel offset). The materials are /pVCV/ words embedded in a frame sentence (</w:t>
       </w:r>
       <w:r>
         <w:rPr>
@@ -1090,7 +1122,19 @@
         <w:t xml:space="preserve">z</w:t>
       </w:r>
       <w:r>
-        <w:t xml:space="preserve">-scores within each speaker (the difference between the value and the mean, divided by the standard deviation). These steps are documented in the paper’s notebook</w:t>
+        <w:t xml:space="preserve">-scores within each speaker (the difference between the value and the mean, divided by the standard deviation). These steps are documented in the</w:t>
+      </w:r>
+      <w:r>
+        <w:t xml:space="preserve"> </w:t>
+      </w:r>
+      <w:r>
+        <w:t xml:space="preserve">“Prepare data”</w:t>
+      </w:r>
+      <w:r>
+        <w:t xml:space="preserve"> </w:t>
+      </w:r>
+      <w:r>
+        <w:t xml:space="preserve">notebook online, available at</w:t>
       </w:r>
       <w:r>
         <w:t xml:space="preserve"> </w:t>
@@ -1100,7 +1144,7 @@
           <w:rPr>
             <w:rStyle w:val="Hyperlink"/>
           </w:rPr>
-          <w:t xml:space="preserve">Prepare data</w:t>
+          <w:t xml:space="preserve">https://stefanocoretta.github.io/mv_uti/notebooks/01_prepare_data-preview.htm</w:t>
         </w:r>
       </w:hyperlink>
       <w:r>
@@ -4862,7 +4906,7 @@
         <w:t xml:space="preserve"> </w:t>
       </w:r>
       <w:r>
-        <w:t xml:space="preserve">strongly suggests greater VC coarticulation on the C closure in coronal that in velar contexts. Moreover, the vowels /a, o/ have a similar coarticulatory effect on the tongue contour. With velar consonants, we observe less coarticulation from the preceding vowel (an possible explanation of this is given at the end of</w:t>
+        <w:t xml:space="preserve">strongly suggests greater VC coarticulation on the C closure in coronal that in velar contexts. Moreover, the vowels /a, o/ have a similar coarticulatory effect on the tongue contour. With velar consonants, we observe less coarticulation from the preceding vowel (a possible explanation of this is given at the end of</w:t>
       </w:r>
       <w:r>
         <w:t xml:space="preserve"> </w:t>
@@ -4876,7 +4920,7 @@
         </w:r>
       </w:hyperlink>
       <w:r>
-        <w:t xml:space="preserve">.</w:t>
+        <w:t xml:space="preserve">).</w:t>
       </w:r>
     </w:p>
     <w:bookmarkEnd w:id="69"/>
@@ -4886,7 +4930,7 @@
         <w:pStyle w:val="Heading2"/>
       </w:pPr>
       <w:r>
-        <w:t xml:space="preserve">Emphaticness</w:t>
+        <w:t xml:space="preserve">2.2 Emphaticness</w:t>
       </w:r>
     </w:p>
     <w:p>
@@ -5042,7 +5086,7 @@
         <w:t xml:space="preserve"> </w:t>
       </w:r>
       <w:r>
-        <w:t xml:space="preserve">present in Lebanese, which we will denote with /A, E, I, O, U/ to signal that these are neither to be taken as phonemes or exact phonetic realisations. The coda was the voiced bilabial plosive /b/. Each recording consisted of four stimuli in randomized order, covering forty syllables, in five repetitions; for a total of 1000 recordings. The subset of the data used here is from 35ms before consonant offset, defined as the burst for the plosives and as the end of the frication noise for the fricatives.</w:t>
+        <w:t xml:space="preserve">present in Lebanese, which we will denote with /A, E, I, O, U/ to signal that these are neither to be taken as phonemes nor exact phonetic realisations. The coda was the voiced bilabial plosive /b/. Each recording consisted of four stimuli in randomized order, covering forty syllables, in five repetitions; for a total of 1000 recordings. The subset of the data used here is from 35ms before consonant offset, defined as the burst for the plosives and as the end of the frication noise for the fricatives.</w:t>
       </w:r>
     </w:p>
     <w:p>
@@ -5064,7 +5108,7 @@
         </w:r>
       </w:hyperlink>
       <w:r>
-        <w:t xml:space="preserve">, we won’t be showing the code in this section, but readers can find the code in the</w:t>
+        <w:t xml:space="preserve">, we won’t be showing the code in this section, but readers can find the code in the Article Notebook, available at</w:t>
       </w:r>
       <w:r>
         <w:t xml:space="preserve"> </w:t>
@@ -5074,7 +5118,7 @@
           <w:rPr>
             <w:rStyle w:val="Hyperlink"/>
           </w:rPr>
-          <w:t xml:space="preserve">Article Notebook</w:t>
+          <w:t xml:space="preserve">https://stefanocoretta.github.io/mv_uti/index-preview.html</w:t>
         </w:r>
       </w:hyperlink>
       <w:r>
@@ -5097,7 +5141,7 @@
         <w:t xml:space="preserve"> </w:t>
       </w:r>
       <w:r>
-        <w:t xml:space="preserve">shows the predicted tongue contours of emphatic and plain consonants, split by following vowel. First, the following vowel exercises an appreciable amount of coarticulation on the preceding consonant. The vowel-induced coarticulation seem to be modulating how the emphatic vs plain distinction is implemented (or not): in the context of the vowels /A, O, U/, emphatic consonants are produced with a retracted body and root, indicating pharyngealisation. On the other hand, in the context of the front vowels /E, I/, there is visibly less distinction between emphatic and plain consonants, which is virtually absent in /E/. However, when plotting the predictions for the different vocalic contexts and different speakers, the picture becomes more complex.</w:t>
+        <w:t xml:space="preserve">shows the predicted tongue contours of emphatic and plain consonants, split by following vowel. First, the following vowel exercises an appreciable amount of coarticulation on the preceding consonant. The vowel-induced coarticulation seems to be modulating how the emphatic vs plain distinction is implemented (or not): in the context of the vowels /A, O, U/, emphatic consonants are produced with a retracted body and root, indicating pharyngealisation. On the other hand, in the context of the front vowels /E, I/, there is visibly less distinction between emphatic and plain consonants, which is virtually absent in /E/. However, when plotting the predictions for the different vocalic contexts and different speakers, the picture becomes more complex.</w:t>
       </w:r>
     </w:p>
     <w:bookmarkStart w:id="75" w:name="cell-fig-emph-ci"/>
@@ -5292,7 +5336,7 @@
         <w:pStyle w:val="Heading1"/>
       </w:pPr>
       <w:r>
-        <w:t xml:space="preserve">Multivariate Functional Principal Component Analysis</w:t>
+        <w:t xml:space="preserve">3. Multivariate Functional Principal Component Analysis</w:t>
       </w:r>
     </w:p>
     <w:p>
@@ -5318,7 +5362,7 @@
         <w:t xml:space="preserve">(Ramsay and Silverman 2005; Gubian, Torreira, and Boves 2015; Gubian, Pastätter, and Pouplier 2019; Gubian 2024)</w:t>
       </w:r>
       <w:r>
-        <w:t xml:space="preserve">: a typical example is time-series data, with a variable changing over time. The trajectory of the time-varying variable is encoded into a function with a set of coefficients and the values of those coefficients are submitted to PCA. When more than one time-varying variable is needed, this is where Multivariate FPCA (MFPCA) come in</w:t>
+        <w:t xml:space="preserve">: a typical example is time-series data, with a variable changing over time. The trajectory of the time-varying variable is encoded into a function with a set of coefficients and the values of those coefficients are submitted to PCA. When more than one time-varying variable is needed, this is where Multivariate FPCA (MFPCA) comes in</w:t>
       </w:r>
       <w:r>
         <w:t xml:space="preserve"> </w:t>
@@ -5371,7 +5415,7 @@
         <w:pStyle w:val="Heading2"/>
       </w:pPr>
       <w:r>
-        <w:t xml:space="preserve">VC coarticulation</w:t>
+        <w:t xml:space="preserve">3.1 VC coarticulation</w:t>
       </w:r>
     </w:p>
     <w:p>
@@ -5584,7 +5628,7 @@
         <w:t xml:space="preserve">Y_z</w:t>
       </w:r>
       <w:r>
-        <w:t xml:space="preserve">). If you are not unsure about what the code in this section, it is always useful to inspect intermediate and final output in the pipe chains to familiarise yourself with the format of the input and resulting data.</w:t>
+        <w:t xml:space="preserve">). If you are unsure about the code in this section, it is always useful to inspect intermediate and final output in the pipe chains to familiarise yourself with the format of the input and resulting data.</w:t>
       </w:r>
     </w:p>
     <w:p>
@@ -5805,7 +5849,7 @@
           <m:rPr>
             <m:sty m:val="p"/>
           </m:rPr>
-          <m:t>⋅</m:t>
+          <m:t>×</m:t>
         </m:r>
         <m:r>
           <m:t>11</m:t>
@@ -6321,44 +6365,7 @@
         <w:t xml:space="preserve"> </w:t>
       </w:r>
       <w:r>
-        <w:t xml:space="preserve">function to compute an MFPCA. In this tutorial we will compute the first two PCs, but in a multivariate (bivariate) FPCA you can compute up to</w:t>
-      </w:r>
-      <w:r>
-        <w:t xml:space="preserve"> </w:t>
-      </w:r>
-      <m:oMath>
-        <m:r>
-          <m:t>2</m:t>
-        </m:r>
-        <m:r>
-          <m:rPr>
-            <m:sty m:val="p"/>
-          </m:rPr>
-          <m:t>×</m:t>
-        </m:r>
-        <m:r>
-          <m:t>K</m:t>
-        </m:r>
-      </m:oMath>
-      <w:r>
-        <w:t xml:space="preserve"> </w:t>
-      </w:r>
-      <w:r>
-        <w:t xml:space="preserve">PCs where</w:t>
-      </w:r>
-      <w:r>
-        <w:t xml:space="preserve"> </w:t>
-      </w:r>
-      <m:oMath>
-        <m:r>
-          <m:t>K</m:t>
-        </m:r>
-      </m:oMath>
-      <w:r>
-        <w:t xml:space="preserve"> </w:t>
-      </w:r>
-      <w:r>
-        <w:t xml:space="preserve">is the number of DLC knots in the data.</w:t>
+        <w:t xml:space="preserve">function to compute an MFPCA. In this tutorial we will compute the first two PCs, but you can compute up to the number of DLC knots in the data, i.e. 11.</w:t>
       </w:r>
     </w:p>
     <w:p>
@@ -6722,7 +6729,7 @@
         <w:pStyle w:val="FirstParagraph"/>
       </w:pPr>
       <w:r>
-        <w:t xml:space="preserve">The best way to assess the effect of the PC scores on the shape of the tongue contours is to plot the predicted tongue contours based on a set of representative PC scores. In order to be able to plot the predicted contours, we need to calculate them from the MFPCA object. It is suggested to plot predicted curves at score intervals based on fractions of the scores standard deviation. This is what the following code does.</w:t>
+        <w:t xml:space="preserve">The best way to assess the effect of the PC scores on the shape of the tongue contours is to plot the predicted tongue contours based on a set of representative PC scores. In order to be able to plot the predicted contours, we need to calculate them from the MFPCA object. It is suggested to plot predicted curves at score intervals based on fractions of the scores’ standard deviation. This is what the following code does.</w:t>
       </w:r>
     </w:p>
     <w:p>
@@ -6922,7 +6929,7 @@
         <w:rPr>
           <w:rStyle w:val="CommentTok"/>
         </w:rPr>
-        <w:t xml:space="preserve"># Set the SD fraction, from -1 SD to +1 SD, with increments by 0.25</w:t>
+        <w:t xml:space="preserve"># Set the SD fraction, from -1 SD to +1 SD, with increments of 0.25</w:t>
       </w:r>
       <w:r>
         <w:br/>
@@ -7096,7 +7103,7 @@
         <w:rPr>
           <w:rStyle w:val="CommentTok"/>
         </w:rPr>
-        <w:t xml:space="preserve"># the has more rows than the original.</w:t>
+        <w:t xml:space="preserve"># that has more rows than the original.</w:t>
       </w:r>
       <w:r>
         <w:br/>
@@ -7558,14 +7565,19 @@
         <w:t xml:space="preserve"> </w:t>
       </w:r>
       <w:r>
-        <w:t xml:space="preserve">shows these. The plot is composed of four panels: the top two are the predicted curves along knot number for the Y coordinates (based on PC1 in the left panel and PC2 in the right panel). Interpreting the effect of the PCs on the X and Y coordinates separately allows one to observe vertical (Y coordinate) and horizontal (X coordinate) differences in tongue position independently. However, note that the vectors of muscle contractions in the tongue are not simply along a vertical/horizontal axis</w:t>
-      </w:r>
-      <w:r>
-        <w:t xml:space="preserve"> </w:t>
-      </w:r>
-      <w:r>
-        <w:t xml:space="preserve">(Honda 1996; Wrench 2024)</w:t>
-      </w:r>
+        <w:t xml:space="preserve">shows these. The plot is composed of four panels: the top two are the predicted curves along knot number for the Y coordinates (based on PC1 in the left panel and PC2 in the right panel). Interpreting the effect of the PCs on the X and Y coordinates separately allows one to observe vertical (Y coordinate) and horizontal (X coordinate) differences in tongue position independently. However, note that the vectors of muscle contractions in the tongue are not simply along a vertical/horizontal axis, as mentioned in</w:t>
+      </w:r>
+      <w:r>
+        <w:t xml:space="preserve"> </w:t>
+      </w:r>
+      <w:hyperlink w:anchor="sec-introduction">
+        <w:r>
+          <w:rPr>
+            <w:rStyle w:val="Hyperlink"/>
+          </w:rPr>
+          <w:t xml:space="preserve">Section 1</w:t>
+        </w:r>
+      </w:hyperlink>
       <w:r>
         <w:t xml:space="preserve">. Looking at a full tongue contour (in an X/Y coordinates plot) will generally prove to be more straightforward.</w:t>
       </w:r>
@@ -7772,7 +7784,7 @@
         <w:t xml:space="preserve">y</w:t>
       </w:r>
       <w:r>
-        <w:t xml:space="preserve">-axes correspond to the X and Y coordinates of the tongue contour, with the effect of PC1 in the left panel and the effect of PC2 in the right panel. A higher PC1 score (green lines in the left panel) suggest a lowering of the tongue body/dorsum and raising of the tongue tip. Since the data contains velar and coronal consonants, we take this to be capturing the velar/coronal place of articulation effect. A higher PC2 score (green lines in the right panel) corresponds to an overall higher tongue position. Considering that the back/central vowels /a, o, u/ are included in this data set, we take PC2 to be related with the effect of vowel on the tongue shape at closure onset.</w:t>
+        <w:t xml:space="preserve">-axes correspond to the X and Y coordinates of the tongue contour, with the effect of PC1 in the left panel and the effect of PC2 in the right panel. A higher PC1 score (green lines in the left panel) suggests lowering of the tongue body/dorsum and raising of the tongue tip. Since the data contains velar and coronal consonants, we take this to be capturing the velar/coronal place of articulation. A higher PC2 score (green lines in the right panel) corresponds to an overall higher tongue position. Considering that the back/central vowels /a, o, u/ are included in this data set, we take PC2 to be related to the effect of vowel on the tongue shape at closure onset.</w:t>
       </w:r>
     </w:p>
     <w:bookmarkStart w:id="92" w:name="cell-fig-contours"/>
@@ -8187,7 +8199,7 @@
         <w:pStyle w:val="Heading2"/>
       </w:pPr>
       <w:r>
-        <w:t xml:space="preserve">Emphaticness</w:t>
+        <w:t xml:space="preserve">3.2 Emphaticness</w:t>
       </w:r>
     </w:p>
     <w:p>
@@ -8195,7 +8207,7 @@
         <w:pStyle w:val="FirstParagraph"/>
       </w:pPr>
       <w:r>
-        <w:t xml:space="preserve">In this section we will run an MFPCA analysis on the Lebanese Arabic data. Since the procedure is the same as in the previous section, the code will not be shown here, but can be viewed in the</w:t>
+        <w:t xml:space="preserve">In this section we will run an MFPCA analysis on the Lebanese Arabic data. Since the procedure is the same as in the previous section, the code will not be shown here, but can be viewed in the Article Notebook, available at</w:t>
       </w:r>
       <w:r>
         <w:t xml:space="preserve"> </w:t>
@@ -8205,7 +8217,7 @@
           <w:rPr>
             <w:rStyle w:val="Hyperlink"/>
           </w:rPr>
-          <w:t xml:space="preserve">Article Notebook</w:t>
+          <w:t xml:space="preserve">https://stefanocoretta.github.io/mv_uti/index-preview.html</w:t>
         </w:r>
       </w:hyperlink>
       <w:r>
@@ -8342,7 +8354,7 @@
         <w:t xml:space="preserve"> </w:t>
       </w:r>
       <w:r>
-        <w:t xml:space="preserve">plots the PC scores for each vowel, emphaticness and speaker combination. Points are coloured based on emphaticness: emphatic in green and plain in orange. This figure illustrates well how the PC scores can capture individual variation: some speakers show clear separation of emphatic and plain tokens, while others do not. In most cases, PC1 is doing the heavy lifting of distinguishing emphatic and plain: recall that PC1 captures the front-high/back-low diagonal; a low PC1 indicates tongue dorsum and root backing, in other words pharyngealisation. Indeed, PC1 tends to be lower in emphatic tokens in several speakers, like Bar, Bay, Mro and Sak, especially with the vowels /A, O, U/. On the other hand, Bar’s emphatic and plain tokens for vowels /E, I/ do not show a PC1 difference, but rather a PC2 difference: PC2 captures tongue dorsum/body raising, hence indicating velarisation. It is possible that in Bar’s productions of emphatic consonants followed by /E, I/ the distinction with plain is produced by uvularisation/velarisation, compared to the pharyngealisation of emphatic consonants followed by /A, O, U/. Uvularisation/velarisation, rather than pharyngealisation, in the /E, I/ contexts makes sense given that the tongue root has to be front in the production of those vowels (see</w:t>
+        <w:t xml:space="preserve">plots the PC scores for each vowel, emphaticness and speaker combination. Points are coloured based on emphaticness: emphatic in green and plain in orange. This figure illustrates well how the PC scores can capture individual variation: some speakers show clear separation of emphatic and plain tokens, while others do not. In most cases, PC1 is doing the heavy lifting of distinguishing emphatic and plain: recall that PC1 captures the front-high/back-low diagonal; a low PC1 indicates tongue dorsum and root backing, in other words pharyngealisation. Indeed, PC1 tends to be lower in emphatic tokens in several speakers, like BAR, BAY, MRO and SAK, especially with the vowels /A, O, U/. On the other hand, BAR’s emphatic and plain tokens for vowels /E, I/ do not show a PC1 difference, but rather a PC2 difference: PC2 captures tongue dorsum/body raising, hence indicating velarisation. It is possible that in BAR’s productions of emphatic consonants followed by /E, I/ the distinction with plain is produced by uvularisation/velarisation, compared to the pharyngealisation of emphatic consonants followed by /A, O, U/. Uvularisation/velarisation, rather than pharyngealisation, in the /E, I/ contexts makes sense given that the tongue root has to be forward for the production of those vowels (see</w:t>
       </w:r>
       <w:r>
         <w:t xml:space="preserve"> </w:t>
@@ -8638,7 +8650,7 @@
         <w:pStyle w:val="BodyText"/>
       </w:pPr>
       <w:r>
-        <w:t xml:space="preserve">Finally, it will usually be helpful to reconstruct the predicted tongue contours of specific context. For example, we might be interested in showing the average tongue contours for emphatic and plain consonant followed by each of the five vowels in the data. This is shown in</w:t>
+        <w:t xml:space="preserve">Furthermore, it can be helpful to reconstruct the predicted tongue contours of specific contexts. For example, we might be interested in showing the average tongue contours for emphatic and plain consonants followed by each of the five vowels in the data. This is shown in</w:t>
       </w:r>
       <w:r>
         <w:t xml:space="preserve"> </w:t>
@@ -8667,7 +8679,7 @@
         <w:t xml:space="preserve"> </w:t>
       </w:r>
       <w:r>
-        <w:t xml:space="preserve">object.</w:t>
+        <w:t xml:space="preserve">object in R.</w:t>
       </w:r>
     </w:p>
     <w:p>
@@ -9064,7 +9076,7 @@
         <w:pStyle w:val="FirstParagraph"/>
       </w:pPr>
       <w:r>
-        <w:t xml:space="preserve">The following code calculates the reconstructed tongue contours based on both PC1 and PC2. One could also calculate the reconstructed contours at factions of the standard deviation of the scores if one wished so, like it was done above.</w:t>
+        <w:t xml:space="preserve">The following code calculates the reconstructed tongue contours based on both PC1 and PC2. One could also calculate the reconstructed contours at fractions of the standard deviation of the scores if one wished so, like it was done above.</w:t>
       </w:r>
     </w:p>
     <w:p>
@@ -9171,7 +9183,7 @@
         <w:rPr>
           <w:rStyle w:val="CommentTok"/>
         </w:rPr>
-        <w:t xml:space="preserve"># the has more rows than the original.</w:t>
+        <w:t xml:space="preserve"># that has more rows than the original.</w:t>
       </w:r>
       <w:r>
         <w:br/>
@@ -9798,13 +9810,13 @@
         <w:t xml:space="preserve"> </w:t>
       </w:r>
       <w:r>
-        <w:t xml:space="preserve">(Bürkner 2017)</w:t>
-      </w:r>
-      <w:r>
-        <w:t xml:space="preserve"> </w:t>
-      </w:r>
-      <w:r>
-        <w:t xml:space="preserve">with PC1 as the outcome, emphaticness (emphatic vs plain) and vowel (A, E, I, O, U) and their interaction as predictors (frequentist methods are of course also possible). We also included by-participant varying intercepts and varying slopes for the emphaticness/vowel interaction. Both emphaticness and vowel were coded using sum contrasts. This is the R formula we used:</w:t>
+        <w:t xml:space="preserve">(Bürkner 2017, frequentist methods are of course also possible)</w:t>
+      </w:r>
+      <w:r>
+        <w:t xml:space="preserve"> </w:t>
+      </w:r>
+      <w:r>
+        <w:t xml:space="preserve">with PC1 as the outcome, emphaticness (emphatic vs plain) and vowel (A, E, I, O, U) and their interaction as predictors. We also included by-participant varying intercepts and varying slopes for the emphaticness/vowel interaction. Both emphaticness and vowel were coded using sum contrasts. This is the R formula we used:</w:t>
       </w:r>
       <w:r>
         <w:t xml:space="preserve"> </w:t>
@@ -9949,7 +9961,7 @@
         <w:t xml:space="preserve"> </w:t>
       </w:r>
       <w:r>
-        <w:t xml:space="preserve">shows the mean, standard deviation and 95-80-65% CrIs of the posterior difference between emphatic and plain consonants for each vowel. The CrIs indicate a robustly lower PC1 for /A, U/. For the other vowels, both a lower or slightly higher PC1 are possible and, if a difference is present at all, it would be of a lower magnitude than that in the /A, U/ context. At 80% confidence, emphatic consonants also show a lower PC1 when followed by /O/. In sum, while we can argue for lower PC1 in the /A, U/ and possibly /O/ contexts (and hence, pharyngealisation in emphatic consonants followed by these vowels), the results are more uncertain regarding /E, I/.</w:t>
+        <w:t xml:space="preserve">shows the mean, standard deviation and 95-80-65% CrIs of the posterior difference between emphatic and plain consonants for each vowel. The CrIs indicate a robustly lower PC1 for /A, U/. For the other vowels, both a lower or slightly higher PC1 are possible and, if a difference is present at all, it would be of a lower magnitude than that in the /A, U/ context. At 80% confidence, emphatic consonants also show a lower PC1 when followed by /O/. In sum, while we can argue for a lower PC1 in the /A, U/ and possibly /O/ contexts (and hence, pharyngealisation in emphatic consonants followed by these vowels), the results are more uncertain regarding /E, I/.</w:t>
       </w:r>
     </w:p>
     <w:tbl>
@@ -10727,7 +10739,7 @@
         <w:pStyle w:val="Heading1"/>
       </w:pPr>
       <w:r>
-        <w:t xml:space="preserve">Advantages and disadvantages</w:t>
+        <w:t xml:space="preserve">4. Advantages and disadvantages</w:t>
       </w:r>
     </w:p>
     <w:p>
@@ -10779,7 +10791,7 @@
         </w:r>
       </w:hyperlink>
       <w:r>
-        <w:t xml:space="preserve">. In the VC coarticulation data, PC1 corresponded to the coronal/velar difference in consonants, while PC2 to the difference in vowel. In the emphaticness data, PC1 captured the low-back/high-front diagonal movement, while PC2 to the high/low movement at the back of the oral cavity. In other words: until one has run the MFPCA, one cannot know which PC will correspond to which axis of differences, and whether the PCs will capture relevant differences at all. It can happen that the variation one is after is so minimal relative to other, more substantial cases of variation, that it will not be captured by the MFPCA at all. It is possible that qualitatively homogeneous data sets might return PCs that have the same or very similar interpretations, but this has not been systematically tested, perhaps with the exception of simple PCA run on vowel formant data, which suggests that the first two PCs capture the two diagonals</w:t>
+        <w:t xml:space="preserve">. In the VC coarticulation data, PC1 corresponded to the coronal/velar difference in consonants, while PC2 to the difference in vowel. In the emphaticness data, PC1 captured the low-back/high-front diagonal movement, while PC2 to the high/low movement at the back of the oral cavity. In other words: until one has run the MFPCA, one cannot know which PC will correspond to which axis of differences, and whether the PCs will capture relevant differences at all. It can happen that the variation one is after is so minimal relative to other, more substantial cases of variation, that it will not be captured by the MFPCA at all. It is possible that qualitatively homogeneous data sets might return PCs that have the same or very similar interpretations. This has not been systematically tested, perhaps with the exception of simple PCA run on vowel formant data, which suggests that the first two PCs capture the two diagonals</w:t>
       </w:r>
       <w:r>
         <w:t xml:space="preserve"> </w:t>
@@ -10797,32 +10809,7 @@
         <w:t xml:space="preserve">Honda (1996)</w:t>
       </w:r>
       <w:r>
-        <w:t xml:space="preserve">.</w:t>
-      </w:r>
-    </w:p>
-    <w:p>
-      <w:pPr>
-        <w:pStyle w:val="BodyText"/>
-      </w:pPr>
-      <w:r>
-        <w:t xml:space="preserve">Another advantage of MFPCA is that, provided that the PCs have captured relevant characteristics, the PCs can be submitted to further modelling using regression with the inclusion of relevant predictors (like different categorical variables of interest). We have not done so in this tutorial to keep the scope and length of the tutorial manageable, but both case studies presented in</w:t>
-      </w:r>
-      <w:r>
-        <w:t xml:space="preserve"> </w:t>
-      </w:r>
-      <w:hyperlink w:anchor="sec-fpca">
-        <w:r>
-          <w:rPr>
-            <w:rStyle w:val="Hyperlink"/>
-          </w:rPr>
-          <w:t xml:space="preserve">Section 3</w:t>
-        </w:r>
-      </w:hyperlink>
-      <w:r>
-        <w:t xml:space="preserve"> </w:t>
-      </w:r>
-      <w:r>
-        <w:t xml:space="preserve">are amenable to such follow-up analysis.</w:t>
+        <w:t xml:space="preserve">. Another advantage of MFPCA is that, provided that the PCs have captured relevant characteristics, the PCs can be submitted to further modelling using regression with the inclusion of relevant predictors (like different categorical variables of interest) as we have illustrated in the previous section.</w:t>
       </w:r>
     </w:p>
     <w:p>
@@ -10840,7 +10827,7 @@
         <w:pStyle w:val="Heading1"/>
       </w:pPr>
       <w:r>
-        <w:t xml:space="preserve">Conclusions</w:t>
+        <w:t xml:space="preserve">5. Conclusions</w:t>
       </w:r>
     </w:p>
     <w:p>
@@ -10859,7 +10846,7 @@
         </w:r>
       </w:hyperlink>
       <w:r>
-        <w:t xml:space="preserve">. In closing, we evaluate the strengths and limitations of each method and advise adopting MFPCA as the preferred initial modelling strategy for tongue contour data.</w:t>
+        <w:t xml:space="preserve">. In closing, we evaluated the strengths and limitations of each method and advise adopting MFPCA as the preferred initial modelling strategy for tongue contour data.</w:t>
       </w:r>
     </w:p>
     <w:bookmarkEnd w:id="134"/>
@@ -10937,7 +10924,7 @@
         <w:pStyle w:val="Heading1"/>
       </w:pPr>
       <w:r>
-        <w:t xml:space="preserve">References</w:t>
+        <w:t xml:space="preserve">6. References</w:t>
       </w:r>
     </w:p>
     <w:bookmarkStart w:id="225" w:name="refs"/>
@@ -11220,7 +11207,37 @@
       </w:r>
     </w:p>
     <w:bookmarkEnd w:id="149"/>
-    <w:bookmarkStart w:id="151" w:name="ref-coretta2020"/>
+    <w:bookmarkStart w:id="151" w:name="ref-coretta2019g"/>
+    <w:p>
+      <w:pPr>
+        <w:pStyle w:val="Bibliography"/>
+      </w:pPr>
+      <w:r>
+        <w:t xml:space="preserve">———. 2019.</w:t>
+      </w:r>
+      <w:r>
+        <w:t xml:space="preserve"> </w:t>
+      </w:r>
+      <w:r>
+        <w:t xml:space="preserve">“Assessing Mid-Saggital Tongue Contours in Polar Coordinates Using Generalised Additive (Mixed) Models.”</w:t>
+      </w:r>
+      <w:r>
+        <w:t xml:space="preserve"> </w:t>
+      </w:r>
+      <w:hyperlink r:id="rId150">
+        <w:r>
+          <w:rPr>
+            <w:rStyle w:val="Hyperlink"/>
+          </w:rPr>
+          <w:t xml:space="preserve">https://doi.org/10.31219/osf.io/q6vzb</w:t>
+        </w:r>
+      </w:hyperlink>
+      <w:r>
+        <w:t xml:space="preserve">.</w:t>
+      </w:r>
+    </w:p>
+    <w:bookmarkEnd w:id="151"/>
+    <w:bookmarkStart w:id="153" w:name="ref-coretta2020"/>
     <w:p>
       <w:pPr>
         <w:pStyle w:val="Bibliography"/>
@@ -11253,7 +11270,7 @@
       <w:r>
         <w:t xml:space="preserve"> </w:t>
       </w:r>
-      <w:hyperlink r:id="rId150">
+      <w:hyperlink r:id="rId152">
         <w:r>
           <w:rPr>
             <w:rStyle w:val="Hyperlink"/>
@@ -11265,8 +11282,8 @@
         <w:t xml:space="preserve">.</w:t>
       </w:r>
     </w:p>
-    <w:bookmarkEnd w:id="151"/>
-    <w:bookmarkStart w:id="152" w:name="ref-coretta2020b"/>
+    <w:bookmarkEnd w:id="153"/>
+    <w:bookmarkStart w:id="154" w:name="ref-coretta2020b"/>
     <w:p>
       <w:pPr>
         <w:pStyle w:val="Bibliography"/>
@@ -11285,36 +11302,6 @@
       </w:r>
       <w:r>
         <w:t xml:space="preserve">PhD thesis.</w:t>
-      </w:r>
-    </w:p>
-    <w:bookmarkEnd w:id="152"/>
-    <w:bookmarkStart w:id="154" w:name="ref-coretta2019g"/>
-    <w:p>
-      <w:pPr>
-        <w:pStyle w:val="Bibliography"/>
-      </w:pPr>
-      <w:r>
-        <w:t xml:space="preserve">———. n.d.</w:t>
-      </w:r>
-      <w:r>
-        <w:t xml:space="preserve"> </w:t>
-      </w:r>
-      <w:r>
-        <w:t xml:space="preserve">“Assessing Mid-Saggital Tongue Contours in Polar Coordinates Using Generalised Additive (Mixed) Models.”</w:t>
-      </w:r>
-      <w:r>
-        <w:t xml:space="preserve"> </w:t>
-      </w:r>
-      <w:hyperlink r:id="rId153">
-        <w:r>
-          <w:rPr>
-            <w:rStyle w:val="Hyperlink"/>
-          </w:rPr>
-          <w:t xml:space="preserve">https://doi.org/10.31219/osf.io/q6vzb</w:t>
-        </w:r>
-      </w:hyperlink>
-      <w:r>
-        <w:t xml:space="preserve">.</w:t>
       </w:r>
     </w:p>
     <w:bookmarkEnd w:id="154"/>

--- a/docs/index.docx
+++ b/docs/index.docx
@@ -15,7 +15,7 @@
         <w:pStyle w:val="Date"/>
       </w:pPr>
       <w:r>
-        <w:t xml:space="preserve">2025-08-04</w:t>
+        <w:t xml:space="preserve">2025-12-02</w:t>
       </w:r>
     </w:p>
     <w:p>
@@ -71,7 +71,13 @@
         <w:t xml:space="preserve">(30-100 frames per second, Epstein and Stone 2005; Stone 2005)</w:t>
       </w:r>
       <w:r>
-        <w:t xml:space="preserve">. Typically, the midsagittal contour of the tongue is imaged, although 3D systems exist</w:t>
+        <w:t xml:space="preserve">.</w:t>
+      </w:r>
+      <w:r>
+        <w:t xml:space="preserve"> </w:t>
+      </w:r>
+      <w:r>
+        <w:t xml:space="preserve">Typically, the midsagittal contour of the tongue is imaged, although 3D systems exist</w:t>
       </w:r>
       <w:r>
         <w:t xml:space="preserve"> </w:t>
@@ -80,7 +86,13 @@
         <w:t xml:space="preserve">(Lulich, Berkson, and Jong 2018)</w:t>
       </w:r>
       <w:r>
-        <w:t xml:space="preserve">. Recent developments in machine-learning-assisted image processing has enabled faster tracking of estimated points on the tongue contour</w:t>
+        <w:t xml:space="preserve">.</w:t>
+      </w:r>
+      <w:r>
+        <w:t xml:space="preserve"> </w:t>
+      </w:r>
+      <w:r>
+        <w:t xml:space="preserve">Recent developments in machine-learning-assisted image processing has enabled faster tracking of estimated points on the tongue contour</w:t>
       </w:r>
       <w:r>
         <w:t xml:space="preserve"> </w:t>
@@ -115,7 +127,13 @@
         <w:t xml:space="preserve"> </w:t>
       </w:r>
       <w:r>
-        <w:t xml:space="preserve">model to estimate and track specific flesh points on the tongue contour and anatomical landmarks as captured by UTI. The model estimates 11</w:t>
+        <w:t xml:space="preserve">model to estimate and track specific flesh points on the tongue contour and anatomical landmarks as captured by UTI.</w:t>
+      </w:r>
+      <w:r>
+        <w:t xml:space="preserve"> </w:t>
+      </w:r>
+      <w:r>
+        <w:t xml:space="preserve">The model estimates 11</w:t>
       </w:r>
       <w:r>
         <w:t xml:space="preserve"> </w:t>
@@ -127,7 +145,13 @@
         <w:t xml:space="preserve"> </w:t>
       </w:r>
       <w:r>
-        <w:t xml:space="preserve">from the vallecula to the tongue tip, plus three muscular-skeletal knots (the hyoid bone, the mandible base and the mental spine where the short tendon attaches). See</w:t>
+        <w:t xml:space="preserve">from the vallecula to the tongue tip, plus three muscular-skeletal knots (the hyoid bone, the mandible base and the mental spine where the short tendon attaches).</w:t>
+      </w:r>
+      <w:r>
+        <w:t xml:space="preserve"> </w:t>
+      </w:r>
+      <w:r>
+        <w:t xml:space="preserve">See</w:t>
       </w:r>
       <w:r>
         <w:t xml:space="preserve"> </w:t>
@@ -144,7 +168,25 @@
         <w:t xml:space="preserve"> </w:t>
       </w:r>
       <w:r>
-        <w:t xml:space="preserve">for a schematic illustration of the position of the tracked knots. An advantage of DLC-tracked data over the traditional fan-line coordinate system is that (in theory) specific (moving) flesh points are tracked rather than simply the intersection of the tongue contour with fixed radii from the fan-line system. This makes DLC-tracked data resemble data obtained with electromagnetic articulography (EMA). The downside is that the tongue contour is represented by 11 freely moving points, which can move in any direction in the midsagittal two-dimensional space captured by UTI, and this requires more advanced statistical approaches than those commonly employed to analyse tongue contour data.</w:t>
+        <w:t xml:space="preserve">for a schematic illustration of the position of the tracked knots.</w:t>
+      </w:r>
+      <w:r>
+        <w:t xml:space="preserve"> </w:t>
+      </w:r>
+      <w:r>
+        <w:t xml:space="preserve">An advantage of DLC-tracked data over the traditional fan-line coordinate system is that (in theory) specific (moving) flesh points are tracked rather than simply the intersection of the tongue contour with fixed radii from the fan-line system.</w:t>
+      </w:r>
+      <w:r>
+        <w:t xml:space="preserve"> </w:t>
+      </w:r>
+      <w:r>
+        <w:t xml:space="preserve">This makes DLC-tracked data resemble data obtained with electromagnetic articulography (EMA).</w:t>
+      </w:r>
+      <w:r>
+        <w:t xml:space="preserve"> </w:t>
+      </w:r>
+      <w:r>
+        <w:t xml:space="preserve">The downside is that the tongue contour is represented by 11 freely moving points, which can move in any direction in the midsagittal two-dimensional space captured by UTI, and this requires more advanced statistical approaches than those commonly employed to analyse tongue contour data.</w:t>
       </w:r>
     </w:p>
     <w:tbl>
@@ -214,7 +256,7 @@
               <w:jc w:val="center"/>
             </w:pPr>
             <w:pPr>
-              <w:jc w:val="start"/>
+              <w:jc w:val="left"/>
               <w:spacing w:before="200"/>
               <w:pStyle w:val="ImageCaption"/>
             </w:pPr>
@@ -264,7 +306,13 @@
         <w:t xml:space="preserve"> </w:t>
       </w:r>
       <w:r>
-        <w:t xml:space="preserve">onto itself along the root and due to the vectors of movement of the knots. The first point is illustrated in</w:t>
+        <w:t xml:space="preserve">onto itself along the root and due to the vectors of movement of the knots.</w:t>
+      </w:r>
+      <w:r>
+        <w:t xml:space="preserve"> </w:t>
+      </w:r>
+      <w:r>
+        <w:t xml:space="preserve">The first point is illustrated in</w:t>
       </w:r>
       <w:r>
         <w:t xml:space="preserve"> </w:t>
@@ -295,7 +343,31 @@
         <w:t xml:space="preserve"> </w:t>
       </w:r>
       <w:r>
-        <w:t xml:space="preserve">for details on the data). The contours clearly curl onto themselves along the root (on the left of the contour). The red smooths represent a LOESS smooth, calculated for Y along X. This approach miscalculates the smooth for the back half of the tongue, simply because there are two Y values for the same X value, and the procedure, in that case, returns something like an average of the two values. Generalised Additive Models using Cartesian coordinates work on the same principle and hence would produce the same type of error.</w:t>
+        <w:t xml:space="preserve">for details on the data).</w:t>
+      </w:r>
+      <w:r>
+        <w:t xml:space="preserve"> </w:t>
+      </w:r>
+      <w:r>
+        <w:t xml:space="preserve">The contours clearly curl onto themselves along the root (on the left of the contour).</w:t>
+      </w:r>
+      <w:r>
+        <w:t xml:space="preserve"> </w:t>
+      </w:r>
+      <w:r>
+        <w:t xml:space="preserve">The red smooths represent a LOESS smooth, calculated for Y along X.</w:t>
+      </w:r>
+      <w:r>
+        <w:t xml:space="preserve"> </w:t>
+      </w:r>
+      <w:r>
+        <w:t xml:space="preserve">This approach miscalculates the smooth for the back half of the tongue, simply because there are two Y values for the same X value, and the procedure, in that case, returns something like an average of the two values.</w:t>
+      </w:r>
+      <w:r>
+        <w:t xml:space="preserve"> </w:t>
+      </w:r>
+      <w:r>
+        <w:t xml:space="preserve">Generalised Additive Models using Cartesian coordinates work on the same principle and hence would produce the same type of error.</w:t>
       </w:r>
     </w:p>
     <w:p>
@@ -321,7 +393,13 @@
         <w:t xml:space="preserve"> </w:t>
       </w:r>
       <w:r>
-        <w:t xml:space="preserve">suggest using polar coordinates with Generalised Additive Models to overcome the shortcomings of Cartesian coordinates. While using polar coordinates with DLC-tracked data would work mathematically, as shown in</w:t>
+        <w:t xml:space="preserve">suggest using polar coordinates with Generalised Additive Models to overcome the shortcomings of Cartesian coordinates.</w:t>
+      </w:r>
+      <w:r>
+        <w:t xml:space="preserve"> </w:t>
+      </w:r>
+      <w:r>
+        <w:t xml:space="preserve">While using polar coordinates with DLC-tracked data would work mathematically, as shown in</w:t>
       </w:r>
       <w:r>
         <w:t xml:space="preserve"> </w:t>
@@ -347,7 +425,25 @@
         <w:t xml:space="preserve"> </w:t>
       </w:r>
       <w:r>
-        <w:t xml:space="preserve">illustrates this point with DLC-tracked data from a Lebanese speaker. The figure shows the tracked points from the entire data set of that speaker and each of the 11 DLC-tracked knots is shown in a different colour. The knots appear to move along well defined vectors (with the exception of the fifth knot, which can be regarded as the pivot knot), represented in the figure by black segments. The vectors of articulatory movement make sense in light of the muscular anatomy of the tongue</w:t>
+        <w:t xml:space="preserve">illustrates this point with DLC-tracked data from a Lebanese speaker.</w:t>
+      </w:r>
+      <w:r>
+        <w:t xml:space="preserve"> </w:t>
+      </w:r>
+      <w:r>
+        <w:t xml:space="preserve">The figure shows the tracked points from the entire data set of that speaker and each of the 11 DLC-tracked knots is shown in a different colour.</w:t>
+      </w:r>
+      <w:r>
+        <w:t xml:space="preserve"> </w:t>
+      </w:r>
+      <w:r>
+        <w:t xml:space="preserve">The knots appear to move along well defined vectors defined by eye inspection (with the exception of the fifth knot, which can be regarded as the pivot knot), represented in the figure by black segments.</w:t>
+      </w:r>
+      <w:r>
+        <w:t xml:space="preserve"> </w:t>
+      </w:r>
+      <w:r>
+        <w:t xml:space="preserve">The vectors of articulatory movement make sense in light of the muscular anatomy of the tongue</w:t>
       </w:r>
       <w:r>
         <w:t xml:space="preserve"> </w:t>
@@ -356,7 +452,42 @@
         <w:t xml:space="preserve">(Pettersson and Wood 1987; Hoole 1999; Honda 1996; Wrench 2024)</w:t>
       </w:r>
       <w:r>
-        <w:t xml:space="preserve">. The polar radii in grey radiate from a manually selected origin with coordinates (100, 30). While the radii would correctly capture the position of each knot on the bi-dimensional space, the modelling of displacement is constrained by the direction of the radii. We don’t consider this constraint to be fatal, but Multivariate Generalised Additive Models allow for a more accurate depiction of knot movement by removing such constraints.</w:t>
+        <w:t xml:space="preserve">.</w:t>
+      </w:r>
+      <w:r>
+        <w:t xml:space="preserve"> </w:t>
+      </w:r>
+      <w:r>
+        <w:t xml:space="preserve">The polar radii in grey radiate from a manually selected origin with coordinates (100, 30).</w:t>
+      </w:r>
+      <w:r>
+        <w:t xml:space="preserve"> </w:t>
+      </w:r>
+      <w:r>
+        <w:t xml:space="preserve">While the radii would correctly capture the position of each knot on the bi-dimensional space, the modelling of displacement is constrained by the direction of the radii.</w:t>
+      </w:r>
+      <w:r>
+        <w:t xml:space="preserve"> </w:t>
+      </w:r>
+      <w:hyperlink w:anchor="fig-vect">
+        <w:r>
+          <w:rPr>
+            <w:rStyle w:val="Hyperlink"/>
+          </w:rPr>
+          <w:t xml:space="preserve">Figure 3</w:t>
+        </w:r>
+      </w:hyperlink>
+      <w:r>
+        <w:t xml:space="preserve"> </w:t>
+      </w:r>
+      <w:r>
+        <w:t xml:space="preserve">shows that one same knot intercepts different radii across different snapshots, making it impossible to associate anatomically defined positions on the tongue to radial coordinates, which eventually defies the purpose of DLC tracking.</w:t>
+      </w:r>
+      <w:r>
+        <w:t xml:space="preserve"> </w:t>
+      </w:r>
+      <w:r>
+        <w:t xml:space="preserve">We don’t consider this constraint to be fatal, but any multivariate model, like MGAMs or MFPCA, allows for a more accurate depiction of knot movement by removing such constraints.</w:t>
       </w:r>
     </w:p>
     <w:bookmarkStart w:id="29" w:name="cell-fig-curl"/>
@@ -427,7 +558,7 @@
               <w:jc w:val="center"/>
             </w:pPr>
             <w:pPr>
-              <w:jc w:val="start"/>
+              <w:jc w:val="left"/>
               <w:spacing w:before="200"/>
               <w:pStyle w:val="ImageCaption"/>
             </w:pPr>
@@ -508,12 +639,12 @@
               <w:jc w:val="center"/>
             </w:pPr>
             <w:pPr>
-              <w:jc w:val="start"/>
+              <w:jc w:val="left"/>
               <w:spacing w:before="200"/>
               <w:pStyle w:val="ImageCaption"/>
             </w:pPr>
             <w:r>
-              <w:t xml:space="preserve">Figure 3: Illustrating vectors of articulatory movement vs polar coordinates.</w:t>
+              <w:t xml:space="preserve">Figure 3: Illustrating vectors of articulatory movement vs polar coordinates. Coloured points are individual DLC tracked points (knots) on the tongue surface (each knot is in a different colour, for a total of 11 knots). The white radial coordinates are chosen approximatly to illustrate that they do not follow the movement vectors of the knots. The approximated movement vectors are represented by the dark lines (one for knot). The radial coordinates and movement vectors are based on eye-balling, not on calculation.</w:t>
             </w:r>
           </w:p>
           <w:bookmarkEnd w:id="33"/>
@@ -548,7 +679,13 @@
         </w:r>
       </w:hyperlink>
       <w:r>
-        <w:t xml:space="preserve">). We will present the pros and cons of each method in</w:t>
+        <w:t xml:space="preserve">).</w:t>
+      </w:r>
+      <w:r>
+        <w:t xml:space="preserve"> </w:t>
+      </w:r>
+      <w:r>
+        <w:t xml:space="preserve">We will present the pros and cons of each method in</w:t>
       </w:r>
       <w:r>
         <w:t xml:space="preserve"> </w:t>
@@ -562,13 +699,46 @@
         </w:r>
       </w:hyperlink>
       <w:r>
-        <w:t xml:space="preserve">, but to summarise we are inclined to recommend Multivariate Functional Principal Component Analysis over Multivariate Generalised Additive Models due to the substantial computational overhead and reduced practical utility of the latter over the former. This tutorial illustrates how to conduct static analyses of tongue contours (i.e. modelling contours at specific time-points), but the techniques discussed here can be extended to dynamic (time-varying) analyses as shown in</w:t>
+        <w:t xml:space="preserve">, but to summarise we are inclined to recommend Multivariate Functional Principal Component Analysis over Multivariate Generalised Additive Models due to the substantial computational overhead and reduced practical utility of the latter over the former.</w:t>
+      </w:r>
+      <w:r>
+        <w:t xml:space="preserve"> </w:t>
+      </w:r>
+      <w:r>
+        <w:t xml:space="preserve">This tutorial illustrates how to conduct static analyses of tongue contours (i.e. modelling contours at specific time-points), but the techniques discussed here can be extended to dynamic (time-varying) analyses as shown in</w:t>
       </w:r>
       <w:r>
         <w:t xml:space="preserve"> </w:t>
       </w:r>
       <w:r>
         <w:t xml:space="preserve">Gubian (2025)</w:t>
+      </w:r>
+      <w:r>
+        <w:t xml:space="preserve">.</w:t>
+      </w:r>
+      <w:r>
+        <w:t xml:space="preserve"> </w:t>
+      </w:r>
+      <w:r>
+        <w:t xml:space="preserve">We follow two specific implementations Generalised Additive Models and Multivariate Functional Principal Component Analysis as provided by the mgcv package</w:t>
+      </w:r>
+      <w:r>
+        <w:t xml:space="preserve"> </w:t>
+      </w:r>
+      <w:r>
+        <w:t xml:space="preserve">(Wood 2006)</w:t>
+      </w:r>
+      <w:r>
+        <w:t xml:space="preserve"> </w:t>
+      </w:r>
+      <w:r>
+        <w:t xml:space="preserve">and the MFPCA package</w:t>
+      </w:r>
+      <w:r>
+        <w:t xml:space="preserve"> </w:t>
+      </w:r>
+      <w:r>
+        <w:t xml:space="preserve">(Happ and Greven 2018; Happ-Kurz 2022)</w:t>
       </w:r>
       <w:r>
         <w:t xml:space="preserve">.</w:t>
@@ -598,7 +768,19 @@
         <w:t xml:space="preserve">(Hastie and Tibshirani 1986; Wood 2006)</w:t>
       </w:r>
       <w:r>
-        <w:t xml:space="preserve">. GAMs are built upon smoothing splines functions, the components of which are multiplied by estimated coefficients to reconstruct an arbitrary time-changing curve. For a thorough introduction to GAMs we refer the reader to</w:t>
+        <w:t xml:space="preserve">.</w:t>
+      </w:r>
+      <w:r>
+        <w:t xml:space="preserve"> </w:t>
+      </w:r>
+      <w:r>
+        <w:t xml:space="preserve">GAMs are built upon smoothing splines functions, the components of which are multiplied by estimated coefficients to reconstruct an arbitrary time-changing curve.</w:t>
+      </w:r>
+      <w:r>
+        <w:t xml:space="preserve"> </w:t>
+      </w:r>
+      <w:r>
+        <w:t xml:space="preserve">For a thorough introduction to GAMs we refer the reader to</w:t>
       </w:r>
       <w:r>
         <w:t xml:space="preserve"> </w:t>
@@ -634,7 +816,13 @@
         <w:t xml:space="preserve">Wieling (2018)</w:t>
       </w:r>
       <w:r>
-        <w:t xml:space="preserve">. Multivariate Generalised Additive Models (MGAMs) are GAMs with more than one outcome variable.</w:t>
+        <w:t xml:space="preserve">.</w:t>
+      </w:r>
+      <w:r>
+        <w:t xml:space="preserve"> </w:t>
+      </w:r>
+      <w:r>
+        <w:t xml:space="preserve">Multivariate Generalised Additive Models (MGAMs) are GAMs with more than one outcome variable.</w:t>
       </w:r>
     </w:p>
     <w:p>
@@ -676,7 +864,13 @@
         <w:t xml:space="preserve">y</w:t>
       </w:r>
       <w:r>
-        <w:t xml:space="preserve">) axes of fourteen knots. In this tutorial, we will focus on modelling the tongue contour based on the 11 knots from the vallecula to the tongue tip.</w:t>
+        <w:t xml:space="preserve">) axes of fourteen knots.</w:t>
+      </w:r>
+      <w:r>
+        <w:t xml:space="preserve"> </w:t>
+      </w:r>
+      <w:r>
+        <w:t xml:space="preserve">In this tutorial, we will focus on modelling the tongue contour based on the 11 knots from the vallecula to the tongue tip.</w:t>
       </w:r>
       <w:r>
         <w:t xml:space="preserve"> </w:t>
@@ -778,7 +972,7 @@
               <w:jc w:val="center"/>
             </w:pPr>
             <w:pPr>
-              <w:jc w:val="start"/>
+              <w:jc w:val="left"/>
               <w:spacing w:before="200"/>
               <w:pStyle w:val="ImageCaption"/>
             </w:pPr>
@@ -813,7 +1007,13 @@
         <w:t xml:space="preserve"> </w:t>
       </w:r>
       <w:r>
-        <w:t xml:space="preserve">in a different format. Instead of a Cartesian coordinate system of X and Y values, the plot has knot number on the</w:t>
+        <w:t xml:space="preserve">in a different format.</w:t>
+      </w:r>
+      <w:r>
+        <w:t xml:space="preserve"> </w:t>
+      </w:r>
+      <w:r>
+        <w:t xml:space="preserve">Instead of a Cartesian coordinate system of X and Y values, the plot has knot number on the</w:t>
       </w:r>
       <w:r>
         <w:t xml:space="preserve"> </w:t>
@@ -839,7 +1039,13 @@
         <w:t xml:space="preserve">y</w:t>
       </w:r>
       <w:r>
-        <w:t xml:space="preserve">-axis. The X/Y coordinates thus form</w:t>
+        <w:t xml:space="preserve">-axis.</w:t>
+      </w:r>
+      <w:r>
+        <w:t xml:space="preserve"> </w:t>
+      </w:r>
+      <w:r>
+        <w:t xml:space="preserve">The X/Y coordinates thus form</w:t>
       </w:r>
       <w:r>
         <w:t xml:space="preserve"> </w:t>
@@ -851,31 +1057,25 @@
         <w:t xml:space="preserve"> </w:t>
       </w:r>
       <w:r>
-        <w:t xml:space="preserve">along the knots. These X/Y trajectories can be modelled using MGAMs and Multiple Functional Principal Component Analysis (MFPCA): in both cases, the X/Y trajectories are modelled as two variables changing along knot number. Note that a viable, but theoretically less robust, alternative is to model the data with the coordinates values as the outcome and the type of coordinate (X vs Y) as a predictor, as done for example in</w:t>
-      </w:r>
-      <w:r>
-        <w:t xml:space="preserve"> </w:t>
-      </w:r>
-      <w:r>
-        <w:t xml:space="preserve">Wieling et al. (2016)</w:t>
-      </w:r>
-      <w:r>
-        <w:t xml:space="preserve"> </w:t>
-      </w:r>
-      <w:r>
-        <w:t xml:space="preserve">and</w:t>
-      </w:r>
-      <w:r>
-        <w:t xml:space="preserve"> </w:t>
-      </w:r>
-      <w:r>
-        <w:t xml:space="preserve">Gubian (2025)</w:t>
-      </w:r>
-      <w:r>
-        <w:t xml:space="preserve"> </w:t>
-      </w:r>
-      <w:r>
-        <w:t xml:space="preserve">(this approach models the X and Y coordinates as completely independent, while an MVGAM also estimates residual correlations between the two, which is a desired, although not deal-breaking, property). In this section, we will illustrate GAMs applied to the X/Y trajectories along the knots and how we can reconstruct the tongue contour from the modelled trajectories. We will use data from two case studies of coarticulation: vowel-consonant (VC) coarticulation based on consonant place in Italian and Polish, and consonantal articulation of plain vs emphatic consonants in Lebanese Arabic.</w:t>
+        <w:t xml:space="preserve">along the knots.</w:t>
+      </w:r>
+      <w:r>
+        <w:t xml:space="preserve"> </w:t>
+      </w:r>
+      <w:r>
+        <w:t xml:space="preserve">These X/Y trajectories can be modelled using MGAMs and Multiple Functional Principal Component Analysis (MFPCA): in both cases, the X/Y trajectories are modelled as two variables changing along knot number.</w:t>
+      </w:r>
+      <w:r>
+        <w:t xml:space="preserve"> </w:t>
+      </w:r>
+      <w:r>
+        <w:t xml:space="preserve">In this section, we will illustrate GAMs applied to the X/Y trajectories along the knots and how we can reconstruct the tongue contour from the modelled trajectories.</w:t>
+      </w:r>
+      <w:r>
+        <w:t xml:space="preserve"> </w:t>
+      </w:r>
+      <w:r>
+        <w:t xml:space="preserve">We will use data from two case studies of coarticulation: vowel-consonant (VC) coarticulation based on consonant place in Italian and Polish, and consonantal articulation of plain vs emphatic consonants in Lebanese Arabic.</w:t>
       </w:r>
     </w:p>
     <w:bookmarkStart w:id="45" w:name="cell-fig-tongue-xy"/>
@@ -946,7 +1146,7 @@
               <w:jc w:val="center"/>
             </w:pPr>
             <w:pPr>
-              <w:jc w:val="start"/>
+              <w:jc w:val="left"/>
               <w:spacing w:before="200"/>
               <w:pStyle w:val="ImageCaption"/>
             </w:pPr>
@@ -1020,7 +1220,13 @@
         <w:t xml:space="preserve"> </w:t>
       </w:r>
       <w:r>
-        <w:t xml:space="preserve">(the analysis in the latter concerned the position of the tongue root during the duration of vowels followed by voiceless or voiced stops; in this paper we focus on tongue contours at the vowel offset). The materials are /pVCV/ words embedded in a frame sentence (</w:t>
+        <w:t xml:space="preserve">(the analysis in the latter concerned the position of the tongue root during the duration of vowels followed by voiceless or voiced stops; in this paper we focus on tongue contours at the vowel offset).</w:t>
+      </w:r>
+      <w:r>
+        <w:t xml:space="preserve"> </w:t>
+      </w:r>
+      <w:r>
+        <w:t xml:space="preserve">The materials are /pVCV/ words embedded in a frame sentence (</w:t>
       </w:r>
       <w:r>
         <w:rPr>
@@ -1061,7 +1267,13 @@
         <w:t xml:space="preserve"> </w:t>
       </w:r>
       <w:r>
-        <w:t xml:space="preserve">in Polish). In the /pVCV/ words, C was /t, d, k, ɡ/ and V was /a, o, u/ (in each word, the two vowels were identical, so for example</w:t>
+        <w:t xml:space="preserve">in Polish).</w:t>
+      </w:r>
+      <w:r>
+        <w:t xml:space="preserve"> </w:t>
+      </w:r>
+      <w:r>
+        <w:t xml:space="preserve">In the /pVCV/ words, C was /t, d, k, ɡ/ and V was /a, o, u/ (in each word, the two vowels were identical, so for example</w:t>
       </w:r>
       <w:r>
         <w:t xml:space="preserve"> </w:t>
@@ -1074,7 +1286,13 @@
         <w:t xml:space="preserve">pata, poto, putu</w:t>
       </w:r>
       <w:r>
-        <w:t xml:space="preserve">). The data analysed here is from 9 speakers of Italian and 6 speakers of Polish (other speakers were not included due to the difficulty in processing their data with DeepLabCut).</w:t>
+        <w:t xml:space="preserve">).</w:t>
+      </w:r>
+      <w:r>
+        <w:t xml:space="preserve"> </w:t>
+      </w:r>
+      <w:r>
+        <w:t xml:space="preserve">The data analysed here is from 9 speakers of Italian and 6 speakers of Polish (other speakers were not included due to the difficulty in processing their data with DeepLabCut).</w:t>
       </w:r>
     </w:p>
     <w:p>
@@ -1091,7 +1309,13 @@
         <w:t xml:space="preserve">(AAA, Articulate Instruments Ldt. 2011)</w:t>
       </w:r>
       <w:r>
-        <w:t xml:space="preserve">. Spline data was extracted using a custom DeepLabCut (DLC) model developed by</w:t>
+        <w:t xml:space="preserve">.</w:t>
+      </w:r>
+      <w:r>
+        <w:t xml:space="preserve"> </w:t>
+      </w:r>
+      <w:r>
+        <w:t xml:space="preserve">Spline data was extracted using a custom DeepLabCut (DLC) model developed by</w:t>
       </w:r>
       <w:r>
         <w:t xml:space="preserve"> </w:t>
@@ -1100,7 +1324,13 @@
         <w:t xml:space="preserve">Wrench and Balch-Tomes (2022)</w:t>
       </w:r>
       <w:r>
-        <w:t xml:space="preserve">. When exporting from AAA™, the data was rotated based on the bite plane, obtained with the imaging of a bite plate</w:t>
+        <w:t xml:space="preserve">.</w:t>
+      </w:r>
+      <w:r>
+        <w:t xml:space="preserve"> </w:t>
+      </w:r>
+      <w:r>
+        <w:t xml:space="preserve">When exporting from AAA™, the data was rotated based on the bite plane, obtained with the imaging of a bite plate</w:t>
       </w:r>
       <w:r>
         <w:t xml:space="preserve"> </w:t>
@@ -1109,7 +1339,13 @@
         <w:t xml:space="preserve">(Scobbie et al. 2011)</w:t>
       </w:r>
       <w:r>
-        <w:t xml:space="preserve">, so that the bite plane is horizontal: this allows for a common coordinate system where vertical and horizontal movement are comparable across speakers. Once the DLC data was imported in R, we manually removed tracking errors and we calculated</w:t>
+        <w:t xml:space="preserve">, so that the bite plane is horizontal: this allows for a common coordinate system where vertical and horizontal movement are comparable across speakers.</w:t>
+      </w:r>
+      <w:r>
+        <w:t xml:space="preserve"> </w:t>
+      </w:r>
+      <w:r>
+        <w:t xml:space="preserve">Once the DLC data was imported in R, we manually removed tracking errors and we calculated</w:t>
       </w:r>
       <w:r>
         <w:t xml:space="preserve"> </w:t>
@@ -1122,7 +1358,13 @@
         <w:t xml:space="preserve">z</w:t>
       </w:r>
       <w:r>
-        <w:t xml:space="preserve">-scores within each speaker (the difference between the value and the mean, divided by the standard deviation). These steps are documented in the</w:t>
+        <w:t xml:space="preserve">-scores within each speaker (the difference between the value and the mean, divided by the standard deviation).</w:t>
+      </w:r>
+      <w:r>
+        <w:t xml:space="preserve"> </w:t>
+      </w:r>
+      <w:r>
+        <w:t xml:space="preserve">These steps are documented in the</w:t>
       </w:r>
       <w:r>
         <w:t xml:space="preserve"> </w:t>
@@ -1156,7 +1398,13 @@
         <w:pStyle w:val="BodyText"/>
       </w:pPr>
       <w:r>
-        <w:t xml:space="preserve">The following code chunk reads the filtered data. A sample of the data is shown in</w:t>
+        <w:t xml:space="preserve">The following code chunk reads the filtered data.</w:t>
+      </w:r>
+      <w:r>
+        <w:t xml:space="preserve"> </w:t>
+      </w:r>
+      <w:r>
+        <w:t xml:space="preserve">A sample of the data is shown in</w:t>
       </w:r>
       <w:r>
         <w:t xml:space="preserve"> </w:t>
@@ -1187,7 +1435,13 @@
         <w:t xml:space="preserve"> </w:t>
       </w:r>
       <w:r>
-        <w:t xml:space="preserve">shows the tongue contours for each individual speaker. It is possible to notice clusters of different contours, related to each of the vowels /a, o, u/.</w:t>
+        <w:t xml:space="preserve">shows the tongue contours for each individual speaker.</w:t>
+      </w:r>
+      <w:r>
+        <w:t xml:space="preserve"> </w:t>
+      </w:r>
+      <w:r>
+        <w:t xml:space="preserve">It is possible to notice clusters of different contours, related to each of the vowels /a, o, u/.</w:t>
       </w:r>
       <w:r>
         <w:t xml:space="preserve"> </w:t>
@@ -1204,7 +1458,19 @@
         <w:t xml:space="preserve"> </w:t>
       </w:r>
       <w:r>
-        <w:t xml:space="preserve">zooms in on PL04 (Polish): the contours of each vowel are coloured separately, and two panels separate tongue contours taken at the offset of vowels followed by coronal (/t, d/) and velar stops (/k, ɡ/). Crucially, the variation in tongue shape at vowel offset (or closure onset) across vowels contexts is higher in the coronal than in the velar contexts. This is not surprising, giving the greater involvement of the tongue body and dorsum (the relevant articulators of vowel production) in velar than in coronal stops.</w:t>
+        <w:t xml:space="preserve">zooms in on PL04 (Polish): the contours of each vowel are coloured separately, and two panels separate tongue contours taken at the offset of vowels followed by coronal (/t, d/) and velar stops (/k, ɡ/).</w:t>
+      </w:r>
+      <w:r>
+        <w:t xml:space="preserve"> </w:t>
+      </w:r>
+      <w:r>
+        <w:t xml:space="preserve">Crucially, the variation in tongue shape at vowel offset (or closure onset) across vowels contexts is higher in the coronal than in the velar contexts.</w:t>
+      </w:r>
+      <w:r>
+        <w:t xml:space="preserve"> </w:t>
+      </w:r>
+      <w:r>
+        <w:t xml:space="preserve">This is not surprising, giving the greater involvement of the tongue body and dorsum (the relevant articulators of vowel production) in velar than in coronal stops.</w:t>
       </w:r>
     </w:p>
     <w:p>
@@ -1273,7 +1539,7 @@
               <w:jc w:val="center"/>
             </w:pPr>
             <w:pPr>
-              <w:jc w:val="start"/>
+              <w:jc w:val="left"/>
               <w:spacing w:before="200"/>
               <w:pStyle w:val="ImageCaption"/>
             </w:pPr>
@@ -1941,7 +2207,7 @@
               <w:jc w:val="center"/>
             </w:pPr>
             <w:pPr>
-              <w:jc w:val="start"/>
+              <w:jc w:val="left"/>
               <w:spacing w:before="200"/>
               <w:pStyle w:val="ImageCaption"/>
             </w:pPr>
@@ -2022,7 +2288,7 @@
               <w:jc w:val="center"/>
             </w:pPr>
             <w:pPr>
-              <w:jc w:val="start"/>
+              <w:jc w:val="left"/>
               <w:spacing w:before="200"/>
               <w:pStyle w:val="ImageCaption"/>
             </w:pPr>
@@ -2040,7 +2306,13 @@
         <w:pStyle w:val="BodyText"/>
       </w:pPr>
       <w:r>
-        <w:t xml:space="preserve">We can now run a multivariate GAM to model the tongue contours. A multivariate GAM can be fitted by providing model formulae for each outcome variable (in our case,</w:t>
+        <w:t xml:space="preserve">We can now run a multivariate GAM to model the tongue contours.</w:t>
+      </w:r>
+      <w:r>
+        <w:t xml:space="preserve"> </w:t>
+      </w:r>
+      <w:r>
+        <w:t xml:space="preserve">A multivariate GAM can be fitted by providing model formulae for each outcome variable (in our case,</w:t>
       </w:r>
       <w:r>
         <w:t xml:space="preserve"> </w:t>
@@ -2067,7 +2339,13 @@
         <w:t xml:space="preserve">Y_z</w:t>
       </w:r>
       <w:r>
-        <w:t xml:space="preserve">) in a list. For example</w:t>
+        <w:t xml:space="preserve">) in a list.</w:t>
+      </w:r>
+      <w:r>
+        <w:t xml:space="preserve"> </w:t>
+      </w:r>
+      <w:r>
+        <w:t xml:space="preserve">For example</w:t>
       </w:r>
       <w:r>
         <w:t xml:space="preserve"> </w:t>
@@ -2124,7 +2402,13 @@
         <w:t xml:space="preserve">w</w:t>
       </w:r>
       <w:r>
-        <w:t xml:space="preserve">. The required family is</w:t>
+        <w:t xml:space="preserve">.</w:t>
+      </w:r>
+      <w:r>
+        <w:t xml:space="preserve"> </w:t>
+      </w:r>
+      <w:r>
+        <w:t xml:space="preserve">The required family is</w:t>
       </w:r>
       <w:r>
         <w:t xml:space="preserve"> </w:t>
@@ -2163,7 +2447,13 @@
         <w:t xml:space="preserve"> </w:t>
       </w:r>
       <w:r>
-        <w:t xml:space="preserve">indicates a bivariate family (a multivariate family with two dimensions, i.e. two outcome variables). In the model below, we are fitting a multivariate GAM to the</w:t>
+        <w:t xml:space="preserve">indicates a bivariate family (a multivariate family with two dimensions, i.e. two outcome variables).</w:t>
+      </w:r>
+      <w:r>
+        <w:t xml:space="preserve"> </w:t>
+      </w:r>
+      <w:r>
+        <w:t xml:space="preserve">In the model below, we are fitting a multivariate GAM to the</w:t>
       </w:r>
       <w:r>
         <w:t xml:space="preserve"> </w:t>
@@ -2176,7 +2466,13 @@
         <w:t xml:space="preserve">z</w:t>
       </w:r>
       <w:r>
-        <w:t xml:space="preserve">-scored X and Y coordinates. For both outcome variables, we include a smooth over knot (</w:t>
+        <w:t xml:space="preserve">-scored X and Y coordinates.</w:t>
+      </w:r>
+      <w:r>
+        <w:t xml:space="preserve"> </w:t>
+      </w:r>
+      <w:r>
+        <w:t xml:space="preserve">For both outcome variables, we include a smooth over knot (</w:t>
       </w:r>
       <w:r>
         <w:rPr>
@@ -2263,7 +2559,49 @@
         <w:t xml:space="preserve">k</w:t>
       </w:r>
       <w:r>
-        <w:t xml:space="preserve">). We also include a factor smooth over knot for speaker (the equivalent of a non-linear random effect) with</w:t>
+        <w:t xml:space="preserve">).</w:t>
+      </w:r>
+      <w:r>
+        <w:t xml:space="preserve"> </w:t>
+      </w:r>
+      <w:r>
+        <w:t xml:space="preserve">However, users are recommended to check whether</w:t>
+      </w:r>
+      <w:r>
+        <w:t xml:space="preserve"> </w:t>
+      </w:r>
+      <w:r>
+        <w:rPr>
+          <w:rStyle w:val="VerbatimChar"/>
+        </w:rPr>
+        <w:t xml:space="preserve">k</w:t>
+      </w:r>
+      <w:r>
+        <w:t xml:space="preserve"> </w:t>
+      </w:r>
+      <w:r>
+        <w:t xml:space="preserve">should be increased with the function</w:t>
+      </w:r>
+      <w:r>
+        <w:t xml:space="preserve"> </w:t>
+      </w:r>
+      <w:r>
+        <w:rPr>
+          <w:rStyle w:val="VerbatimChar"/>
+        </w:rPr>
+        <w:t xml:space="preserve">gam.check()</w:t>
+      </w:r>
+      <w:r>
+        <w:t xml:space="preserve"> </w:t>
+      </w:r>
+      <w:r>
+        <w:t xml:space="preserve">from the mgcv package (see documentation of the function for details).</w:t>
+      </w:r>
+      <w:r>
+        <w:t xml:space="preserve"> </w:t>
+      </w:r>
+      <w:r>
+        <w:t xml:space="preserve">We also include a factor smooth over knot for speaker (the equivalent of a non-linear random effect) with</w:t>
       </w:r>
       <w:r>
         <w:t xml:space="preserve"> </w:t>
@@ -2822,7 +3160,19 @@
         <w:pStyle w:val="FirstParagraph"/>
       </w:pPr>
       <w:r>
-        <w:t xml:space="preserve">The model summary is not particular insightful. What we are normally interested in is the reconstructed tongue contours and in which locations they are similar or different across conditions. To the best of our knowledge, there isn’t a straightforward way to compute sensible measures of comparison, given the multidimensional nature of the model (i.e., only one or the other outcome can be inspected at a time; moreover, difference smooths, like in</w:t>
+        <w:t xml:space="preserve">The model summary is not particular insightful.</w:t>
+      </w:r>
+      <w:r>
+        <w:t xml:space="preserve"> </w:t>
+      </w:r>
+      <w:r>
+        <w:t xml:space="preserve">What we are normally interested in is the reconstructed tongue contours and in which locations they are similar or different across conditions.</w:t>
+      </w:r>
+      <w:r>
+        <w:t xml:space="preserve"> </w:t>
+      </w:r>
+      <w:r>
+        <w:t xml:space="preserve">To the best of our knowledge, there isn’t a straightforward way to compute sensible measures of comparison, given the multidimensional nature of the model (i.e., only one or the other outcome can be inspected at a time; moreover, difference smooths, like in</w:t>
       </w:r>
       <w:r>
         <w:t xml:space="preserve"> </w:t>
@@ -2859,7 +3209,13 @@
         <w:t xml:space="preserve"> </w:t>
       </w:r>
       <w:r>
-        <w:t xml:space="preserve">of the outcome variables, rather than each outcome separately, Michele Gubian pers. comm.) We thus recommend to plot the predicted tongue contours and base any further inference on impressionistic observations on such predicted contours. Alas, there is also no straightforward way to plot predicted tongue contours, but to extract the predictions following a step-by-step procedure, like the one illustrated in the following paragraphs.</w:t>
+        <w:t xml:space="preserve">of the outcome variables, rather than each outcome separately, Michele Gubian pers. comm.) We thus recommend to plot the predicted tongue contours and base any further inference on impressionistic observations on such predicted contours.</w:t>
+      </w:r>
+      <w:r>
+        <w:t xml:space="preserve"> </w:t>
+      </w:r>
+      <w:r>
+        <w:t xml:space="preserve">Alas, there is also no straightforward way to plot predicted tongue contours, but to extract the predictions following a step-by-step procedure, like the one illustrated in the following paragraphs.</w:t>
       </w:r>
     </w:p>
     <w:p>
@@ -2867,7 +3223,13 @@
         <w:pStyle w:val="BodyText"/>
       </w:pPr>
       <w:r>
-        <w:t xml:space="preserve">First off, one has to create a grid of predictor values to obtain predictions for. We do this with</w:t>
+        <w:t xml:space="preserve">First off, one has to create a grid of predictor values to obtain predictions for.</w:t>
+      </w:r>
+      <w:r>
+        <w:t xml:space="preserve"> </w:t>
+      </w:r>
+      <w:r>
+        <w:t xml:space="preserve">We do this with</w:t>
       </w:r>
       <w:r>
         <w:t xml:space="preserve"> </w:t>
@@ -2882,7 +3244,13 @@
         <w:t xml:space="preserve"> </w:t>
       </w:r>
       <w:r>
-        <w:t xml:space="preserve">in the following code chunk. We start with unique values of</w:t>
+        <w:t xml:space="preserve">in the following code chunk.</w:t>
+      </w:r>
+      <w:r>
+        <w:t xml:space="preserve"> </w:t>
+      </w:r>
+      <w:r>
+        <w:t xml:space="preserve">We start with unique values of</w:t>
       </w:r>
       <w:r>
         <w:t xml:space="preserve"> </w:t>
@@ -2924,7 +3292,13 @@
         <w:t xml:space="preserve"> </w:t>
       </w:r>
       <w:r>
-        <w:t xml:space="preserve">(rather than just using integers for the knots, we predict along increments of 0.1 from 0 to 10 for a more refined tongue contour). We then create the required column</w:t>
+        <w:t xml:space="preserve">(rather than just using integers for the knots, we predict along increments of 0.1 from 0 to 10 for a more refined tongue contour).</w:t>
+      </w:r>
+      <w:r>
+        <w:t xml:space="preserve"> </w:t>
+      </w:r>
+      <w:r>
+        <w:t xml:space="preserve">We then create the required column</w:t>
       </w:r>
       <w:r>
         <w:t xml:space="preserve"> </w:t>
@@ -2939,7 +3313,13 @@
         <w:t xml:space="preserve"> </w:t>
       </w:r>
       <w:r>
-        <w:t xml:space="preserve">by appending the language name based on the speaker ID. Note that all variables included as predictors in the model must be included in the prediction grid.</w:t>
+        <w:t xml:space="preserve">by appending the language name based on the speaker ID.</w:t>
+      </w:r>
+      <w:r>
+        <w:t xml:space="preserve"> </w:t>
+      </w:r>
+      <w:r>
+        <w:t xml:space="preserve">Note that all variables included as predictors in the model must be included in the prediction grid.</w:t>
       </w:r>
     </w:p>
     <w:p>
@@ -3495,7 +3875,13 @@
         <w:t xml:space="preserve">predict()</w:t>
       </w:r>
       <w:r>
-        <w:t xml:space="preserve">. This function requires the GAM model object (</w:t>
+        <w:t xml:space="preserve">.</w:t>
+      </w:r>
+      <w:r>
+        <w:t xml:space="preserve"> </w:t>
+      </w:r>
+      <w:r>
+        <w:t xml:space="preserve">This function requires the GAM model object (</w:t>
       </w:r>
       <w:r>
         <w:rPr>
@@ -3513,7 +3899,19 @@
         <w:t xml:space="preserve">frame_off</w:t>
       </w:r>
       <w:r>
-        <w:t xml:space="preserve">). We also obtain the standard error of the prediction which we will use to calculate Confidence Intervals in the next step. Since we have used factor smooths for speaker, we now have to manually exclude these smooths from the prediction to obtain a</w:t>
+        <w:t xml:space="preserve">).</w:t>
+      </w:r>
+      <w:r>
+        <w:t xml:space="preserve"> </w:t>
+      </w:r>
+      <w:r>
+        <w:t xml:space="preserve">We also obtain the standard error of the prediction which we will use to calculate Confidence Intervals in the next step.</w:t>
+      </w:r>
+      <w:r>
+        <w:t xml:space="preserve"> </w:t>
+      </w:r>
+      <w:r>
+        <w:t xml:space="preserve">Since we have used factor smooths for speaker, we now have to manually exclude these smooths from the prediction to obtain a</w:t>
       </w:r>
       <w:r>
         <w:t xml:space="preserve"> </w:t>
@@ -3525,7 +3923,13 @@
         <w:t xml:space="preserve"> </w:t>
       </w:r>
       <w:r>
-        <w:t xml:space="preserve">level prediction. We do this by listing the smooths to be removed in</w:t>
+        <w:t xml:space="preserve">level prediction.</w:t>
+      </w:r>
+      <w:r>
+        <w:t xml:space="preserve"> </w:t>
+      </w:r>
+      <w:r>
+        <w:t xml:space="preserve">We do this by listing the smooths to be removed in</w:t>
       </w:r>
       <w:r>
         <w:t xml:space="preserve"> </w:t>
@@ -3537,7 +3941,13 @@
         <w:t xml:space="preserve">excl</w:t>
       </w:r>
       <w:r>
-        <w:t xml:space="preserve">: note that the smooths must be named as they are in the summary of the model, so always check the summary to ensure you list all of the factor smooths. Finally, we rename the columns with the name of the outcome variables.</w:t>
+        <w:t xml:space="preserve">: note that the smooths must be named as they are in the summary of the model, so always check the summary to ensure you list all of the factor smooths.</w:t>
+      </w:r>
+      <w:r>
+        <w:t xml:space="preserve"> </w:t>
+      </w:r>
+      <w:r>
+        <w:t xml:space="preserve">Finally, we rename the columns with the name of the outcome variables.</w:t>
       </w:r>
     </w:p>
     <w:p>
@@ -4093,7 +4503,13 @@
         <w:t xml:space="preserve"> </w:t>
       </w:r>
       <w:r>
-        <w:t xml:space="preserve">with the prediction frame, so that we have all the predictor values in the same data frame. We do so here with</w:t>
+        <w:t xml:space="preserve">with the prediction frame, so that we have all the predictor values in the same data frame.</w:t>
+      </w:r>
+      <w:r>
+        <w:t xml:space="preserve"> </w:t>
+      </w:r>
+      <w:r>
+        <w:t xml:space="preserve">We do so here with</w:t>
       </w:r>
       <w:r>
         <w:t xml:space="preserve"> </w:t>
@@ -4108,7 +4524,13 @@
         <w:t xml:space="preserve"> </w:t>
       </w:r>
       <w:r>
-        <w:t xml:space="preserve">from the dplyr package. Note that</w:t>
+        <w:t xml:space="preserve">from the dplyr package.</w:t>
+      </w:r>
+      <w:r>
+        <w:t xml:space="preserve"> </w:t>
+      </w:r>
+      <w:r>
+        <w:t xml:space="preserve">Note that</w:t>
       </w:r>
       <w:r>
         <w:t xml:space="preserve"> </w:t>
@@ -4123,7 +4545,13 @@
         <w:t xml:space="preserve"> </w:t>
       </w:r>
       <w:r>
-        <w:t xml:space="preserve">contains predictions for each level of the factor smooths, despite these being excluded from prediction. If you inspect the predictions for different speakers, you will find that they are the same for the same levels of</w:t>
+        <w:t xml:space="preserve">contains predictions for each level of the factor smooths, despite these being excluded from prediction.</w:t>
+      </w:r>
+      <w:r>
+        <w:t xml:space="preserve"> </w:t>
+      </w:r>
+      <w:r>
+        <w:t xml:space="preserve">If you inspect the predictions for different speakers, you will find that they are the same for the same levels of</w:t>
       </w:r>
       <w:r>
         <w:t xml:space="preserve"> </w:t>
@@ -4150,7 +4578,19 @@
         <w:t xml:space="preserve"> </w:t>
       </w:r>
       <w:r>
-        <w:t xml:space="preserve">has no effect on the predicted values. This means that you can pick any Italian and Polish speaker in the predicted data frame. We do so by filtering with</w:t>
+        <w:t xml:space="preserve">has no effect on the predicted values.</w:t>
+      </w:r>
+      <w:r>
+        <w:t xml:space="preserve"> </w:t>
+      </w:r>
+      <w:r>
+        <w:t xml:space="preserve">This means that you can pick any Italian and Polish speaker in the predicted data frame.</w:t>
+      </w:r>
+      <w:r>
+        <w:t xml:space="preserve"> </w:t>
+      </w:r>
+      <w:r>
+        <w:t xml:space="preserve">We do so by filtering with</w:t>
       </w:r>
       <w:r>
         <w:t xml:space="preserve"> </w:t>
@@ -4162,7 +4602,19 @@
         <w:t xml:space="preserve">filter(speaker %in% c("it01", "pl02"))</w:t>
       </w:r>
       <w:r>
-        <w:t xml:space="preserve">, but any other speaker would lead to the same output. We also calculate the lower and upper limits of 95% Confidence intervals (CI) for each coordinate. Note that you should interpret these CI with a grain of salt, because they are not truly multivariate, but rather represent the CI on each coordinate axis independently.</w:t>
+        <w:t xml:space="preserve">, but any other speaker would lead to the same output.</w:t>
+      </w:r>
+      <w:r>
+        <w:t xml:space="preserve"> </w:t>
+      </w:r>
+      <w:r>
+        <w:t xml:space="preserve">We also calculate the lower and upper limits of 95% Confidence intervals (CI) for each coordinate.</w:t>
+      </w:r>
+      <w:r>
+        <w:t xml:space="preserve"> </w:t>
+      </w:r>
+      <w:r>
+        <w:t xml:space="preserve">Note that you should interpret these CI with a grain of salt, because they are not truly multivariate, but rather represent the CI on each coordinate axis independently.</w:t>
       </w:r>
     </w:p>
     <w:p>
@@ -4725,7 +5177,13 @@
         <w:t xml:space="preserve"> </w:t>
       </w:r>
       <w:r>
-        <w:t xml:space="preserve">model, without and with 95% CIs respectively. As mentioned earlier, there isn’t a straightforward way to obtain any statistical measure of the difference between the contours on the multivariate plane, so we must be content with the figure.</w:t>
+        <w:t xml:space="preserve">model, without and with 95% CIs respectively.</w:t>
+      </w:r>
+      <w:r>
+        <w:t xml:space="preserve"> </w:t>
+      </w:r>
+      <w:r>
+        <w:t xml:space="preserve">As mentioned earlier, there isn’t a straightforward way to obtain any statistical measure of the difference between the contours on the multivariate plane, so we must be content with the figure.</w:t>
       </w:r>
     </w:p>
     <w:bookmarkStart w:id="63" w:name="cell-fig-voff-pred"/>
@@ -4796,7 +5254,7 @@
               <w:jc w:val="center"/>
             </w:pPr>
             <w:pPr>
-              <w:jc w:val="start"/>
+              <w:jc w:val="left"/>
               <w:spacing w:before="200"/>
               <w:pStyle w:val="ImageCaption"/>
             </w:pPr>
@@ -4877,7 +5335,7 @@
               <w:jc w:val="center"/>
             </w:pPr>
             <w:pPr>
-              <w:jc w:val="start"/>
+              <w:jc w:val="left"/>
               <w:spacing w:before="200"/>
               <w:pStyle w:val="ImageCaption"/>
             </w:pPr>
@@ -4906,7 +5364,19 @@
         <w:t xml:space="preserve"> </w:t>
       </w:r>
       <w:r>
-        <w:t xml:space="preserve">strongly suggests greater VC coarticulation on the C closure in coronal that in velar contexts. Moreover, the vowels /a, o/ have a similar coarticulatory effect on the tongue contour. With velar consonants, we observe less coarticulation from the preceding vowel (a possible explanation of this is given at the end of</w:t>
+        <w:t xml:space="preserve">strongly suggests greater VC coarticulation on the C closure in coronal that in velar contexts.</w:t>
+      </w:r>
+      <w:r>
+        <w:t xml:space="preserve"> </w:t>
+      </w:r>
+      <w:r>
+        <w:t xml:space="preserve">Moreover, the vowels /a, o/ have a similar coarticulatory effect on the tongue contour.</w:t>
+      </w:r>
+      <w:r>
+        <w:t xml:space="preserve"> </w:t>
+      </w:r>
+      <w:r>
+        <w:t xml:space="preserve">With velar consonants, we observe less coarticulation from the preceding vowel (a possible explanation of this is given at the end of</w:t>
       </w:r>
       <w:r>
         <w:t xml:space="preserve"> </w:t>
@@ -4950,7 +5420,13 @@
         <w:t xml:space="preserve"> </w:t>
       </w:r>
       <w:r>
-        <w:t xml:space="preserve">in Lebanese Arabic. The data is from</w:t>
+        <w:t xml:space="preserve">in Lebanese Arabic.</w:t>
+      </w:r>
+      <w:r>
+        <w:t xml:space="preserve"> </w:t>
+      </w:r>
+      <w:r>
+        <w:t xml:space="preserve">The data is from</w:t>
       </w:r>
       <w:r>
         <w:t xml:space="preserve"> </w:t>
@@ -4959,7 +5435,13 @@
         <w:t xml:space="preserve">Sakr (2025)</w:t>
       </w:r>
       <w:r>
-        <w:t xml:space="preserve">. Lebanese Arabic is a variety of Arabic primarily spoken in Lebanon, where it is in constant contact with a number of Indo-European languages</w:t>
+        <w:t xml:space="preserve">.</w:t>
+      </w:r>
+      <w:r>
+        <w:t xml:space="preserve"> </w:t>
+      </w:r>
+      <w:r>
+        <w:t xml:space="preserve">Lebanese Arabic is a variety of Arabic primarily spoken in Lebanon, where it is in constant contact with a number of Indo-European languages</w:t>
       </w:r>
       <w:r>
         <w:t xml:space="preserve"> </w:t>
@@ -4968,7 +5450,13 @@
         <w:t xml:space="preserve">(primarily English and French, as vectors of education and business, see e.g.. Shaaban and Ghaith 1999)</w:t>
       </w:r>
       <w:r>
-        <w:t xml:space="preserve">, as well as the written standard form of Arabic known as Modern Standard Arabic (MSA). The relationship between Lebanese Arabic (LA) and MSA in Lebanon is one of diglossia</w:t>
+        <w:t xml:space="preserve">, as well as the written standard form of Arabic known as Modern Standard Arabic (MSA).</w:t>
+      </w:r>
+      <w:r>
+        <w:t xml:space="preserve"> </w:t>
+      </w:r>
+      <w:r>
+        <w:t xml:space="preserve">The relationship between Lebanese Arabic (LA) and MSA in Lebanon is one of diglossia</w:t>
       </w:r>
       <w:r>
         <w:t xml:space="preserve"> </w:t>
@@ -4985,7 +5473,13 @@
         <w:pStyle w:val="BodyText"/>
       </w:pPr>
       <w:r>
-        <w:t xml:space="preserve">Emphasis is a phonologically contrastive feature of Semitic languages. In most varieties of Arabic, it is usually reported to be realised as pharyngealisation</w:t>
+        <w:t xml:space="preserve">Emphasis is a phonologically contrastive feature of Semitic languages.</w:t>
+      </w:r>
+      <w:r>
+        <w:t xml:space="preserve"> </w:t>
+      </w:r>
+      <w:r>
+        <w:t xml:space="preserve">In most varieties of Arabic, it is usually reported to be realised as pharyngealisation</w:t>
       </w:r>
       <w:r>
         <w:t xml:space="preserve"> </w:t>
@@ -5018,7 +5512,13 @@
         <w:t xml:space="preserve">(Khattab, Al-Tamimi, and Heselwood 2006)</w:t>
       </w:r>
       <w:r>
-        <w:t xml:space="preserve">. Older sources instead report the secondary place of articulation as being the velum</w:t>
+        <w:t xml:space="preserve">.</w:t>
+      </w:r>
+      <w:r>
+        <w:t xml:space="preserve"> </w:t>
+      </w:r>
+      <w:r>
+        <w:t xml:space="preserve">Older sources instead report the secondary place of articulation as being the velum</w:t>
       </w:r>
       <w:r>
         <w:t xml:space="preserve"> </w:t>
@@ -5039,7 +5539,13 @@
         <w:t xml:space="preserve">(see e.g.. Bin-Muqbil 2006; Zawaydeh 1999; Ghazeli 1977)</w:t>
       </w:r>
       <w:r>
-        <w:t xml:space="preserve">. Whatever the specifics of this secondary place of articulation, the literature additionally suggests the occurrence of a loss of emphasis in Lebanese, or more generally Levantine or Western dialects of Arabic, likely as a result of the contact with the Indo-European languages mentioned above</w:t>
+        <w:t xml:space="preserve">.</w:t>
+      </w:r>
+      <w:r>
+        <w:t xml:space="preserve"> </w:t>
+      </w:r>
+      <w:r>
+        <w:t xml:space="preserve">Whatever the specifics of this secondary place of articulation, the literature additionally suggests the occurrence of a loss of emphasis in Lebanese, or more generally Levantine or Western dialects of Arabic, likely as a result of the contact with the Indo-European languages mentioned above</w:t>
       </w:r>
       <w:r>
         <w:t xml:space="preserve"> </w:t>
@@ -5068,13 +5574,31 @@
         <w:t xml:space="preserve"> </w:t>
       </w:r>
       <w:r>
-        <w:t xml:space="preserve">was collected. It consists of UTI recordings, by 5 participants, of CVb stimuli. The onset was either an emphatic or an unemphatic (</w:t>
+        <w:t xml:space="preserve">was collected.</w:t>
+      </w:r>
+      <w:r>
+        <w:t xml:space="preserve"> </w:t>
+      </w:r>
+      <w:r>
+        <w:t xml:space="preserve">It consists of UTI recordings, by 5 participants, of CVb stimuli.</w:t>
+      </w:r>
+      <w:r>
+        <w:t xml:space="preserve"> </w:t>
+      </w:r>
+      <w:r>
+        <w:t xml:space="preserve">The onset was either an emphatic or an unemphatic (</w:t>
       </w:r>
       <w:r>
         <w:t xml:space="preserve">‘plain’</w:t>
       </w:r>
       <w:r>
-        <w:t xml:space="preserve">), voiced or voiceless, alveolar, plosive or fricative /t, ṭ, d, ḍ, s, ṣ, z, ẓ/; when talking about a plain/emphatic pair, we denote them /T, D, S, Z/. The nucleus was one of five vowel qualities</w:t>
+        <w:t xml:space="preserve">), voiced or voiceless, alveolar, plosive or fricative /t, ṭ, d, ḍ, s, ṣ, z, ẓ/; when talking about a plain/emphatic pair, we denote them /T, D, S, Z/.</w:t>
+      </w:r>
+      <w:r>
+        <w:t xml:space="preserve"> </w:t>
+      </w:r>
+      <w:r>
+        <w:t xml:space="preserve">The nucleus was one of five vowel qualities</w:t>
       </w:r>
       <w:r>
         <w:t xml:space="preserve"> </w:t>
@@ -5086,7 +5610,25 @@
         <w:t xml:space="preserve"> </w:t>
       </w:r>
       <w:r>
-        <w:t xml:space="preserve">present in Lebanese, which we will denote with /A, E, I, O, U/ to signal that these are neither to be taken as phonemes nor exact phonetic realisations. The coda was the voiced bilabial plosive /b/. Each recording consisted of four stimuli in randomized order, covering forty syllables, in five repetitions; for a total of 1000 recordings. The subset of the data used here is from 35ms before consonant offset, defined as the burst for the plosives and as the end of the frication noise for the fricatives.</w:t>
+        <w:t xml:space="preserve">present in Lebanese, which we will denote with /A, E, I, O, U/ to signal that these are neither to be taken as phonemes nor exact phonetic realisations.</w:t>
+      </w:r>
+      <w:r>
+        <w:t xml:space="preserve"> </w:t>
+      </w:r>
+      <w:r>
+        <w:t xml:space="preserve">The coda was the voiced bilabial plosive /b/.</w:t>
+      </w:r>
+      <w:r>
+        <w:t xml:space="preserve"> </w:t>
+      </w:r>
+      <w:r>
+        <w:t xml:space="preserve">Each recording consisted of four stimuli in randomized order, covering forty syllables, in five repetitions; for a total of 1000 recordings.</w:t>
+      </w:r>
+      <w:r>
+        <w:t xml:space="preserve"> </w:t>
+      </w:r>
+      <w:r>
+        <w:t xml:space="preserve">The subset of the data used here is from 35ms before consonant offset, defined as the burst for the plosives and as the end of the frication noise for the fricatives.</w:t>
       </w:r>
     </w:p>
     <w:p>
@@ -5141,7 +5683,31 @@
         <w:t xml:space="preserve"> </w:t>
       </w:r>
       <w:r>
-        <w:t xml:space="preserve">shows the predicted tongue contours of emphatic and plain consonants, split by following vowel. First, the following vowel exercises an appreciable amount of coarticulation on the preceding consonant. The vowel-induced coarticulation seems to be modulating how the emphatic vs plain distinction is implemented (or not): in the context of the vowels /A, O, U/, emphatic consonants are produced with a retracted body and root, indicating pharyngealisation. On the other hand, in the context of the front vowels /E, I/, there is visibly less distinction between emphatic and plain consonants, which is virtually absent in /E/. However, when plotting the predictions for the different vocalic contexts and different speakers, the picture becomes more complex.</w:t>
+        <w:t xml:space="preserve">shows the predicted tongue contours of emphatic and plain consonants, split by following vowel.</w:t>
+      </w:r>
+      <w:r>
+        <w:t xml:space="preserve"> </w:t>
+      </w:r>
+      <w:r>
+        <w:t xml:space="preserve">First, the following vowel exercises an appreciable amount of coarticulation on the preceding consonant.</w:t>
+      </w:r>
+      <w:r>
+        <w:t xml:space="preserve"> </w:t>
+      </w:r>
+      <w:r>
+        <w:t xml:space="preserve">The vowel-induced coarticulation seems to be modulating how the emphatic vs plain distinction is implemented (or not): in the context of the vowels /A, O, U/, emphatic consonants are produced with a retracted body and root, indicating pharyngealisation.</w:t>
+      </w:r>
+      <w:r>
+        <w:t xml:space="preserve"> </w:t>
+      </w:r>
+      <w:r>
+        <w:t xml:space="preserve">On the other hand, in the context of the front vowels /E, I/, there is visibly less distinction between emphatic and plain consonants, which is virtually absent in /E/.</w:t>
+      </w:r>
+      <w:r>
+        <w:t xml:space="preserve"> </w:t>
+      </w:r>
+      <w:r>
+        <w:t xml:space="preserve">However, when plotting the predictions for the different vocalic contexts and different speakers, the picture becomes more complex.</w:t>
       </w:r>
     </w:p>
     <w:bookmarkStart w:id="75" w:name="cell-fig-emph-ci"/>
@@ -5212,7 +5778,7 @@
               <w:jc w:val="center"/>
             </w:pPr>
             <w:pPr>
-              <w:jc w:val="start"/>
+              <w:jc w:val="left"/>
               <w:spacing w:before="200"/>
               <w:pStyle w:val="ImageCaption"/>
             </w:pPr>
@@ -5244,7 +5810,31 @@
         </w:r>
       </w:hyperlink>
       <w:r>
-        <w:t xml:space="preserve">, predictions have been calculated for individual speakers (see Article Notebook online, linked above, for the code). First, there is a good deal of individual variation: some speakers show a clear differentiation of the tongue shape in emphatic and plain consonants, while in other speakers the difference is less obvious. FAK produced emphatic and plain consonants with virtually the same tongue shape. Just to pick another example, BAR uvularised/velarised rather than pharyngealised the emphatic consonants followed by /I/, while BAY pharyngealised them. Plotting predictions of individual speakers can reveal idiosyncratic patterns which are not visible when plotting overall predictions.</w:t>
+        <w:t xml:space="preserve">, predictions have been calculated for individual speakers (see Article Notebook online, linked above, for the code).</w:t>
+      </w:r>
+      <w:r>
+        <w:t xml:space="preserve"> </w:t>
+      </w:r>
+      <w:r>
+        <w:t xml:space="preserve">First, there is a good deal of individual variation: some speakers show a clear differentiation of the tongue shape in emphatic and plain consonants, while in other speakers the difference is less obvious.</w:t>
+      </w:r>
+      <w:r>
+        <w:t xml:space="preserve"> </w:t>
+      </w:r>
+      <w:r>
+        <w:t xml:space="preserve">FAK produced emphatic and plain consonants with virtually the same tongue shape.</w:t>
+      </w:r>
+      <w:r>
+        <w:t xml:space="preserve"> </w:t>
+      </w:r>
+      <w:r>
+        <w:t xml:space="preserve">Just to pick another example, BAR uvularised/velarised rather than pharyngealised the emphatic consonants followed by /I/, while BAY pharyngealised them.</w:t>
+      </w:r>
+      <w:r>
+        <w:t xml:space="preserve"> </w:t>
+      </w:r>
+      <w:r>
+        <w:t xml:space="preserve">Plotting predictions of individual speakers can reveal idiosyncratic patterns which are not visible when plotting overall predictions.</w:t>
       </w:r>
     </w:p>
     <w:bookmarkStart w:id="80" w:name="cell-fig-emph-part"/>
@@ -5315,7 +5905,7 @@
               <w:jc w:val="center"/>
             </w:pPr>
             <w:pPr>
-              <w:jc w:val="start"/>
+              <w:jc w:val="left"/>
               <w:spacing w:before="200"/>
               <w:pStyle w:val="ImageCaption"/>
             </w:pPr>
@@ -5344,7 +5934,13 @@
         <w:pStyle w:val="FirstParagraph"/>
       </w:pPr>
       <w:r>
-        <w:t xml:space="preserve">Principal Component Analysis (PCA) is a dimensionality reduction technique. For an introduction to PCA we recommend</w:t>
+        <w:t xml:space="preserve">Principal Component Analysis (PCA) is a dimensionality reduction technique.</w:t>
+      </w:r>
+      <w:r>
+        <w:t xml:space="preserve"> </w:t>
+      </w:r>
+      <w:r>
+        <w:t xml:space="preserve">For an introduction to PCA we recommend</w:t>
       </w:r>
       <w:r>
         <w:t xml:space="preserve"> </w:t>
@@ -5353,7 +5949,13 @@
         <w:t xml:space="preserve">Kassambara (2017)</w:t>
       </w:r>
       <w:r>
-        <w:t xml:space="preserve">. Functional PCA (FPCA) is an extension of PCA: while classical PCA works by finding common variance in a set of variables (and by reducing the variables to Principal Components that explain that common variance), FPCA is a PCA applied to a functional representation of varying numerical variables</w:t>
+        <w:t xml:space="preserve">.</w:t>
+      </w:r>
+      <w:r>
+        <w:t xml:space="preserve"> </w:t>
+      </w:r>
+      <w:r>
+        <w:t xml:space="preserve">Functional PCA (FPCA) is an extension of PCA: while classical PCA works by finding common variance in a set of variables (and by reducing the variables to Principal Components that explain that common variance), FPCA is a PCA applied to a functional representation of varying numerical variables</w:t>
       </w:r>
       <w:r>
         <w:t xml:space="preserve"> </w:t>
@@ -5362,7 +5964,19 @@
         <w:t xml:space="preserve">(Ramsay and Silverman 2005; Gubian, Torreira, and Boves 2015; Gubian, Pastätter, and Pouplier 2019; Gubian 2024)</w:t>
       </w:r>
       <w:r>
-        <w:t xml:space="preserve">: a typical example is time-series data, with a variable changing over time. The trajectory of the time-varying variable is encoded into a function with a set of coefficients and the values of those coefficients are submitted to PCA. When more than one time-varying variable is needed, this is where Multivariate FPCA (MFPCA) comes in</w:t>
+        <w:t xml:space="preserve">: a typical example is time-series data, with a variable changing over time.</w:t>
+      </w:r>
+      <w:r>
+        <w:t xml:space="preserve"> </w:t>
+      </w:r>
+      <w:r>
+        <w:t xml:space="preserve">The trajectory of the time-varying variable is encoded into a function with a set of coefficients and the values of those coefficients are submitted to PCA.</w:t>
+      </w:r>
+      <w:r>
+        <w:t xml:space="preserve"> </w:t>
+      </w:r>
+      <w:r>
+        <w:t xml:space="preserve">When more than one time-varying variable is needed, this is where Multivariate FPCA (MFPCA) comes in</w:t>
       </w:r>
       <w:r>
         <w:t xml:space="preserve"> </w:t>
@@ -5379,20 +5993,25 @@
         <w:pStyle w:val="BodyText"/>
       </w:pPr>
       <w:r>
-        <w:t xml:space="preserve">MFPCA is an FPCA applied to two or more response variables. Note that the variable does not have to be</w:t>
-      </w:r>
-      <w:r>
-        <w:t xml:space="preserve"> </w:t>
-      </w:r>
-      <w:r>
-        <w:rPr>
-          <w:i/>
-          <w:iCs/>
-        </w:rPr>
-        <w:t xml:space="preserve">time</w:t>
-      </w:r>
-      <w:r>
-        <w:t xml:space="preserve">-varying. The variation can be on any linear variable: in the case of DLC-tracked UTI data, the variation happens along the knot number. Look back at</w:t>
+        <w:t xml:space="preserve">MFPCA is an FPCA applied to two or more response variables.</w:t>
+      </w:r>
+      <w:r>
+        <w:t xml:space="preserve"> </w:t>
+      </w:r>
+      <w:r>
+        <w:t xml:space="preserve">Note that the variable does not have to be time.</w:t>
+      </w:r>
+      <w:r>
+        <w:t xml:space="preserve"> </w:t>
+      </w:r>
+      <w:r>
+        <w:t xml:space="preserve">The variation can be on any linear variable: in the case of DLC-tracked UTI data, the variation happens along the knot number.</w:t>
+      </w:r>
+      <w:r>
+        <w:t xml:space="preserve"> </w:t>
+      </w:r>
+      <w:r>
+        <w:t xml:space="preserve">Look back at</w:t>
       </w:r>
       <w:r>
         <w:t xml:space="preserve"> </w:t>
@@ -5406,7 +6025,13 @@
         </w:r>
       </w:hyperlink>
       <w:r>
-        <w:t xml:space="preserve">: the two varying variables are the X and Y coordinates, which are varying along the DLC knots. As with MGAMs, it is these two varying trajectories that are submitted to MFPCA.</w:t>
+        <w:t xml:space="preserve">: the two varying variables are the X and Y coordinates, which are varying along the DLC knots.</w:t>
+      </w:r>
+      <w:r>
+        <w:t xml:space="preserve"> </w:t>
+      </w:r>
+      <w:r>
+        <w:t xml:space="preserve">As with MGAMs, it is these two varying trajectories that are submitted to MFPCA.</w:t>
       </w:r>
     </w:p>
     <w:bookmarkStart w:id="98" w:name="sec-fpca-vc"/>
@@ -5437,7 +6062,13 @@
         </w:r>
       </w:hyperlink>
       <w:r>
-        <w:t xml:space="preserve">. The following code has been adapted from</w:t>
+        <w:t xml:space="preserve">.</w:t>
+      </w:r>
+      <w:r>
+        <w:t xml:space="preserve"> </w:t>
+      </w:r>
+      <w:r>
+        <w:t xml:space="preserve">The following code has been adapted from</w:t>
       </w:r>
       <w:r>
         <w:t xml:space="preserve"> </w:t>
@@ -5446,7 +6077,13 @@
         <w:t xml:space="preserve">Gubian (2024)</w:t>
       </w:r>
       <w:r>
-        <w:t xml:space="preserve">. The packages below are needed to run MFPCA (except landmarkregUtils, they are available on CRAN).</w:t>
+        <w:t xml:space="preserve">.</w:t>
+      </w:r>
+      <w:r>
+        <w:t xml:space="preserve"> </w:t>
+      </w:r>
+      <w:r>
+        <w:t xml:space="preserve">The packages below are needed to run MFPCA (except landmarkregUtils, they are available on CRAN).</w:t>
       </w:r>
     </w:p>
     <w:p>
@@ -5579,7 +6216,13 @@
         <w:t xml:space="preserve"> </w:t>
       </w:r>
       <w:r>
-        <w:t xml:space="preserve">coordinate) and another with the coordinate values. We can easily pivot the data with</w:t>
+        <w:t xml:space="preserve">coordinate) and another with the coordinate values.</w:t>
+      </w:r>
+      <w:r>
+        <w:t xml:space="preserve"> </w:t>
+      </w:r>
+      <w:r>
+        <w:t xml:space="preserve">We can easily pivot the data with</w:t>
       </w:r>
       <w:r>
         <w:t xml:space="preserve"> </w:t>
@@ -5591,7 +6234,13 @@
         <w:t xml:space="preserve">pivot_longer()</w:t>
       </w:r>
       <w:r>
-        <w:t xml:space="preserve">. Note that we are using the</w:t>
+        <w:t xml:space="preserve">.</w:t>
+      </w:r>
+      <w:r>
+        <w:t xml:space="preserve"> </w:t>
+      </w:r>
+      <w:r>
+        <w:t xml:space="preserve">Note that we are using the</w:t>
       </w:r>
       <w:r>
         <w:t xml:space="preserve"> </w:t>
@@ -5628,7 +6277,13 @@
         <w:t xml:space="preserve">Y_z</w:t>
       </w:r>
       <w:r>
-        <w:t xml:space="preserve">). If you are unsure about the code in this section, it is always useful to inspect intermediate and final output in the pipe chains to familiarise yourself with the format of the input and resulting data.</w:t>
+        <w:t xml:space="preserve">).</w:t>
+      </w:r>
+      <w:r>
+        <w:t xml:space="preserve"> </w:t>
+      </w:r>
+      <w:r>
+        <w:t xml:space="preserve">If you are unsure about the code in this section, it is always useful to inspect intermediate and final output in the pipe chains to familiarise yourself with the format of the input and resulting data.</w:t>
       </w:r>
     </w:p>
     <w:p>
@@ -5852,7 +6507,7 @@
           <m:t>×</m:t>
         </m:r>
         <m:r>
-          <m:t>11</m:t>
+          <m:t>22</m:t>
         </m:r>
       </m:oMath>
       <w:r>
@@ -5877,14 +6532,20 @@
       </w:r>
       <m:oMath>
         <m:r>
-          <m:t>11</m:t>
+          <m:t>22</m:t>
         </m:r>
       </m:oMath>
       <w:r>
         <w:t xml:space="preserve"> </w:t>
       </w:r>
       <w:r>
-        <w:t xml:space="preserve">is for the 11 knots returned by DLC. Three columns in the data are used to create the</w:t>
+        <w:t xml:space="preserve">is for the 11 knots for each of the two coordinates (X and Y) returned by DLC.</w:t>
+      </w:r>
+      <w:r>
+        <w:t xml:space="preserve"> </w:t>
+      </w:r>
+      <w:r>
+        <w:t xml:space="preserve">Three columns in the data are used to create the</w:t>
       </w:r>
       <w:r>
         <w:t xml:space="preserve"> </w:t>
@@ -6365,7 +7026,46 @@
         <w:t xml:space="preserve"> </w:t>
       </w:r>
       <w:r>
-        <w:t xml:space="preserve">function to compute an MFPCA. In this tutorial we will compute the first two PCs, but you can compute up to the number of DLC knots in the data, i.e. 11.</w:t>
+        <w:t xml:space="preserve">function to compute an MFPCA.</w:t>
+      </w:r>
+      <w:r>
+        <w:t xml:space="preserve"> </w:t>
+      </w:r>
+      <w:r>
+        <w:t xml:space="preserve">Since the data has 11 knots for each dimension, the total number of univariate PCs that can be calculated is 11 (</w:t>
+      </w:r>
+      <w:r>
+        <w:rPr>
+          <w:rStyle w:val="VerbatimChar"/>
+        </w:rPr>
+        <w:t xml:space="preserve">n_pc</w:t>
+      </w:r>
+      <w:r>
+        <w:t xml:space="preserve"> </w:t>
+      </w:r>
+      <w:r>
+        <w:t xml:space="preserve">in the code below).</w:t>
+      </w:r>
+      <w:r>
+        <w:t xml:space="preserve"> </w:t>
+      </w:r>
+      <w:r>
+        <w:t xml:space="preserve">The argument</w:t>
+      </w:r>
+      <w:r>
+        <w:t xml:space="preserve"> </w:t>
+      </w:r>
+      <w:r>
+        <w:rPr>
+          <w:rStyle w:val="VerbatimChar"/>
+        </w:rPr>
+        <w:t xml:space="preserve">M</w:t>
+      </w:r>
+      <w:r>
+        <w:t xml:space="preserve"> </w:t>
+      </w:r>
+      <w:r>
+        <w:t xml:space="preserve">is the number of univariate PCs times the number of dimensions, here 2 (X and Y).</w:t>
       </w:r>
     </w:p>
     <w:p>
@@ -6376,7 +7076,7 @@
         <w:rPr>
           <w:rStyle w:val="CommentTok"/>
         </w:rPr>
-        <w:t xml:space="preserve"># Number of PC to compute</w:t>
+        <w:t xml:space="preserve"># Maximum number of univarite PCs, here 11 knots</w:t>
       </w:r>
       <w:r>
         <w:br/>
@@ -6403,85 +7103,121 @@
         <w:rPr>
           <w:rStyle w:val="DecValTok"/>
         </w:rPr>
+        <w:t xml:space="preserve">11</w:t>
+      </w:r>
+      <w:r>
+        <w:br/>
+      </w:r>
+      <w:r>
+        <w:rPr>
+          <w:rStyle w:val="CommentTok"/>
+        </w:rPr>
+        <w:t xml:space="preserve"># Number of multivariate functional PC, i.e. number of dimensions * n_pc</w:t>
+      </w:r>
+      <w:r>
+        <w:br/>
+      </w:r>
+      <w:r>
+        <w:rPr>
+          <w:rStyle w:val="NormalTok"/>
+        </w:rPr>
+        <w:t xml:space="preserve">M </w:t>
+      </w:r>
+      <w:r>
+        <w:rPr>
+          <w:rStyle w:val="OtherTok"/>
+        </w:rPr>
+        <w:t xml:space="preserve">&lt;-</w:t>
+      </w:r>
+      <w:r>
+        <w:rPr>
+          <w:rStyle w:val="NormalTok"/>
+        </w:rPr>
+        <w:t xml:space="preserve"> </w:t>
+      </w:r>
+      <w:r>
+        <w:rPr>
+          <w:rStyle w:val="DecValTok"/>
+        </w:rPr>
         <w:t xml:space="preserve">2</w:t>
       </w:r>
       <w:r>
+        <w:rPr>
+          <w:rStyle w:val="NormalTok"/>
+        </w:rPr>
+        <w:t xml:space="preserve"> </w:t>
+      </w:r>
+      <w:r>
+        <w:rPr>
+          <w:rStyle w:val="SpecialCharTok"/>
+        </w:rPr>
+        <w:t xml:space="preserve">*</w:t>
+      </w:r>
+      <w:r>
+        <w:rPr>
+          <w:rStyle w:val="NormalTok"/>
+        </w:rPr>
+        <w:t xml:space="preserve"> n_pc</w:t>
+      </w:r>
+      <w:r>
         <w:br/>
       </w:r>
       <w:r>
+        <w:br/>
+      </w:r>
+      <w:r>
         <w:rPr>
           <w:rStyle w:val="CommentTok"/>
         </w:rPr>
-        <w:t xml:space="preserve"># You can compute up to 11 PCs.</w:t>
+        <w:t xml:space="preserve"># Compute MFPCA</w:t>
       </w:r>
       <w:r>
         <w:br/>
       </w:r>
       <w:r>
         <w:rPr>
-          <w:rStyle w:val="CommentTok"/>
-        </w:rPr>
-        <w:t xml:space="preserve"># n_pc &lt;- 11</w:t>
+          <w:rStyle w:val="NormalTok"/>
+        </w:rPr>
+        <w:t xml:space="preserve">mfpca </w:t>
+      </w:r>
+      <w:r>
+        <w:rPr>
+          <w:rStyle w:val="OtherTok"/>
+        </w:rPr>
+        <w:t xml:space="preserve">&lt;-</w:t>
+      </w:r>
+      <w:r>
+        <w:rPr>
+          <w:rStyle w:val="NormalTok"/>
+        </w:rPr>
+        <w:t xml:space="preserve"> </w:t>
+      </w:r>
+      <w:r>
+        <w:rPr>
+          <w:rStyle w:val="FunctionTok"/>
+        </w:rPr>
+        <w:t xml:space="preserve">MFPCA</w:t>
+      </w:r>
+      <w:r>
+        <w:rPr>
+          <w:rStyle w:val="NormalTok"/>
+        </w:rPr>
+        <w:t xml:space="preserve">(</w:t>
       </w:r>
       <w:r>
         <w:br/>
       </w:r>
       <w:r>
+        <w:rPr>
+          <w:rStyle w:val="NormalTok"/>
+        </w:rPr>
+        <w:t xml:space="preserve">  curves_fun_2d,</w:t>
+      </w:r>
+      <w:r>
         <w:br/>
       </w:r>
       <w:r>
         <w:rPr>
-          <w:rStyle w:val="CommentTok"/>
-        </w:rPr>
-        <w:t xml:space="preserve"># Compute MFPCA</w:t>
-      </w:r>
-      <w:r>
-        <w:br/>
-      </w:r>
-      <w:r>
-        <w:rPr>
-          <w:rStyle w:val="NormalTok"/>
-        </w:rPr>
-        <w:t xml:space="preserve">mfpca </w:t>
-      </w:r>
-      <w:r>
-        <w:rPr>
-          <w:rStyle w:val="OtherTok"/>
-        </w:rPr>
-        <w:t xml:space="preserve">&lt;-</w:t>
-      </w:r>
-      <w:r>
-        <w:rPr>
-          <w:rStyle w:val="NormalTok"/>
-        </w:rPr>
-        <w:t xml:space="preserve"> </w:t>
-      </w:r>
-      <w:r>
-        <w:rPr>
-          <w:rStyle w:val="FunctionTok"/>
-        </w:rPr>
-        <w:t xml:space="preserve">MFPCA</w:t>
-      </w:r>
-      <w:r>
-        <w:rPr>
-          <w:rStyle w:val="NormalTok"/>
-        </w:rPr>
-        <w:t xml:space="preserve">(</w:t>
-      </w:r>
-      <w:r>
-        <w:br/>
-      </w:r>
-      <w:r>
-        <w:rPr>
-          <w:rStyle w:val="NormalTok"/>
-        </w:rPr>
-        <w:t xml:space="preserve">  curves_fun_2d,</w:t>
-      </w:r>
-      <w:r>
-        <w:br/>
-      </w:r>
-      <w:r>
-        <w:rPr>
           <w:rStyle w:val="NormalTok"/>
         </w:rPr>
         <w:t xml:space="preserve">  </w:t>
@@ -6496,7 +7232,7 @@
         <w:rPr>
           <w:rStyle w:val="NormalTok"/>
         </w:rPr>
-        <w:t xml:space="preserve"> n_pc,</w:t>
+        <w:t xml:space="preserve"> M,</w:t>
       </w:r>
       <w:r>
         <w:br/>
@@ -6642,7 +7378,19 @@
         <w:pStyle w:val="FirstParagraph"/>
       </w:pPr>
       <w:r>
-        <w:t xml:space="preserve">We can quickly calculate the relative proportion of explained variance of each PC with the following code.</w:t>
+        <w:t xml:space="preserve">We can quickly calculate the relative proportion of explained variance of all the PCs with the following code.</w:t>
+      </w:r>
+      <w:r>
+        <w:t xml:space="preserve"> </w:t>
+      </w:r>
+      <w:r>
+        <w:t xml:space="preserve">Note that higher order PCs tend to explain less and less variance (as it can be seen in the output of the following code).</w:t>
+      </w:r>
+      <w:r>
+        <w:t xml:space="preserve"> </w:t>
+      </w:r>
+      <w:r>
+        <w:t xml:space="preserve">The first two PCs alone account for about 70% of the variance.</w:t>
       </w:r>
     </w:p>
     <w:p>
@@ -6662,7 +7410,7 @@
         <w:rPr>
           <w:rStyle w:val="NormalTok"/>
         </w:rPr>
-        <w:t xml:space="preserve">mfpca</w:t>
+        <w:t xml:space="preserve">(mfpca</w:t>
       </w:r>
       <w:r>
         <w:rPr>
@@ -6710,7 +7458,43 @@
         <w:rPr>
           <w:rStyle w:val="NormalTok"/>
         </w:rPr>
-        <w:t xml:space="preserve">values)</w:t>
+        <w:t xml:space="preserve">values)) </w:t>
+      </w:r>
+      <w:r>
+        <w:rPr>
+          <w:rStyle w:val="SpecialCharTok"/>
+        </w:rPr>
+        <w:t xml:space="preserve">|&gt;</w:t>
+      </w:r>
+      <w:r>
+        <w:rPr>
+          <w:rStyle w:val="NormalTok"/>
+        </w:rPr>
+        <w:t xml:space="preserve"> </w:t>
+      </w:r>
+      <w:r>
+        <w:rPr>
+          <w:rStyle w:val="FunctionTok"/>
+        </w:rPr>
+        <w:t xml:space="preserve">round</w:t>
+      </w:r>
+      <w:r>
+        <w:rPr>
+          <w:rStyle w:val="NormalTok"/>
+        </w:rPr>
+        <w:t xml:space="preserve">(</w:t>
+      </w:r>
+      <w:r>
+        <w:rPr>
+          <w:rStyle w:val="DecValTok"/>
+        </w:rPr>
+        <w:t xml:space="preserve">2</w:t>
+      </w:r>
+      <w:r>
+        <w:rPr>
+          <w:rStyle w:val="NormalTok"/>
+        </w:rPr>
+        <w:t xml:space="preserve">)</w:t>
       </w:r>
     </w:p>
     <w:p>
@@ -6721,7 +7505,16 @@
         <w:rPr>
           <w:rStyle w:val="VerbatimChar"/>
         </w:rPr>
-        <w:t xml:space="preserve">[1] 0.7242321 0.2757679</w:t>
+        <w:t xml:space="preserve"> [1] 0.49 0.20 0.18 0.04 0.03 0.02 0.01 0.01 0.00 0.00 0.00 0.00 0.00 0.00 0.00</w:t>
+      </w:r>
+      <w:r>
+        <w:br/>
+      </w:r>
+      <w:r>
+        <w:rPr>
+          <w:rStyle w:val="VerbatimChar"/>
+        </w:rPr>
+        <w:t xml:space="preserve">[16] 0.00 0.00 0.00 0.00 0.00 0.00 0.00</w:t>
       </w:r>
     </w:p>
     <w:p>
@@ -6729,7 +7522,31 @@
         <w:pStyle w:val="FirstParagraph"/>
       </w:pPr>
       <w:r>
-        <w:t xml:space="preserve">The best way to assess the effect of the PC scores on the shape of the tongue contours is to plot the predicted tongue contours based on a set of representative PC scores. In order to be able to plot the predicted contours, we need to calculate them from the MFPCA object. It is suggested to plot predicted curves at score intervals based on fractions of the scores’ standard deviation. This is what the following code does.</w:t>
+        <w:t xml:space="preserve">The best way to assess the effect of the PCs on the shape of the tongue contours is to plot the predicted tongue contours based on a set of representative PC scores.</w:t>
+      </w:r>
+      <w:r>
+        <w:t xml:space="preserve"> </w:t>
+      </w:r>
+      <w:r>
+        <w:t xml:space="preserve">In order to be able to plot the predicted contours, we need to calculate them from the MFPCA object.</w:t>
+      </w:r>
+      <w:r>
+        <w:t xml:space="preserve"> </w:t>
+      </w:r>
+      <w:r>
+        <w:t xml:space="preserve">It is suggested to plot predicted curves at score intervals based on fractions of the scores’ standard deviation.</w:t>
+      </w:r>
+      <w:r>
+        <w:t xml:space="preserve"> </w:t>
+      </w:r>
+      <w:r>
+        <w:t xml:space="preserve">This is what the following code does.</w:t>
+      </w:r>
+      <w:r>
+        <w:t xml:space="preserve"> </w:t>
+      </w:r>
+      <w:r>
+        <w:t xml:space="preserve">For illustration, we focus on PC1 and PC2 only.</w:t>
       </w:r>
     </w:p>
     <w:p>
@@ -6843,6 +7660,21 @@
       </w:r>
       <w:r>
         <w:rPr>
+          <w:rStyle w:val="CommentTok"/>
+        </w:rPr>
+        <w:t xml:space="preserve"># PC 1 and 2 only</w:t>
+      </w:r>
+      <w:r>
+        <w:br/>
+      </w:r>
+      <w:r>
+        <w:rPr>
+          <w:rStyle w:val="NormalTok"/>
+        </w:rPr>
+        <w:t xml:space="preserve">  </w:t>
+      </w:r>
+      <w:r>
+        <w:rPr>
           <w:rStyle w:val="AttributeTok"/>
         </w:rPr>
         <w:t xml:space="preserve">PC =</w:t>
@@ -6867,9 +7699,15 @@
       </w:r>
       <w:r>
         <w:rPr>
-          <w:rStyle w:val="NormalTok"/>
-        </w:rPr>
-        <w:t xml:space="preserve">n_pc,</w:t>
+          <w:rStyle w:val="DecValTok"/>
+        </w:rPr>
+        <w:t xml:space="preserve">2</w:t>
+      </w:r>
+      <w:r>
+        <w:rPr>
+          <w:rStyle w:val="NormalTok"/>
+        </w:rPr>
+        <w:t xml:space="preserve">,</w:t>
       </w:r>
       <w:r>
         <w:br/>
@@ -7508,7 +8346,13 @@
         <w:t xml:space="preserve">along the knots</w:t>
       </w:r>
       <w:r>
-        <w:t xml:space="preserve">. This is the same structure as</w:t>
+        <w:t xml:space="preserve">.</w:t>
+      </w:r>
+      <w:r>
+        <w:t xml:space="preserve"> </w:t>
+      </w:r>
+      <w:r>
+        <w:t xml:space="preserve">This is the same structure as</w:t>
       </w:r>
       <w:r>
         <w:t xml:space="preserve"> </w:t>
@@ -7548,7 +8392,19 @@
         <w:t xml:space="preserve">y</w:t>
       </w:r>
       <w:r>
-        <w:t xml:space="preserve">-axis. Of course, what we are after is the X/Y plot of the tongue contours, rather than the knot/coordinate plot as needed to fit an MFPCA. For the sake of clarity, we first plot the predicted curves for X and Y separately.</w:t>
+        <w:t xml:space="preserve">-axis.</w:t>
+      </w:r>
+      <w:r>
+        <w:t xml:space="preserve"> </w:t>
+      </w:r>
+      <w:r>
+        <w:t xml:space="preserve">Of course, what we are after is the X/Y plot of the tongue contours, rather than the knot/coordinate plot as needed to fit an MFPCA.</w:t>
+      </w:r>
+      <w:r>
+        <w:t xml:space="preserve"> </w:t>
+      </w:r>
+      <w:r>
+        <w:t xml:space="preserve">For the sake of clarity, we first plot the predicted curves for X and Y separately.</w:t>
       </w:r>
       <w:r>
         <w:t xml:space="preserve"> </w:t>
@@ -7565,7 +8421,25 @@
         <w:t xml:space="preserve"> </w:t>
       </w:r>
       <w:r>
-        <w:t xml:space="preserve">shows these. The plot is composed of four panels: the top two are the predicted curves along knot number for the Y coordinates (based on PC1 in the left panel and PC2 in the right panel). Interpreting the effect of the PCs on the X and Y coordinates separately allows one to observe vertical (Y coordinate) and horizontal (X coordinate) differences in tongue position independently. However, note that the vectors of muscle contractions in the tongue are not simply along a vertical/horizontal axis, as mentioned in</w:t>
+        <w:t xml:space="preserve">shows these.</w:t>
+      </w:r>
+      <w:r>
+        <w:t xml:space="preserve"> </w:t>
+      </w:r>
+      <w:r>
+        <w:t xml:space="preserve">The plot is composed of four panels: the top two are the predicted curves along knot number for the Y coordinates (based on PC1 score in the left panel and PC2 score in the right panel).</w:t>
+      </w:r>
+      <w:r>
+        <w:t xml:space="preserve"> </w:t>
+      </w:r>
+      <w:r>
+        <w:t xml:space="preserve">Interpreting the effect of the PCs scores on the X and Y coordinates separately allows one to observe vertical (Y coordinate) and horizontal (X coordinate) differences in tongue position independently.</w:t>
+      </w:r>
+      <w:r>
+        <w:t xml:space="preserve"> </w:t>
+      </w:r>
+      <w:r>
+        <w:t xml:space="preserve">However, note that the vectors of muscle contractions in the tongue are not simply along a vertical/horizontal axis, as mentioned in</w:t>
       </w:r>
       <w:r>
         <w:t xml:space="preserve"> </w:t>
@@ -7579,7 +8453,13 @@
         </w:r>
       </w:hyperlink>
       <w:r>
-        <w:t xml:space="preserve">. Looking at a full tongue contour (in an X/Y coordinates plot) will generally prove to be more straightforward.</w:t>
+        <w:t xml:space="preserve">.</w:t>
+      </w:r>
+      <w:r>
+        <w:t xml:space="preserve"> </w:t>
+      </w:r>
+      <w:r>
+        <w:t xml:space="preserve">Looking at a full tongue contour (in an X/Y coordinates plot) will generally prove to be more straightforward.</w:t>
       </w:r>
     </w:p>
     <w:bookmarkStart w:id="87" w:name="cell-fig-pc-curves"/>
@@ -7650,7 +8530,7 @@
               <w:jc w:val="center"/>
             </w:pPr>
             <w:pPr>
-              <w:jc w:val="start"/>
+              <w:jc w:val="left"/>
               <w:spacing w:before="200"/>
               <w:pStyle w:val="ImageCaption"/>
             </w:pPr>
@@ -7755,7 +8635,13 @@
         <w:t xml:space="preserve"> </w:t>
       </w:r>
       <w:r>
-        <w:t xml:space="preserve">plots the predicted contours based on the the PC scores (specifically, fractions of the standard deviation of the PC scores). The</w:t>
+        <w:t xml:space="preserve">plots the predicted contours based on the PC scores (specifically, fractions of the standard deviation of the PC scores).</w:t>
+      </w:r>
+      <w:r>
+        <w:t xml:space="preserve"> </w:t>
+      </w:r>
+      <w:r>
+        <w:t xml:space="preserve">The</w:t>
       </w:r>
       <w:r>
         <w:t xml:space="preserve"> </w:t>
@@ -7784,7 +8670,31 @@
         <w:t xml:space="preserve">y</w:t>
       </w:r>
       <w:r>
-        <w:t xml:space="preserve">-axes correspond to the X and Y coordinates of the tongue contour, with the effect of PC1 in the left panel and the effect of PC2 in the right panel. A higher PC1 score (green lines in the left panel) suggests lowering of the tongue body/dorsum and raising of the tongue tip. Since the data contains velar and coronal consonants, we take this to be capturing the velar/coronal place of articulation. A higher PC2 score (green lines in the right panel) corresponds to an overall higher tongue position. Considering that the back/central vowels /a, o, u/ are included in this data set, we take PC2 to be related to the effect of vowel on the tongue shape at closure onset.</w:t>
+        <w:t xml:space="preserve">-axes correspond to the X and Y coordinates of the tongue contour, with the effect of PC1 score in the left panel and the effect of PC2 score in the right panel.</w:t>
+      </w:r>
+      <w:r>
+        <w:t xml:space="preserve"> </w:t>
+      </w:r>
+      <w:r>
+        <w:t xml:space="preserve">A higher PC1 score (green lines in the left panel) suggests lowering of the tongue body/dorsum and raising of the tongue tip.</w:t>
+      </w:r>
+      <w:r>
+        <w:t xml:space="preserve"> </w:t>
+      </w:r>
+      <w:r>
+        <w:t xml:space="preserve">Since the data contains velar and coronal consonants, we take this to be capturing the velar/coronal place of articulation.</w:t>
+      </w:r>
+      <w:r>
+        <w:t xml:space="preserve"> </w:t>
+      </w:r>
+      <w:r>
+        <w:t xml:space="preserve">A higher PC2 score (green lines in the right panel) corresponds to an overall higher tongue position.</w:t>
+      </w:r>
+      <w:r>
+        <w:t xml:space="preserve"> </w:t>
+      </w:r>
+      <w:r>
+        <w:t xml:space="preserve">Considering that the back/central vowels /a, o, u/ are included in this data set, we take PC2 to be related to the effect of vowel on the tongue shape at closure onset.</w:t>
       </w:r>
     </w:p>
     <w:bookmarkStart w:id="92" w:name="cell-fig-contours"/>
@@ -7855,7 +8765,7 @@
               <w:jc w:val="center"/>
             </w:pPr>
             <w:pPr>
-              <w:jc w:val="start"/>
+              <w:jc w:val="left"/>
               <w:spacing w:before="200"/>
               <w:pStyle w:val="ImageCaption"/>
             </w:pPr>
@@ -7887,7 +8797,43 @@
         </w:r>
       </w:hyperlink>
       <w:r>
-        <w:t xml:space="preserve">, we can expect to see differences in PC2 scores based on the vowel if there is VC coarticulation. We can obtain the PC scores of each observation in the data with the following code.</w:t>
+        <w:t xml:space="preserve">, we can expect to see differences in PC2 scores based on the vowel if there is VC coarticulation.</w:t>
+      </w:r>
+      <w:r>
+        <w:t xml:space="preserve"> </w:t>
+      </w:r>
+      <w:r>
+        <w:t xml:space="preserve">We can obtain the PC scores (named</w:t>
+      </w:r>
+      <w:r>
+        <w:t xml:space="preserve"> </w:t>
+      </w:r>
+      <w:r>
+        <w:rPr>
+          <w:rStyle w:val="VerbatimChar"/>
+        </w:rPr>
+        <w:t xml:space="preserve">sN</w:t>
+      </w:r>
+      <w:r>
+        <w:t xml:space="preserve"> </w:t>
+      </w:r>
+      <w:r>
+        <w:t xml:space="preserve">where</w:t>
+      </w:r>
+      <w:r>
+        <w:t xml:space="preserve"> </w:t>
+      </w:r>
+      <w:r>
+        <w:rPr>
+          <w:rStyle w:val="VerbatimChar"/>
+        </w:rPr>
+        <w:t xml:space="preserve">N</w:t>
+      </w:r>
+      <w:r>
+        <w:t xml:space="preserve"> </w:t>
+      </w:r>
+      <w:r>
+        <w:t xml:space="preserve">is the PC order from 1 to 22) of each observation in the data with the following code.</w:t>
       </w:r>
     </w:p>
     <w:p>
@@ -7979,7 +8925,7 @@
         <w:rPr>
           <w:rStyle w:val="StringTok"/>
         </w:rPr>
-        <w:t xml:space="preserve">"PC"</w:t>
+        <w:t xml:space="preserve">"s"</w:t>
       </w:r>
       <w:r>
         <w:rPr>
@@ -8003,7 +8949,7 @@
         <w:rPr>
           <w:rStyle w:val="NormalTok"/>
         </w:rPr>
-        <w:t xml:space="preserve">n_pc)) </w:t>
+        <w:t xml:space="preserve">M)) </w:t>
       </w:r>
       <w:r>
         <w:rPr>
@@ -8100,7 +9046,25 @@
         <w:t xml:space="preserve"> </w:t>
       </w:r>
       <w:r>
-        <w:t xml:space="preserve">plots PC scores by language (rows), consonant place (columns) and vowel (colour). Both in Italian and Polish, we can observe a clear coarticulatory effect of /u/ on the production of coronal stops (and perhaps minor differences in /a/ vs /o/). On the other hand, the effect of vowel in velar stops seems to be minimal, again in both languages. This is not entirely surprising, since while coronal stops allow for adjustments of (and coarticulatory effect on) the tongue body, velar stops do not since it is precisely the tongue body/dorsum that is raised to produce the velar closure.</w:t>
+        <w:t xml:space="preserve">plots PC scores by language (rows), consonant place (columns) and vowel (colour).</w:t>
+      </w:r>
+      <w:r>
+        <w:t xml:space="preserve"> </w:t>
+      </w:r>
+      <w:r>
+        <w:t xml:space="preserve">Both in Italian and Polish, we can observe a clear coarticulatory effect of /u/ on the production of coronal stops (and perhaps minor differences in /a/ vs /o/).</w:t>
+      </w:r>
+      <w:r>
+        <w:t xml:space="preserve"> </w:t>
+      </w:r>
+      <w:r>
+        <w:t xml:space="preserve">On the other hand, the effect of vowel in velar stops seems to be minimal, again in both languages.</w:t>
+      </w:r>
+      <w:r>
+        <w:t xml:space="preserve"> </w:t>
+      </w:r>
+      <w:r>
+        <w:t xml:space="preserve">This is not entirely surprising, since while coronal stops allow for adjustments of (and coarticulatory effect on) the tongue body, velar stops do not since it is precisely the tongue body/dorsum that is raised to produce the velar closure.</w:t>
       </w:r>
     </w:p>
     <w:bookmarkStart w:id="97" w:name="cell-fig-pc-scores"/>
@@ -8171,7 +9135,7 @@
               <w:jc w:val="center"/>
             </w:pPr>
             <w:pPr>
-              <w:jc w:val="start"/>
+              <w:jc w:val="left"/>
               <w:spacing w:before="200"/>
               <w:pStyle w:val="ImageCaption"/>
             </w:pPr>
@@ -8189,7 +9153,13 @@
         <w:pStyle w:val="BodyText"/>
       </w:pPr>
       <w:r>
-        <w:t xml:space="preserve">Once one has established which patterns each PC is capturing, PC scores can be submitted to further statistical modelling, like for example regression models in which the PC scores are outcome variables and predictors are included to assess possible differences in PC scores, or in which the PC scores are predictors themselves. We illustrate an example regression model at the end of the following section for the Lebanese Arabic emphaticness data.</w:t>
+        <w:t xml:space="preserve">Once one has established which patterns each PC is capturing, PC scores can be submitted to further statistical modelling, like for example regression models in which the PC scores are outcome variables and predictors are included to assess possible differences in PC scores, or in which the PC scores are predictors themselves.</w:t>
+      </w:r>
+      <w:r>
+        <w:t xml:space="preserve"> </w:t>
+      </w:r>
+      <w:r>
+        <w:t xml:space="preserve">We illustrate an example regression model at the end of the following section for the Lebanese Arabic emphaticness data.</w:t>
       </w:r>
     </w:p>
     <w:bookmarkEnd w:id="98"/>
@@ -8207,7 +9177,13 @@
         <w:pStyle w:val="FirstParagraph"/>
       </w:pPr>
       <w:r>
-        <w:t xml:space="preserve">In this section we will run an MFPCA analysis on the Lebanese Arabic data. Since the procedure is the same as in the previous section, the code will not be shown here, but can be viewed in the Article Notebook, available at</w:t>
+        <w:t xml:space="preserve">In this section we will run an MFPCA analysis on the Lebanese Arabic data.</w:t>
+      </w:r>
+      <w:r>
+        <w:t xml:space="preserve"> </w:t>
+      </w:r>
+      <w:r>
+        <w:t xml:space="preserve">Since the procedure is the same as in the previous section, the code will not be shown here, but can be viewed in the Article Notebook, available at</w:t>
       </w:r>
       <w:r>
         <w:t xml:space="preserve"> </w:t>
@@ -8240,7 +9216,31 @@
         <w:t xml:space="preserve"> </w:t>
       </w:r>
       <w:r>
-        <w:t xml:space="preserve">illustrates the reconstructed tongue contours (taken from 35 ms before the CV boundary) in Lebanese Arabic, based on the MFPCA. PC1 captures the low-back/high-front diagonal movement. PC2, on the other hand, seems to be restricted to high/low movement at the back of the oral cavity. Emphatic consonants, if produced with a constricted pharynx (i.e. pharyngealised), should have a lower PC1. If on the other hand they are produced with a raised tongue dorsum (i.e. uvularised/velarised), they should have a lower PC2 (lower PC scores are in purple in</w:t>
+        <w:t xml:space="preserve">illustrates the reconstructed tongue contours (taken from 35 ms before the CV boundary) in Lebanese Arabic, based on the MFPCA.</w:t>
+      </w:r>
+      <w:r>
+        <w:t xml:space="preserve"> </w:t>
+      </w:r>
+      <w:r>
+        <w:t xml:space="preserve">PC1 captures the low-back/high-front diagonal movement.</w:t>
+      </w:r>
+      <w:r>
+        <w:t xml:space="preserve"> </w:t>
+      </w:r>
+      <w:r>
+        <w:t xml:space="preserve">PC2, on the other hand, seems to be restricted to high/low movement at the back of the oral cavity.</w:t>
+      </w:r>
+      <w:r>
+        <w:t xml:space="preserve"> </w:t>
+      </w:r>
+      <w:r>
+        <w:t xml:space="preserve">Emphatic consonants, if produced with a constricted pharynx (i.e. pharyngealised), should have a lower PC1.</w:t>
+      </w:r>
+      <w:r>
+        <w:t xml:space="preserve"> </w:t>
+      </w:r>
+      <w:r>
+        <w:t xml:space="preserve">If on the other hand they are produced with a raised tongue dorsum (i.e. uvularised/velarised), they should have a lower PC2 (lower PC scores are in purple in</w:t>
       </w:r>
       <w:r>
         <w:t xml:space="preserve"> </w:t>
@@ -8325,7 +9325,7 @@
               <w:jc w:val="center"/>
             </w:pPr>
             <w:pPr>
-              <w:jc w:val="start"/>
+              <w:jc w:val="left"/>
               <w:spacing w:before="200"/>
               <w:pStyle w:val="ImageCaption"/>
             </w:pPr>
@@ -8354,7 +9354,49 @@
         <w:t xml:space="preserve"> </w:t>
       </w:r>
       <w:r>
-        <w:t xml:space="preserve">plots the PC scores for each vowel, emphaticness and speaker combination. Points are coloured based on emphaticness: emphatic in green and plain in orange. This figure illustrates well how the PC scores can capture individual variation: some speakers show clear separation of emphatic and plain tokens, while others do not. In most cases, PC1 is doing the heavy lifting of distinguishing emphatic and plain: recall that PC1 captures the front-high/back-low diagonal; a low PC1 indicates tongue dorsum and root backing, in other words pharyngealisation. Indeed, PC1 tends to be lower in emphatic tokens in several speakers, like BAR, BAY, MRO and SAK, especially with the vowels /A, O, U/. On the other hand, BAR’s emphatic and plain tokens for vowels /E, I/ do not show a PC1 difference, but rather a PC2 difference: PC2 captures tongue dorsum/body raising, hence indicating velarisation. It is possible that in BAR’s productions of emphatic consonants followed by /E, I/ the distinction with plain is produced by uvularisation/velarisation, compared to the pharyngealisation of emphatic consonants followed by /A, O, U/. Uvularisation/velarisation, rather than pharyngealisation, in the /E, I/ contexts makes sense given that the tongue root has to be forward for the production of those vowels (see</w:t>
+        <w:t xml:space="preserve">plots the PC scores for each vowel, emphaticness and speaker combination.</w:t>
+      </w:r>
+      <w:r>
+        <w:t xml:space="preserve"> </w:t>
+      </w:r>
+      <w:r>
+        <w:t xml:space="preserve">Points are coloured based on emphaticness: emphatic in green and plain in orange.</w:t>
+      </w:r>
+      <w:r>
+        <w:t xml:space="preserve"> </w:t>
+      </w:r>
+      <w:r>
+        <w:t xml:space="preserve">This figure illustrates well how the PC scores can capture individual variation: some speakers show clear separation of emphatic and plain tokens, while others do not.</w:t>
+      </w:r>
+      <w:r>
+        <w:t xml:space="preserve"> </w:t>
+      </w:r>
+      <w:r>
+        <w:t xml:space="preserve">In most cases, PC1 is doing the heavy lifting of distinguishing emphatic and plain: recall that PC1 captures the front-high/back-low diagonal; a low PC1 indicates tongue dorsum and root backing, in other words pharyngealisation.</w:t>
+      </w:r>
+      <w:r>
+        <w:t xml:space="preserve"> </w:t>
+      </w:r>
+      <w:r>
+        <w:t xml:space="preserve">Indeed, PC1 tends to be lower in emphatic tokens in several speakers, like BAR, BAY, MRO and SAK, especially with the vowels /A, O, U/.</w:t>
+      </w:r>
+      <w:r>
+        <w:t xml:space="preserve"> </w:t>
+      </w:r>
+      <w:r>
+        <w:t xml:space="preserve">On the other hand, BAR’s emphatic and plain tokens for vowels /E, I/ do not show a PC1 difference, but rather a PC2 difference: PC2 captures tongue dorsum/body raising, hence indicating velarisation.</w:t>
+      </w:r>
+      <w:r>
+        <w:t xml:space="preserve"> </w:t>
+      </w:r>
+      <w:r>
+        <w:t xml:space="preserve">It is possible that in BAR’s productions of emphatic consonants followed by /E, I/ the distinction with plain is produced by uvularisation/velarisation, compared to the pharyngealisation of emphatic consonants followed by /A, O, U/.</w:t>
+      </w:r>
+      <w:r>
+        <w:t xml:space="preserve"> </w:t>
+      </w:r>
+      <w:r>
+        <w:t xml:space="preserve">Uvularisation/velarisation, rather than pharyngealisation, in the /E, I/ contexts makes sense given that the tongue root has to be forward for the production of those vowels (see</w:t>
       </w:r>
       <w:r>
         <w:t xml:space="preserve"> </w:t>
@@ -8434,7 +9476,7 @@
               <w:jc w:val="center"/>
             </w:pPr>
             <w:pPr>
-              <w:jc w:val="start"/>
+              <w:jc w:val="left"/>
               <w:spacing w:before="200"/>
               <w:pStyle w:val="ImageCaption"/>
             </w:pPr>
@@ -8480,7 +9522,13 @@
         <w:t xml:space="preserve"> </w:t>
       </w:r>
       <w:r>
-        <w:t xml:space="preserve">illustrate one way to plot the PC scores individually for PC1 and PC2. We won’t include here a full description of the plots, since they should be self-explanatory, but we flag to the reader that these type of plots can be helpful in illustrating specific patterns in PC1 or PC2.</w:t>
+        <w:t xml:space="preserve">illustrate one way to plot the PC scores individually for PC1 and PC2.</w:t>
+      </w:r>
+      <w:r>
+        <w:t xml:space="preserve"> </w:t>
+      </w:r>
+      <w:r>
+        <w:t xml:space="preserve">We won’t include here a full description of the plots, since they should be self-explanatory, but we flag to the reader that these type of plots can be helpful in illustrating specific patterns in PC1 or PC2 scores.</w:t>
       </w:r>
     </w:p>
     <w:bookmarkStart w:id="113" w:name="cell-fig-emph-pc1"/>
@@ -8551,7 +9599,7 @@
               <w:jc w:val="center"/>
             </w:pPr>
             <w:pPr>
-              <w:jc w:val="start"/>
+              <w:jc w:val="left"/>
               <w:spacing w:before="200"/>
               <w:pStyle w:val="ImageCaption"/>
             </w:pPr>
@@ -8632,7 +9680,7 @@
               <w:jc w:val="center"/>
             </w:pPr>
             <w:pPr>
-              <w:jc w:val="start"/>
+              <w:jc w:val="left"/>
               <w:spacing w:before="200"/>
               <w:pStyle w:val="ImageCaption"/>
             </w:pPr>
@@ -8650,7 +9698,19 @@
         <w:pStyle w:val="BodyText"/>
       </w:pPr>
       <w:r>
-        <w:t xml:space="preserve">Furthermore, it can be helpful to reconstruct the predicted tongue contours of specific contexts. For example, we might be interested in showing the average tongue contours for emphatic and plain consonants followed by each of the five vowels in the data. This is shown in</w:t>
+        <w:t xml:space="preserve">Furthermore, it can be helpful to reconstruct the predicted tongue contours of specific contexts.</w:t>
+      </w:r>
+      <w:r>
+        <w:t xml:space="preserve"> </w:t>
+      </w:r>
+      <w:r>
+        <w:t xml:space="preserve">For example, we might be interested in showing the average tongue contours for emphatic and plain consonants followed by each of the five vowels in the data.</w:t>
+      </w:r>
+      <w:r>
+        <w:t xml:space="preserve"> </w:t>
+      </w:r>
+      <w:r>
+        <w:t xml:space="preserve">This is shown in</w:t>
       </w:r>
       <w:r>
         <w:t xml:space="preserve"> </w:t>
@@ -8664,7 +9724,25 @@
         </w:r>
       </w:hyperlink>
       <w:r>
-        <w:t xml:space="preserve">. In order to obtain the reconstructed contours, we first need to calculate mean PC scores for each vowel. This can be done through the following code. We recommend to inspect the</w:t>
+        <w:t xml:space="preserve">.</w:t>
+      </w:r>
+      <w:r>
+        <w:t xml:space="preserve"> </w:t>
+      </w:r>
+      <w:r>
+        <w:t xml:space="preserve">In order to obtain the reconstructed contours, we first need to calculate mean PC scores for each vowel.</w:t>
+      </w:r>
+      <w:r>
+        <w:t xml:space="preserve"> </w:t>
+      </w:r>
+      <w:r>
+        <w:t xml:space="preserve">This can be done through the following code.</w:t>
+      </w:r>
+      <w:r>
+        <w:t xml:space="preserve"> </w:t>
+      </w:r>
+      <w:r>
+        <w:t xml:space="preserve">We recommend to inspect the</w:t>
       </w:r>
       <w:r>
         <w:t xml:space="preserve"> </w:t>
@@ -8807,7 +9885,7 @@
         <w:rPr>
           <w:rStyle w:val="AttributeTok"/>
         </w:rPr>
-        <w:t xml:space="preserve">PC1 =</w:t>
+        <w:t xml:space="preserve">s1 =</w:t>
       </w:r>
       <w:r>
         <w:rPr>
@@ -8825,7 +9903,7 @@
         <w:rPr>
           <w:rStyle w:val="NormalTok"/>
         </w:rPr>
-        <w:t xml:space="preserve">(PC1),</w:t>
+        <w:t xml:space="preserve">(s1),</w:t>
       </w:r>
       <w:r>
         <w:br/>
@@ -8840,7 +9918,7 @@
         <w:rPr>
           <w:rStyle w:val="AttributeTok"/>
         </w:rPr>
-        <w:t xml:space="preserve">PC2 =</w:t>
+        <w:t xml:space="preserve">s2 =</w:t>
       </w:r>
       <w:r>
         <w:rPr>
@@ -8858,7 +9936,7 @@
         <w:rPr>
           <w:rStyle w:val="NormalTok"/>
         </w:rPr>
-        <w:t xml:space="preserve">(PC2),</w:t>
+        <w:t xml:space="preserve">(s2),</w:t>
       </w:r>
       <w:r>
         <w:br/>
@@ -9076,7 +10154,13 @@
         <w:pStyle w:val="FirstParagraph"/>
       </w:pPr>
       <w:r>
-        <w:t xml:space="preserve">The following code calculates the reconstructed tongue contours based on both PC1 and PC2. One could also calculate the reconstructed contours at fractions of the standard deviation of the scores if one wished so, like it was done above.</w:t>
+        <w:t xml:space="preserve">The following code calculates the reconstructed tongue contours based on both PC1 and PC2.</w:t>
+      </w:r>
+      <w:r>
+        <w:t xml:space="preserve"> </w:t>
+      </w:r>
+      <w:r>
+        <w:t xml:space="preserve">One could also calculate the reconstructed contours at fractions of the standard deviation of the scores if one wished so, like it was done above.</w:t>
       </w:r>
     </w:p>
     <w:p>
@@ -9276,7 +10360,7 @@
         <w:rPr>
           <w:rStyle w:val="NormalTok"/>
         </w:rPr>
-        <w:t xml:space="preserve">        PC1 </w:t>
+        <w:t xml:space="preserve">        s1 </w:t>
       </w:r>
       <w:r>
         <w:rPr>
@@ -9342,7 +10426,7 @@
         <w:rPr>
           <w:rStyle w:val="NormalTok"/>
         </w:rPr>
-        <w:t xml:space="preserve">        PC2 </w:t>
+        <w:t xml:space="preserve">        s2 </w:t>
       </w:r>
       <w:r>
         <w:rPr>
@@ -9715,7 +10799,13 @@
         <w:t xml:space="preserve"> </w:t>
       </w:r>
       <w:r>
-        <w:t xml:space="preserve">plots the reconstructed contours. Based on this figure, we do find pharyngealisation in emphatic consonants followed by /A, O, U/ on average, while pharyngealisation is absent in the context of /E, I/.</w:t>
+        <w:t xml:space="preserve">plots the reconstructed contours.</w:t>
+      </w:r>
+      <w:r>
+        <w:t xml:space="preserve"> </w:t>
+      </w:r>
+      <w:r>
+        <w:t xml:space="preserve">Based on this figure, we do find pharyngealisation in emphatic consonants followed by /A, O, U/ on average, while pharyngealisation is absent in the context of /E, I/.</w:t>
       </w:r>
     </w:p>
     <w:bookmarkStart w:id="123" w:name="cell-fig-vow-emph"/>
@@ -9786,7 +10876,7 @@
               <w:jc w:val="center"/>
             </w:pPr>
             <w:pPr>
-              <w:jc w:val="start"/>
+              <w:jc w:val="left"/>
               <w:spacing w:before="200"/>
               <w:pStyle w:val="ImageCaption"/>
             </w:pPr>
@@ -9816,7 +10906,25 @@
         <w:t xml:space="preserve"> </w:t>
       </w:r>
       <w:r>
-        <w:t xml:space="preserve">with PC1 as the outcome, emphaticness (emphatic vs plain) and vowel (A, E, I, O, U) and their interaction as predictors. We also included by-participant varying intercepts and varying slopes for the emphaticness/vowel interaction. Both emphaticness and vowel were coded using sum contrasts. This is the R formula we used:</w:t>
+        <w:t xml:space="preserve">with the PC1 score as the outcome, emphaticness (emphatic vs plain) and vowel (A, E, I, O, U) and their interaction as predictors.</w:t>
+      </w:r>
+      <w:r>
+        <w:t xml:space="preserve"> </w:t>
+      </w:r>
+      <w:r>
+        <w:t xml:space="preserve">We also included by-participant varying intercepts and varying slopes for the emphaticness/vowel interaction.</w:t>
+      </w:r>
+      <w:r>
+        <w:t xml:space="preserve"> </w:t>
+      </w:r>
+      <w:r>
+        <w:t xml:space="preserve">Both emphaticness and vowel were coded using sum contrasts.</w:t>
+      </w:r>
+      <w:r>
+        <w:t xml:space="preserve"> </w:t>
+      </w:r>
+      <w:r>
+        <w:t xml:space="preserve">This is the R formula we used:</w:t>
       </w:r>
       <w:r>
         <w:t xml:space="preserve"> </w:t>
@@ -9828,7 +10936,25 @@
         <w:t xml:space="preserve">PC1 ~ emph_fac * vowel_fac + (emph_fac * vowel_fac | participant)</w:t>
       </w:r>
       <w:r>
-        <w:t xml:space="preserve">. We used the default priors as set by brms. Since a full introduction to regression modelling and Bayesian inference is beyond the scope of this paper, we refer the readers to the many resources now available. See the online version of the manuscript for the full code of the Bayesian analysis of PC1:</w:t>
+        <w:t xml:space="preserve">.</w:t>
+      </w:r>
+      <w:r>
+        <w:t xml:space="preserve"> </w:t>
+      </w:r>
+      <w:r>
+        <w:t xml:space="preserve">We used the default priors as set by brms.</w:t>
+      </w:r>
+      <w:r>
+        <w:t xml:space="preserve"> </w:t>
+      </w:r>
+      <w:r>
+        <w:t xml:space="preserve">Since a full introduction to regression modelling and Bayesian inference is beyond the scope of this paper, we refer the readers to the many resources now available.</w:t>
+      </w:r>
+      <w:r>
+        <w:t xml:space="preserve"> </w:t>
+      </w:r>
+      <w:r>
+        <w:t xml:space="preserve">See the online version of the manuscript for the full code of the Bayesian analysis of PC1:</w:t>
       </w:r>
       <w:r>
         <w:t xml:space="preserve"> </w:t>
@@ -9861,7 +10987,25 @@
         <w:t xml:space="preserve"> </w:t>
       </w:r>
       <w:r>
-        <w:t xml:space="preserve">shows the posterior distributions of the expected PC1 scores for emphatic and plain consonants followed by each of the vowels, based on the Bayesian regression model. A lower PC1 score suggests pharyngealisation as established above. It can be observed that emphatic consonants have a lower PC1 score compared to plain consonants, across all vowels, albeit with different magnitudes in different vowels. Overall, the model suggests that the PC1 score of emphatic consonants is on average 0.04 to 0.88 units lower than plain consonants, at 95% confidence (mean effect = -0.48, SE = 0.22, 95% CrI [-0.88, -0.04], 80% CrI [-0.7, -0.28], 70% CrI [-0.65, -0.32]).</w:t>
+        <w:t xml:space="preserve">shows the posterior distributions of the expected PC1 scores for emphatic and plain consonants followed by each of the vowels, based on the Bayesian regression model.</w:t>
+      </w:r>
+      <w:r>
+        <w:t xml:space="preserve"> </w:t>
+      </w:r>
+      <w:r>
+        <w:t xml:space="preserve">A lower PC1 score suggests pharyngealisation as established above.</w:t>
+      </w:r>
+      <w:r>
+        <w:t xml:space="preserve"> </w:t>
+      </w:r>
+      <w:r>
+        <w:t xml:space="preserve">It can be observed that emphatic consonants have a lower PC1 score compared to plain consonants, across all vowels, albeit with different magnitudes in different vowels.</w:t>
+      </w:r>
+      <w:r>
+        <w:t xml:space="preserve"> </w:t>
+      </w:r>
+      <w:r>
+        <w:t xml:space="preserve">Overall, the model suggests that the PC1 score of emphatic consonants is on average 0.04 to 0.88 units lower than plain consonants, at 95% confidence (mean effect = -0.48, SE = 0.22, 95% CrI [-0.88, -0.04], 80% CrI [-0.7, -0.28], 70% CrI [-0.65, -0.32]).</w:t>
       </w:r>
     </w:p>
     <w:bookmarkStart w:id="129" w:name="cell-fig-emph-bm"/>
@@ -9932,7 +11076,7 @@
               <w:jc w:val="center"/>
             </w:pPr>
             <w:pPr>
-              <w:jc w:val="start"/>
+              <w:jc w:val="left"/>
               <w:spacing w:before="200"/>
               <w:pStyle w:val="ImageCaption"/>
             </w:pPr>
@@ -9949,19 +11093,43 @@
       <w:pPr>
         <w:pStyle w:val="BodyText"/>
       </w:pPr>
-      <w:hyperlink w:anchor="tbl-dlc-voff">
+      <w:hyperlink w:anchor="tbl-emph-bm">
         <w:r>
           <w:rPr>
             <w:rStyle w:val="Hyperlink"/>
           </w:rPr>
-          <w:t xml:space="preserve">Table 1</w:t>
+          <w:t xml:space="preserve">Table 2</w:t>
         </w:r>
       </w:hyperlink>
       <w:r>
         <w:t xml:space="preserve"> </w:t>
       </w:r>
       <w:r>
-        <w:t xml:space="preserve">shows the mean, standard deviation and 95-80-65% CrIs of the posterior difference between emphatic and plain consonants for each vowel. The CrIs indicate a robustly lower PC1 for /A, U/. For the other vowels, both a lower or slightly higher PC1 are possible and, if a difference is present at all, it would be of a lower magnitude than that in the /A, U/ context. At 80% confidence, emphatic consonants also show a lower PC1 when followed by /O/. In sum, while we can argue for a lower PC1 in the /A, U/ and possibly /O/ contexts (and hence, pharyngealisation in emphatic consonants followed by these vowels), the results are more uncertain regarding /E, I/.</w:t>
+        <w:t xml:space="preserve">shows the mean, standard deviation and 95-80-65% CrIs of the posterior difference between emphatic and plain consonants for each vowel.</w:t>
+      </w:r>
+      <w:r>
+        <w:t xml:space="preserve"> </w:t>
+      </w:r>
+      <w:r>
+        <w:t xml:space="preserve">The CrIs indicate a robustly lower PC1 for /A, U/.</w:t>
+      </w:r>
+      <w:r>
+        <w:t xml:space="preserve"> </w:t>
+      </w:r>
+      <w:r>
+        <w:t xml:space="preserve">For the other vowels, both a lower or slightly higher PC1 are possible and, if a difference is present at all, it would be of a lower magnitude than that in the /A, U/ context.</w:t>
+      </w:r>
+      <w:r>
+        <w:t xml:space="preserve"> </w:t>
+      </w:r>
+      <w:r>
+        <w:t xml:space="preserve">At 80% confidence, emphatic consonants also show a lower PC1 when followed by /O/.</w:t>
+      </w:r>
+      <w:r>
+        <w:t xml:space="preserve"> </w:t>
+      </w:r>
+      <w:r>
+        <w:t xml:space="preserve">In sum, while we can argue for a lower PC1 in the /A, U/ and possibly /O/ contexts (and hence, pharyngealisation in emphatic consonants followed by these vowels), the results are more uncertain regarding /E, I/.</w:t>
       </w:r>
     </w:p>
     <w:tbl>
@@ -9983,7 +11151,7 @@
               <w:jc w:val="center"/>
             </w:pPr>
             <w:pPr>
-              <w:jc w:val="start"/>
+              <w:jc w:val="left"/>
               <w:spacing w:before="200"/>
               <w:pStyle w:val="ImageCaption"/>
             </w:pPr>
@@ -10153,7 +11321,7 @@
                     <w:jc w:val="center"/>
                   </w:pPr>
                   <w:r>
-                    <w:t xml:space="preserve">-0.58</w:t>
+                    <w:t xml:space="preserve">-0.59</w:t>
                   </w:r>
                 </w:p>
               </w:tc>
@@ -10166,7 +11334,7 @@
                     <w:jc w:val="center"/>
                   </w:pPr>
                   <w:r>
-                    <w:t xml:space="preserve">0.25</w:t>
+                    <w:t xml:space="preserve">0.26</w:t>
                   </w:r>
                 </w:p>
               </w:tc>
@@ -10179,7 +11347,7 @@
                     <w:jc w:val="center"/>
                   </w:pPr>
                   <w:r>
-                    <w:t xml:space="preserve">-1.03</w:t>
+                    <w:t xml:space="preserve">-1.08</w:t>
                   </w:r>
                 </w:p>
               </w:tc>
@@ -10205,7 +11373,7 @@
                     <w:jc w:val="center"/>
                   </w:pPr>
                   <w:r>
-                    <w:t xml:space="preserve">-0.83</w:t>
+                    <w:t xml:space="preserve">-0.84</w:t>
                   </w:r>
                 </w:p>
               </w:tc>
@@ -10231,7 +11399,7 @@
                     <w:jc w:val="center"/>
                   </w:pPr>
                   <w:r>
-                    <w:t xml:space="preserve">-0.77</w:t>
+                    <w:t xml:space="preserve">-0.78</w:t>
                   </w:r>
                 </w:p>
               </w:tc>
@@ -10244,7 +11412,7 @@
                     <w:jc w:val="center"/>
                   </w:pPr>
                   <w:r>
-                    <w:t xml:space="preserve">-0.39</w:t>
+                    <w:t xml:space="preserve">-0.38</w:t>
                   </w:r>
                 </w:p>
               </w:tc>
@@ -10285,7 +11453,7 @@
                     <w:jc w:val="center"/>
                   </w:pPr>
                   <w:r>
-                    <w:t xml:space="preserve">0.25</w:t>
+                    <w:t xml:space="preserve">0.28</w:t>
                   </w:r>
                 </w:p>
               </w:tc>
@@ -10298,7 +11466,7 @@
                     <w:jc w:val="center"/>
                   </w:pPr>
                   <w:r>
-                    <w:t xml:space="preserve">-0.68</w:t>
+                    <w:t xml:space="preserve">-0.73</w:t>
                   </w:r>
                 </w:p>
               </w:tc>
@@ -10311,7 +11479,7 @@
                     <w:jc w:val="center"/>
                   </w:pPr>
                   <w:r>
-                    <w:t xml:space="preserve">0.34</w:t>
+                    <w:t xml:space="preserve">0.35</w:t>
                   </w:r>
                 </w:p>
               </w:tc>
@@ -10324,7 +11492,7 @@
                     <w:jc w:val="center"/>
                   </w:pPr>
                   <w:r>
-                    <w:t xml:space="preserve">-0.44</w:t>
+                    <w:t xml:space="preserve">-0.45</w:t>
                   </w:r>
                 </w:p>
               </w:tc>
@@ -10350,7 +11518,7 @@
                     <w:jc w:val="center"/>
                   </w:pPr>
                   <w:r>
-                    <w:t xml:space="preserve">-0.38</w:t>
+                    <w:t xml:space="preserve">-0.39</w:t>
                   </w:r>
                 </w:p>
               </w:tc>
@@ -10391,7 +11559,7 @@
                     <w:jc w:val="center"/>
                   </w:pPr>
                   <w:r>
-                    <w:t xml:space="preserve">-0.22</w:t>
+                    <w:t xml:space="preserve">-0.19</w:t>
                   </w:r>
                 </w:p>
               </w:tc>
@@ -10404,7 +11572,7 @@
                     <w:jc w:val="center"/>
                   </w:pPr>
                   <w:r>
-                    <w:t xml:space="preserve">0.42</w:t>
+                    <w:t xml:space="preserve">0.45</w:t>
                   </w:r>
                 </w:p>
               </w:tc>
@@ -10417,7 +11585,7 @@
                     <w:jc w:val="center"/>
                   </w:pPr>
                   <w:r>
-                    <w:t xml:space="preserve">-1.06</w:t>
+                    <w:t xml:space="preserve">-1.07</w:t>
                   </w:r>
                 </w:p>
               </w:tc>
@@ -10430,7 +11598,7 @@
                     <w:jc w:val="center"/>
                   </w:pPr>
                   <w:r>
-                    <w:t xml:space="preserve">0.59</w:t>
+                    <w:t xml:space="preserve">0.71</w:t>
                   </w:r>
                 </w:p>
               </w:tc>
@@ -10443,7 +11611,7 @@
                     <w:jc w:val="center"/>
                   </w:pPr>
                   <w:r>
-                    <w:t xml:space="preserve">-0.65</w:t>
+                    <w:t xml:space="preserve">-0.66</w:t>
                   </w:r>
                 </w:p>
               </w:tc>
@@ -10456,7 +11624,7 @@
                     <w:jc w:val="center"/>
                   </w:pPr>
                   <w:r>
-                    <w:t xml:space="preserve">0.24</w:t>
+                    <w:t xml:space="preserve">0.30</w:t>
                   </w:r>
                 </w:p>
               </w:tc>
@@ -10482,7 +11650,7 @@
                     <w:jc w:val="center"/>
                   </w:pPr>
                   <w:r>
-                    <w:t xml:space="preserve">0.14</w:t>
+                    <w:t xml:space="preserve">0.18</w:t>
                   </w:r>
                 </w:p>
               </w:tc>
@@ -10523,7 +11691,7 @@
                     <w:jc w:val="center"/>
                   </w:pPr>
                   <w:r>
-                    <w:t xml:space="preserve">0.23</w:t>
+                    <w:t xml:space="preserve">0.25</w:t>
                   </w:r>
                 </w:p>
               </w:tc>
@@ -10536,7 +11704,7 @@
                     <w:jc w:val="center"/>
                   </w:pPr>
                   <w:r>
-                    <w:t xml:space="preserve">-0.81</w:t>
+                    <w:t xml:space="preserve">-0.87</w:t>
                   </w:r>
                 </w:p>
               </w:tc>
@@ -10549,7 +11717,7 @@
                     <w:jc w:val="center"/>
                   </w:pPr>
                   <w:r>
-                    <w:t xml:space="preserve">0.09</w:t>
+                    <w:t xml:space="preserve">0.12</w:t>
                   </w:r>
                 </w:p>
               </w:tc>
@@ -10562,7 +11730,7 @@
                     <w:jc w:val="center"/>
                   </w:pPr>
                   <w:r>
-                    <w:t xml:space="preserve">-0.62</w:t>
+                    <w:t xml:space="preserve">-0.64</w:t>
                   </w:r>
                 </w:p>
               </w:tc>
@@ -10575,7 +11743,7 @@
                     <w:jc w:val="center"/>
                   </w:pPr>
                   <w:r>
-                    <w:t xml:space="preserve">-0.14</w:t>
+                    <w:t xml:space="preserve">-0.12</w:t>
                   </w:r>
                 </w:p>
               </w:tc>
@@ -10588,7 +11756,7 @@
                     <w:jc w:val="center"/>
                   </w:pPr>
                   <w:r>
-                    <w:t xml:space="preserve">-0.57</w:t>
+                    <w:t xml:space="preserve">-0.58</w:t>
                   </w:r>
                 </w:p>
               </w:tc>
@@ -10601,7 +11769,7 @@
                     <w:jc w:val="center"/>
                   </w:pPr>
                   <w:r>
-                    <w:t xml:space="preserve">-0.20</w:t>
+                    <w:t xml:space="preserve">-0.18</w:t>
                   </w:r>
                 </w:p>
               </w:tc>
@@ -10629,7 +11797,7 @@
                     <w:jc w:val="center"/>
                   </w:pPr>
                   <w:r>
-                    <w:t xml:space="preserve">-1.08</w:t>
+                    <w:t xml:space="preserve">-1.11</w:t>
                   </w:r>
                 </w:p>
               </w:tc>
@@ -10642,7 +11810,7 @@
                     <w:jc w:val="center"/>
                   </w:pPr>
                   <w:r>
-                    <w:t xml:space="preserve">0.49</w:t>
+                    <w:t xml:space="preserve">0.51</w:t>
                   </w:r>
                 </w:p>
               </w:tc>
@@ -10655,7 +11823,7 @@
                     <w:jc w:val="center"/>
                   </w:pPr>
                   <w:r>
-                    <w:t xml:space="preserve">-2.06</w:t>
+                    <w:t xml:space="preserve">-2.10</w:t>
                   </w:r>
                 </w:p>
               </w:tc>
@@ -10668,7 +11836,7 @@
                     <w:jc w:val="center"/>
                   </w:pPr>
                   <w:r>
-                    <w:t xml:space="preserve">-0.07</w:t>
+                    <w:t xml:space="preserve">-0.05</w:t>
                   </w:r>
                 </w:p>
               </w:tc>
@@ -10681,7 +11849,7 @@
                     <w:jc w:val="center"/>
                   </w:pPr>
                   <w:r>
-                    <w:t xml:space="preserve">-1.60</w:t>
+                    <w:t xml:space="preserve">-1.67</w:t>
                   </w:r>
                 </w:p>
               </w:tc>
@@ -10694,7 +11862,7 @@
                     <w:jc w:val="center"/>
                   </w:pPr>
                   <w:r>
-                    <w:t xml:space="preserve">-0.52</w:t>
+                    <w:t xml:space="preserve">-0.55</w:t>
                   </w:r>
                 </w:p>
               </w:tc>
@@ -10707,7 +11875,7 @@
                     <w:jc w:val="center"/>
                   </w:pPr>
                   <w:r>
-                    <w:t xml:space="preserve">-1.49</w:t>
+                    <w:t xml:space="preserve">-1.56</w:t>
                   </w:r>
                 </w:p>
               </w:tc>
@@ -10720,7 +11888,7 @@
                     <w:jc w:val="center"/>
                   </w:pPr>
                   <w:r>
-                    <w:t xml:space="preserve">-0.64</w:t>
+                    <w:t xml:space="preserve">-0.66</w:t>
                   </w:r>
                 </w:p>
               </w:tc>
@@ -10747,7 +11915,13 @@
         <w:pStyle w:val="FirstParagraph"/>
       </w:pPr>
       <w:r>
-        <w:t xml:space="preserve">Both Multivariate GAMs and FPCA are a useful way to model DLC-tracked ultrasound tongue imaging data. However, each possesses advantages and disadvantages.</w:t>
+        <w:t xml:space="preserve">Both Multivariate GAMs and FPCA are a useful way to model DLC-tracked ultrasound tongue imaging data.</w:t>
+      </w:r>
+      <w:r>
+        <w:t xml:space="preserve"> </w:t>
+      </w:r>
+      <w:r>
+        <w:t xml:space="preserve">However, each possesses advantages and disadvantages.</w:t>
       </w:r>
     </w:p>
     <w:p>
@@ -10755,7 +11929,73 @@
         <w:pStyle w:val="BodyText"/>
       </w:pPr>
       <w:r>
-        <w:t xml:space="preserve">Multivariate GAMs can model tongue contours in specific contexts and combinations thereof, like different vowels, consonant, prosodic contexts and so on. The rather complex model structure required to fit multivariate GAMs to tongue data comes at a computational cost and an interpretative cost. Computationally, multivariate GAMs can take hours to estimate even the most simple models. Interpretationally, comparing different tongue contours quantitatively based on the output of a multivariate GAM is non-trivial, given that the tongue contour is in fact a curve reconstructed from the smooths of the X and Y coordinates along knot (in other words, the model does not model tongue contours directly). Moreover, there is no straightforward way to use traditional methods to assess (frequentist) statistical significance. From a practical point of view, a multivariate GAM ends up being a mathematically complex way of obtaining a sort of average tongue contour. A further constraint is that mgcv offers only a multivariate Gaussian distribution, which might not always be an appropriate distribution (despite being a safe neutral assumption).</w:t>
+        <w:t xml:space="preserve">Multivariate GAMs can model tongue contours in specific contexts and combinations thereof, like different vowels, consonant, prosodic contexts and so on.</w:t>
+      </w:r>
+      <w:r>
+        <w:t xml:space="preserve"> </w:t>
+      </w:r>
+      <w:r>
+        <w:t xml:space="preserve">The rather complex model structure required to fit multivariate GAMs to tongue data comes at a computational cost and an interpretative cost.</w:t>
+      </w:r>
+      <w:r>
+        <w:t xml:space="preserve"> </w:t>
+      </w:r>
+      <w:r>
+        <w:t xml:space="preserve">Computationally, multivariate GAMs can take hours to estimate even the most simple models.</w:t>
+      </w:r>
+      <w:r>
+        <w:t xml:space="preserve"> </w:t>
+      </w:r>
+      <w:r>
+        <w:t xml:space="preserve">Interpretationally, comparing different tongue contours quantitatively based on the output of a multivariate GAM is non-trivial, given that the tongue contour is in fact a curve reconstructed from the smooths of the X and Y coordinates along knot (in other words, the model does not model tongue contours directly).</w:t>
+      </w:r>
+      <w:r>
+        <w:t xml:space="preserve"> </w:t>
+      </w:r>
+      <w:r>
+        <w:t xml:space="preserve">Moreover, in the specific implementation of multivariate GAMs employed by mgcv, there is no straightforward way to use traditional methods to assess (frequentist) statistical significance.</w:t>
+      </w:r>
+      <w:r>
+        <w:t xml:space="preserve"> </w:t>
+      </w:r>
+      <w:r>
+        <w:t xml:space="preserve">From a practical point of view, a multivariate GAM ends up being a mathematically complex way of obtaining a sort of average tongue contour.</w:t>
+      </w:r>
+      <w:r>
+        <w:t xml:space="preserve"> </w:t>
+      </w:r>
+      <w:r>
+        <w:t xml:space="preserve">A further constraint is that mgcv offers only a multivariate Gaussian distribution, which might not always be an appropriate distribution</w:t>
+      </w:r>
+      <w:r>
+        <w:t xml:space="preserve"> </w:t>
+      </w:r>
+      <w:r>
+        <w:t xml:space="preserve">(despite being a neutral assumption in the sense that it is appropriate when one is interested only in estimating a mean and standard deviation, see McElreath 2020, p 75)</w:t>
+      </w:r>
+      <w:r>
+        <w:t xml:space="preserve">.</w:t>
+      </w:r>
+      <w:r>
+        <w:t xml:space="preserve"> </w:t>
+      </w:r>
+      <w:r>
+        <w:t xml:space="preserve">We recommend users to check model assumptions with</w:t>
+      </w:r>
+      <w:r>
+        <w:t xml:space="preserve"> </w:t>
+      </w:r>
+      <w:r>
+        <w:rPr>
+          <w:rStyle w:val="VerbatimChar"/>
+        </w:rPr>
+        <w:t xml:space="preserve">gam.check()</w:t>
+      </w:r>
+      <w:r>
+        <w:t xml:space="preserve"> </w:t>
+      </w:r>
+      <w:r>
+        <w:t xml:space="preserve">from the mgcv package.</w:t>
       </w:r>
     </w:p>
     <w:p>
@@ -10763,7 +12003,19 @@
         <w:pStyle w:val="BodyText"/>
       </w:pPr>
       <w:r>
-        <w:t xml:space="preserve">Multivariate FPCA, on the other hand, are computationally efficient. Even with very large data sets, the computation of Principal Components is relatively quick. Moreover, the obtained PCs can be interpreted straightforwardly by plotting the effect of changing the PC score on the reconstructed tongue contour (as we did for example in</w:t>
+        <w:t xml:space="preserve">Multivariate FPCA, on the other hand, is computationally efficient (when factoring out time for further analyses, like in the case above where we fitted a regression model to the PC1 scores).</w:t>
+      </w:r>
+      <w:r>
+        <w:t xml:space="preserve"> </w:t>
+      </w:r>
+      <w:r>
+        <w:t xml:space="preserve">Even with very large data sets, the computation of Principal Components is relatively quick.</w:t>
+      </w:r>
+      <w:r>
+        <w:t xml:space="preserve"> </w:t>
+      </w:r>
+      <w:r>
+        <w:t xml:space="preserve">Moreover, the obtained PCs can be interpreted straightforwardly by plotting the effect of changing the PC score on the reconstructed tongue contour (as we did for example in</w:t>
       </w:r>
       <w:r>
         <w:t xml:space="preserve"> </w:t>
@@ -10777,7 +12029,19 @@
         </w:r>
       </w:hyperlink>
       <w:r>
-        <w:t xml:space="preserve">). One possible disadvantage of multivariate FPCA is that it is usually not known what type of variation each obtained PC captures. This is illustrated in the two case studies in</w:t>
+        <w:t xml:space="preserve">).</w:t>
+      </w:r>
+      <w:r>
+        <w:t xml:space="preserve"> </w:t>
+      </w:r>
+      <w:r>
+        <w:t xml:space="preserve">One possible disadvantage of multivariate FPCA is that it is usually not known what type of variation each obtained PC captures.</w:t>
+      </w:r>
+      <w:r>
+        <w:t xml:space="preserve"> </w:t>
+      </w:r>
+      <w:r>
+        <w:t xml:space="preserve">This is illustrated in the two case studies in</w:t>
       </w:r>
       <w:r>
         <w:t xml:space="preserve"> </w:t>
@@ -10791,7 +12055,43 @@
         </w:r>
       </w:hyperlink>
       <w:r>
-        <w:t xml:space="preserve">. In the VC coarticulation data, PC1 corresponded to the coronal/velar difference in consonants, while PC2 to the difference in vowel. In the emphaticness data, PC1 captured the low-back/high-front diagonal movement, while PC2 to the high/low movement at the back of the oral cavity. In other words: until one has run the MFPCA, one cannot know which PC will correspond to which axis of differences, and whether the PCs will capture relevant differences at all. It can happen that the variation one is after is so minimal relative to other, more substantial cases of variation, that it will not be captured by the MFPCA at all. It is possible that qualitatively homogeneous data sets might return PCs that have the same or very similar interpretations. This has not been systematically tested, perhaps with the exception of simple PCA run on vowel formant data, which suggests that the first two PCs capture the two diagonals</w:t>
+        <w:t xml:space="preserve">.</w:t>
+      </w:r>
+      <w:r>
+        <w:t xml:space="preserve"> </w:t>
+      </w:r>
+      <w:r>
+        <w:t xml:space="preserve">In the VC coarticulation data, PC1 corresponded to the coronal/velar difference in consonants, while PC2 to the difference in vowel.</w:t>
+      </w:r>
+      <w:r>
+        <w:t xml:space="preserve"> </w:t>
+      </w:r>
+      <w:r>
+        <w:t xml:space="preserve">In the emphaticness data, PC1 captured the low-back/high-front diagonal movement, while PC2 to the high/low movement at the back of the oral cavity.</w:t>
+      </w:r>
+      <w:r>
+        <w:t xml:space="preserve"> </w:t>
+      </w:r>
+      <w:r>
+        <w:t xml:space="preserve">In other words: until one has run the MFPCA, one cannot know which PC will correspond to which axis of differences, and whether the PCs will capture relevant differences at all.</w:t>
+      </w:r>
+      <w:r>
+        <w:t xml:space="preserve"> </w:t>
+      </w:r>
+      <w:r>
+        <w:t xml:space="preserve">It can happen that the variation one is after is so minimal relative to other, more substantial cases of variation, that it will not be captured by the MFPCA at all.</w:t>
+      </w:r>
+      <w:r>
+        <w:t xml:space="preserve"> </w:t>
+      </w:r>
+      <w:r>
+        <w:t xml:space="preserve">It is possible that qualitatively homogeneous data sets might return PCs that have the same or very similar interpretations.</w:t>
+      </w:r>
+      <w:r>
+        <w:t xml:space="preserve"> </w:t>
+      </w:r>
+      <w:r>
+        <w:t xml:space="preserve">This has not been systematically tested, perhaps with the exception of simple PCA run on vowel formant data, which suggests that the first two PCs capture the two diagonals</w:t>
       </w:r>
       <w:r>
         <w:t xml:space="preserve"> </w:t>
@@ -10809,7 +12109,45 @@
         <w:t xml:space="preserve">Honda (1996)</w:t>
       </w:r>
       <w:r>
-        <w:t xml:space="preserve">. Another advantage of MFPCA is that, provided that the PCs have captured relevant characteristics, the PCs can be submitted to further modelling using regression with the inclusion of relevant predictors (like different categorical variables of interest) as we have illustrated in the previous section.</w:t>
+        <w:t xml:space="preserve">.</w:t>
+      </w:r>
+      <w:r>
+        <w:t xml:space="preserve"> </w:t>
+      </w:r>
+      <w:r>
+        <w:t xml:space="preserve">Another advantage of MFPCA is that, provided that the PCs have captured relevant characteristics, the PCs can be submitted to further modelling using regression with the inclusion of relevant predictors (like different categorical variables of interest) as we have illustrated in the previous section.</w:t>
+      </w:r>
+    </w:p>
+    <w:p>
+      <w:pPr>
+        <w:pStyle w:val="BodyText"/>
+      </w:pPr>
+      <w:r>
+        <w:t xml:space="preserve">Note that a viable, but theoretically less robust, alternative is to model the data with the coordinates values as the outcome and the type of coordinate (X vs Y) as a predictor, as done for example in</w:t>
+      </w:r>
+      <w:r>
+        <w:t xml:space="preserve"> </w:t>
+      </w:r>
+      <w:r>
+        <w:t xml:space="preserve">Wieling et al. (2016)</w:t>
+      </w:r>
+      <w:r>
+        <w:t xml:space="preserve"> </w:t>
+      </w:r>
+      <w:r>
+        <w:t xml:space="preserve">and</w:t>
+      </w:r>
+      <w:r>
+        <w:t xml:space="preserve"> </w:t>
+      </w:r>
+      <w:r>
+        <w:t xml:space="preserve">Gubian (2025)</w:t>
+      </w:r>
+      <w:r>
+        <w:t xml:space="preserve"> </w:t>
+      </w:r>
+      <w:r>
+        <w:t xml:space="preserve">(this approach models the X and Y coordinates as completely independent, while an MVGAM also estimates residual correlations between the two, which is a desired, although not deal-breaking, property).</w:t>
       </w:r>
     </w:p>
     <w:p>
@@ -10835,7 +12173,19 @@
         <w:pStyle w:val="FirstParagraph"/>
       </w:pPr>
       <w:r>
-        <w:t xml:space="preserve">This tutorial demonstrates two methods for analysing tongue contour data derived from DeepLabCut: Multivariate Generalised Additive Models (MGAMs) and Multivariate Functional Principal Component Analysis (MFPCA). We offer detailed, annotated analyses of two example datasets, focusing on vowel-to-consonant coarticulation in Italian and Polish, and emphatic consonants in Lebanese Arabic. All associated materials, including datasets and code, are accessible through the tutorial’s research compendium at </w:t>
+        <w:t xml:space="preserve">This tutorial demonstrates two methods for analysing tongue contour data derived from DeepLabCut: Multivariate Generalised Additive Models (MGAMs) and Multivariate Functional Principal Component Analysis (MFPCA).</w:t>
+      </w:r>
+      <w:r>
+        <w:t xml:space="preserve"> </w:t>
+      </w:r>
+      <w:r>
+        <w:t xml:space="preserve">We offer detailed, annotated analyses of two example datasets, focusing on vowel-to-consonant coarticulation in Italian and Polish, and emphatic consonants in Lebanese Arabic.</w:t>
+      </w:r>
+      <w:r>
+        <w:t xml:space="preserve"> </w:t>
+      </w:r>
+      <w:r>
+        <w:t xml:space="preserve">All associated materials, including datasets and code, are accessible through the tutorial’s research compendium at </w:t>
       </w:r>
       <w:hyperlink r:id="rId20">
         <w:r>
@@ -10846,7 +12196,13 @@
         </w:r>
       </w:hyperlink>
       <w:r>
-        <w:t xml:space="preserve">. In closing, we evaluated the strengths and limitations of each method and advise adopting MFPCA as the preferred initial modelling strategy for tongue contour data.</w:t>
+        <w:t xml:space="preserve">.</w:t>
+      </w:r>
+      <w:r>
+        <w:t xml:space="preserve"> </w:t>
+      </w:r>
+      <w:r>
+        <w:t xml:space="preserve">In closing, we evaluated the strengths and limitations of each method and advise adopting MFPCA as the preferred initial modelling strategy for tongue contour data.</w:t>
       </w:r>
     </w:p>
     <w:bookmarkEnd w:id="134"/>
@@ -10900,7 +12256,13 @@
         </w:r>
       </w:hyperlink>
       <w:r>
-        <w:t xml:space="preserve">. An online version of the manuscript is available at</w:t>
+        <w:t xml:space="preserve">.</w:t>
+      </w:r>
+      <w:r>
+        <w:t xml:space="preserve"> </w:t>
+      </w:r>
+      <w:r>
+        <w:t xml:space="preserve">An online version of the manuscript is available at</w:t>
       </w:r>
       <w:r>
         <w:t xml:space="preserve"> </w:t>
@@ -10918,7 +12280,7 @@
       </w:r>
     </w:p>
     <w:bookmarkEnd w:id="136"/>
-    <w:bookmarkStart w:id="226" w:name="references"/>
+    <w:bookmarkStart w:id="231" w:name="references"/>
     <w:p>
       <w:pPr>
         <w:pStyle w:val="Heading1"/>
@@ -10927,7 +12289,7 @@
         <w:t xml:space="preserve">6. References</w:t>
       </w:r>
     </w:p>
-    <w:bookmarkStart w:id="225" w:name="refs"/>
+    <w:bookmarkStart w:id="230" w:name="refs"/>
     <w:bookmarkStart w:id="137" w:name="ref-alorifi2008"/>
     <w:p>
       <w:pPr>
@@ -11613,7 +12975,7 @@
           <w:rPr>
             <w:rStyle w:val="Hyperlink"/>
           </w:rPr>
-          <w:t xml:space="preserve">https://github.com/uasolo/FPCA-phonetics-workshop/tree/master/presentations/UTI</w:t>
+          <w:t xml:space="preserve">https://uasolo.github.io/UTI-GAM-FPCA/</w:t>
         </w:r>
       </w:hyperlink>
       <w:r>
@@ -11710,19 +13072,19 @@
       </w:r>
     </w:p>
     <w:bookmarkEnd w:id="172"/>
-    <w:bookmarkStart w:id="174" w:name="ref-hastie1986"/>
+    <w:bookmarkStart w:id="174" w:name="ref-happ2018"/>
     <w:p>
       <w:pPr>
         <w:pStyle w:val="Bibliography"/>
       </w:pPr>
       <w:r>
-        <w:t xml:space="preserve">Hastie, Trevor, and Robert Tibshirani. 1986.</w:t>
-      </w:r>
-      <w:r>
-        <w:t xml:space="preserve"> </w:t>
-      </w:r>
-      <w:r>
-        <w:t xml:space="preserve">“Generalized Additive Models.”</w:t>
+        <w:t xml:space="preserve">Happ, Clara, and Sonja Greven. 2018.</w:t>
+      </w:r>
+      <w:r>
+        <w:t xml:space="preserve"> </w:t>
+      </w:r>
+      <w:r>
+        <w:t xml:space="preserve">“Multivariate Functional Principal Component Analysis for Data Observed on Different (Dimensional) Domains.”</w:t>
       </w:r>
       <w:r>
         <w:t xml:space="preserve"> </w:t>
@@ -11732,6 +13094,82 @@
           <w:i/>
           <w:iCs/>
         </w:rPr>
+        <w:t xml:space="preserve">Journal of the American Statistical Association</w:t>
+      </w:r>
+      <w:r>
+        <w:t xml:space="preserve"> </w:t>
+      </w:r>
+      <w:r>
+        <w:t xml:space="preserve">113: 649–59.</w:t>
+      </w:r>
+      <w:r>
+        <w:t xml:space="preserve"> </w:t>
+      </w:r>
+      <w:hyperlink r:id="rId173">
+        <w:r>
+          <w:rPr>
+            <w:rStyle w:val="Hyperlink"/>
+          </w:rPr>
+          <w:t xml:space="preserve">https://doi.org/10.1080/01621459.2016.1273115</w:t>
+        </w:r>
+      </w:hyperlink>
+      <w:r>
+        <w:t xml:space="preserve">.</w:t>
+      </w:r>
+    </w:p>
+    <w:bookmarkEnd w:id="174"/>
+    <w:bookmarkStart w:id="176" w:name="ref-happkurz2022"/>
+    <w:p>
+      <w:pPr>
+        <w:pStyle w:val="Bibliography"/>
+      </w:pPr>
+      <w:r>
+        <w:t xml:space="preserve">Happ-Kurz, Clara. 2022.</w:t>
+      </w:r>
+      <w:r>
+        <w:t xml:space="preserve"> </w:t>
+      </w:r>
+      <w:r>
+        <w:t xml:space="preserve">“MFPCA: Multivariate Functional Principal Component Analysis for Data Observed on Different Dimensional Domains.”</w:t>
+      </w:r>
+      <w:r>
+        <w:t xml:space="preserve"> </w:t>
+      </w:r>
+      <w:hyperlink r:id="rId175">
+        <w:r>
+          <w:rPr>
+            <w:rStyle w:val="Hyperlink"/>
+          </w:rPr>
+          <w:t xml:space="preserve">https://github.com/ClaraHapp/MFPCA</w:t>
+        </w:r>
+      </w:hyperlink>
+      <w:r>
+        <w:t xml:space="preserve">.</w:t>
+      </w:r>
+    </w:p>
+    <w:bookmarkEnd w:id="176"/>
+    <w:bookmarkStart w:id="178" w:name="ref-hastie1986"/>
+    <w:p>
+      <w:pPr>
+        <w:pStyle w:val="Bibliography"/>
+      </w:pPr>
+      <w:r>
+        <w:t xml:space="preserve">Hastie, Trevor, and Robert Tibshirani. 1986.</w:t>
+      </w:r>
+      <w:r>
+        <w:t xml:space="preserve"> </w:t>
+      </w:r>
+      <w:r>
+        <w:t xml:space="preserve">“Generalized Additive Models.”</w:t>
+      </w:r>
+      <w:r>
+        <w:t xml:space="preserve"> </w:t>
+      </w:r>
+      <w:r>
+        <w:rPr>
+          <w:i/>
+          <w:iCs/>
+        </w:rPr>
         <w:t xml:space="preserve">Statistical Science</w:t>
       </w:r>
       <w:r>
@@ -11743,7 +13181,7 @@
       <w:r>
         <w:t xml:space="preserve"> </w:t>
       </w:r>
-      <w:hyperlink r:id="rId173">
+      <w:hyperlink r:id="rId177">
         <w:r>
           <w:rPr>
             <w:rStyle w:val="Hyperlink"/>
@@ -11755,8 +13193,8 @@
         <w:t xml:space="preserve">.</w:t>
       </w:r>
     </w:p>
-    <w:bookmarkEnd w:id="174"/>
-    <w:bookmarkStart w:id="176" w:name="ref-honda1996"/>
+    <w:bookmarkEnd w:id="178"/>
+    <w:bookmarkStart w:id="180" w:name="ref-honda1996"/>
     <w:p>
       <w:pPr>
         <w:pStyle w:val="Bibliography"/>
@@ -11789,7 +13227,7 @@
       <w:r>
         <w:t xml:space="preserve"> </w:t>
       </w:r>
-      <w:hyperlink r:id="rId175">
+      <w:hyperlink r:id="rId179">
         <w:r>
           <w:rPr>
             <w:rStyle w:val="Hyperlink"/>
@@ -11801,8 +13239,8 @@
         <w:t xml:space="preserve">.</w:t>
       </w:r>
     </w:p>
-    <w:bookmarkEnd w:id="176"/>
-    <w:bookmarkStart w:id="178" w:name="ref-hoole1999"/>
+    <w:bookmarkEnd w:id="180"/>
+    <w:bookmarkStart w:id="182" w:name="ref-hoole1999"/>
     <w:p>
       <w:pPr>
         <w:pStyle w:val="Bibliography"/>
@@ -11835,7 +13273,7 @@
       <w:r>
         <w:t xml:space="preserve"> </w:t>
       </w:r>
-      <w:hyperlink r:id="rId177">
+      <w:hyperlink r:id="rId181">
         <w:r>
           <w:rPr>
             <w:rStyle w:val="Hyperlink"/>
@@ -11847,8 +13285,8 @@
         <w:t xml:space="preserve">.</w:t>
       </w:r>
     </w:p>
-    <w:bookmarkEnd w:id="178"/>
-    <w:bookmarkStart w:id="179" w:name="ref-kassambara2017a"/>
+    <w:bookmarkEnd w:id="182"/>
+    <w:bookmarkStart w:id="183" w:name="ref-kassambara2017a"/>
     <w:p>
       <w:pPr>
         <w:pStyle w:val="Bibliography"/>
@@ -11870,8 +13308,8 @@
         <w:t xml:space="preserve">. STHDA.</w:t>
       </w:r>
     </w:p>
-    <w:bookmarkEnd w:id="179"/>
-    <w:bookmarkStart w:id="180" w:name="ref-khattab2006"/>
+    <w:bookmarkEnd w:id="183"/>
+    <w:bookmarkStart w:id="184" w:name="ref-khattab2006"/>
     <w:p>
       <w:pPr>
         <w:pStyle w:val="Bibliography"/>
@@ -11892,8 +13330,8 @@
         <w:t xml:space="preserve">In, edited by Sami Boudelaa, XVI:131–60. The Netherlands: John Benjamins Publishing Company.</w:t>
       </w:r>
     </w:p>
-    <w:bookmarkEnd w:id="180"/>
-    <w:bookmarkStart w:id="182" w:name="ref-lian2022"/>
+    <w:bookmarkEnd w:id="184"/>
+    <w:bookmarkStart w:id="186" w:name="ref-lian2022"/>
     <w:p>
       <w:pPr>
         <w:pStyle w:val="Bibliography"/>
@@ -11917,7 +13355,7 @@
       <w:r>
         <w:t xml:space="preserve"> </w:t>
       </w:r>
-      <w:hyperlink r:id="rId181">
+      <w:hyperlink r:id="rId185">
         <w:r>
           <w:rPr>
             <w:rStyle w:val="Hyperlink"/>
@@ -11929,8 +13367,8 @@
         <w:t xml:space="preserve">.</w:t>
       </w:r>
     </w:p>
-    <w:bookmarkEnd w:id="182"/>
-    <w:bookmarkStart w:id="184" w:name="ref-lulich2018"/>
+    <w:bookmarkEnd w:id="186"/>
+    <w:bookmarkStart w:id="188" w:name="ref-lulich2018"/>
     <w:p>
       <w:pPr>
         <w:pStyle w:val="Bibliography"/>
@@ -11963,7 +13401,7 @@
       <w:r>
         <w:t xml:space="preserve"> </w:t>
       </w:r>
-      <w:hyperlink r:id="rId183">
+      <w:hyperlink r:id="rId187">
         <w:r>
           <w:rPr>
             <w:rStyle w:val="Hyperlink"/>
@@ -11975,8 +13413,8 @@
         <w:t xml:space="preserve">.</w:t>
       </w:r>
     </w:p>
-    <w:bookmarkEnd w:id="184"/>
-    <w:bookmarkStart w:id="186" w:name="ref-mathis2018"/>
+    <w:bookmarkEnd w:id="188"/>
+    <w:bookmarkStart w:id="190" w:name="ref-mathis2018"/>
     <w:p>
       <w:pPr>
         <w:pStyle w:val="Bibliography"/>
@@ -12009,7 +13447,7 @@
       <w:r>
         <w:t xml:space="preserve"> </w:t>
       </w:r>
-      <w:hyperlink r:id="rId185">
+      <w:hyperlink r:id="rId189">
         <w:r>
           <w:rPr>
             <w:rStyle w:val="Hyperlink"/>
@@ -12021,20 +13459,14 @@
         <w:t xml:space="preserve">.</w:t>
       </w:r>
     </w:p>
-    <w:bookmarkEnd w:id="186"/>
-    <w:bookmarkStart w:id="188" w:name="ref-nasr1959"/>
+    <w:bookmarkEnd w:id="190"/>
+    <w:bookmarkStart w:id="191" w:name="ref-mcelreath2020"/>
     <w:p>
       <w:pPr>
         <w:pStyle w:val="Bibliography"/>
       </w:pPr>
       <w:r>
-        <w:t xml:space="preserve">Nasr, Raja T. 1959.</w:t>
-      </w:r>
-      <w:r>
-        <w:t xml:space="preserve"> </w:t>
-      </w:r>
-      <w:r>
-        <w:t xml:space="preserve">“Velarization in Lebanese Arabic.”</w:t>
+        <w:t xml:space="preserve">McElreath, Richard. 2020.</w:t>
       </w:r>
       <w:r>
         <w:t xml:space="preserve"> </w:t>
@@ -12044,6 +13476,35 @@
           <w:i/>
           <w:iCs/>
         </w:rPr>
+        <w:t xml:space="preserve">Statistical Rethinking: A Bayesian Course with Examples in R and Stan</w:t>
+      </w:r>
+      <w:r>
+        <w:t xml:space="preserve">. Second edition. Chapman &amp; Hall/CRC Texts in Statistical Science Series. Boca Raton: CRC Press.</w:t>
+      </w:r>
+    </w:p>
+    <w:bookmarkEnd w:id="191"/>
+    <w:bookmarkStart w:id="193" w:name="ref-nasr1959"/>
+    <w:p>
+      <w:pPr>
+        <w:pStyle w:val="Bibliography"/>
+      </w:pPr>
+      <w:r>
+        <w:t xml:space="preserve">Nasr, Raja T. 1959.</w:t>
+      </w:r>
+      <w:r>
+        <w:t xml:space="preserve"> </w:t>
+      </w:r>
+      <w:r>
+        <w:t xml:space="preserve">“Velarization in Lebanese Arabic.”</w:t>
+      </w:r>
+      <w:r>
+        <w:t xml:space="preserve"> </w:t>
+      </w:r>
+      <w:r>
+        <w:rPr>
+          <w:i/>
+          <w:iCs/>
+        </w:rPr>
         <w:t xml:space="preserve">Phonetica</w:t>
       </w:r>
       <w:r>
@@ -12055,7 +13516,7 @@
       <w:r>
         <w:t xml:space="preserve"> </w:t>
       </w:r>
-      <w:hyperlink r:id="rId187">
+      <w:hyperlink r:id="rId192">
         <w:r>
           <w:rPr>
             <w:rStyle w:val="Hyperlink"/>
@@ -12067,8 +13528,8 @@
         <w:t xml:space="preserve">.</w:t>
       </w:r>
     </w:p>
-    <w:bookmarkEnd w:id="188"/>
-    <w:bookmarkStart w:id="189" w:name="ref-obrecht1968"/>
+    <w:bookmarkEnd w:id="193"/>
+    <w:bookmarkStart w:id="194" w:name="ref-obrecht1968"/>
     <w:p>
       <w:pPr>
         <w:pStyle w:val="Bibliography"/>
@@ -12090,8 +13551,8 @@
         <w:t xml:space="preserve">. Reprint 2017. Janua linguarum ; 39, Ser. practica. Berlin ;Boston: De Gruyter Mouton.</w:t>
       </w:r>
     </w:p>
-    <w:bookmarkEnd w:id="189"/>
-    <w:bookmarkStart w:id="191" w:name="ref-pedersen2019"/>
+    <w:bookmarkEnd w:id="194"/>
+    <w:bookmarkStart w:id="196" w:name="ref-pedersen2019"/>
     <w:p>
       <w:pPr>
         <w:pStyle w:val="Bibliography"/>
@@ -12124,7 +13585,7 @@
       <w:r>
         <w:t xml:space="preserve"> </w:t>
       </w:r>
-      <w:hyperlink r:id="rId190">
+      <w:hyperlink r:id="rId195">
         <w:r>
           <w:rPr>
             <w:rStyle w:val="Hyperlink"/>
@@ -12136,8 +13597,8 @@
         <w:t xml:space="preserve">.</w:t>
       </w:r>
     </w:p>
-    <w:bookmarkEnd w:id="191"/>
-    <w:bookmarkStart w:id="193" w:name="ref-pettersson1987"/>
+    <w:bookmarkEnd w:id="196"/>
+    <w:bookmarkStart w:id="198" w:name="ref-pettersson1987"/>
     <w:p>
       <w:pPr>
         <w:pStyle w:val="Bibliography"/>
@@ -12170,7 +13631,7 @@
       <w:r>
         <w:t xml:space="preserve"> </w:t>
       </w:r>
-      <w:hyperlink r:id="rId192">
+      <w:hyperlink r:id="rId197">
         <w:r>
           <w:rPr>
             <w:rStyle w:val="Hyperlink"/>
@@ -12182,8 +13643,8 @@
         <w:t xml:space="preserve">.</w:t>
       </w:r>
     </w:p>
-    <w:bookmarkEnd w:id="193"/>
-    <w:bookmarkStart w:id="195" w:name="ref-ramsay2005"/>
+    <w:bookmarkEnd w:id="198"/>
+    <w:bookmarkStart w:id="200" w:name="ref-ramsay2005"/>
     <w:p>
       <w:pPr>
         <w:pStyle w:val="Bibliography"/>
@@ -12207,7 +13668,7 @@
       <w:r>
         <w:t xml:space="preserve"> </w:t>
       </w:r>
-      <w:hyperlink r:id="rId194">
+      <w:hyperlink r:id="rId199">
         <w:r>
           <w:rPr>
             <w:rStyle w:val="Hyperlink"/>
@@ -12219,8 +13680,8 @@
         <w:t xml:space="preserve">.</w:t>
       </w:r>
     </w:p>
-    <w:bookmarkEnd w:id="195"/>
-    <w:bookmarkStart w:id="196" w:name="ref-sakr2019"/>
+    <w:bookmarkEnd w:id="200"/>
+    <w:bookmarkStart w:id="201" w:name="ref-sakr2019"/>
     <w:p>
       <w:pPr>
         <w:pStyle w:val="Bibliography"/>
@@ -12241,8 +13702,8 @@
         <w:t xml:space="preserve">Master’s thesis, United Kingdom.</w:t>
       </w:r>
     </w:p>
-    <w:bookmarkEnd w:id="196"/>
-    <w:bookmarkStart w:id="198" w:name="ref-sakr2023"/>
+    <w:bookmarkEnd w:id="201"/>
+    <w:bookmarkStart w:id="203" w:name="ref-sakr2023"/>
     <w:p>
       <w:pPr>
         <w:pStyle w:val="Bibliography"/>
@@ -12272,7 +13733,7 @@
       <w:r>
         <w:t xml:space="preserve"> </w:t>
       </w:r>
-      <w:hyperlink r:id="rId197">
+      <w:hyperlink r:id="rId202">
         <w:r>
           <w:rPr>
             <w:rStyle w:val="Hyperlink"/>
@@ -12284,8 +13745,8 @@
         <w:t xml:space="preserve">.</w:t>
       </w:r>
     </w:p>
-    <w:bookmarkEnd w:id="198"/>
-    <w:bookmarkStart w:id="199" w:name="ref-sakr2025"/>
+    <w:bookmarkEnd w:id="203"/>
+    <w:bookmarkStart w:id="204" w:name="ref-sakr2025"/>
     <w:p>
       <w:pPr>
         <w:pStyle w:val="Bibliography"/>
@@ -12306,8 +13767,8 @@
         <w:t xml:space="preserve">PhD thesis.</w:t>
       </w:r>
     </w:p>
-    <w:bookmarkEnd w:id="199"/>
-    <w:bookmarkStart w:id="200" w:name="ref-scobbie2011"/>
+    <w:bookmarkEnd w:id="204"/>
+    <w:bookmarkStart w:id="205" w:name="ref-scobbie2011"/>
     <w:p>
       <w:pPr>
         <w:pStyle w:val="Bibliography"/>
@@ -12328,8 +13789,8 @@
         <w:t xml:space="preserve">In, 14.</w:t>
       </w:r>
     </w:p>
-    <w:bookmarkEnd w:id="200"/>
-    <w:bookmarkStart w:id="201" w:name="ref-shaaban1999"/>
+    <w:bookmarkEnd w:id="205"/>
+    <w:bookmarkStart w:id="206" w:name="ref-shaaban1999"/>
     <w:p>
       <w:pPr>
         <w:pStyle w:val="Bibliography"/>
@@ -12360,8 +13821,8 @@
         <w:t xml:space="preserve">23 (1): 116.</w:t>
       </w:r>
     </w:p>
-    <w:bookmarkEnd w:id="201"/>
-    <w:bookmarkStart w:id="203" w:name="ref-soskuthy2021"/>
+    <w:bookmarkEnd w:id="206"/>
+    <w:bookmarkStart w:id="208" w:name="ref-soskuthy2021"/>
     <w:p>
       <w:pPr>
         <w:pStyle w:val="Bibliography"/>
@@ -12394,7 +13855,7 @@
       <w:r>
         <w:t xml:space="preserve"> </w:t>
       </w:r>
-      <w:hyperlink r:id="rId202">
+      <w:hyperlink r:id="rId207">
         <w:r>
           <w:rPr>
             <w:rStyle w:val="Hyperlink"/>
@@ -12406,8 +13867,8 @@
         <w:t xml:space="preserve">.</w:t>
       </w:r>
     </w:p>
-    <w:bookmarkEnd w:id="203"/>
-    <w:bookmarkStart w:id="205" w:name="ref-soskuthy2017a"/>
+    <w:bookmarkEnd w:id="208"/>
+    <w:bookmarkStart w:id="210" w:name="ref-soskuthy2017a"/>
     <w:p>
       <w:pPr>
         <w:pStyle w:val="Bibliography"/>
@@ -12424,7 +13885,7 @@
       <w:r>
         <w:t xml:space="preserve"> </w:t>
       </w:r>
-      <w:hyperlink r:id="rId204">
+      <w:hyperlink r:id="rId209">
         <w:r>
           <w:rPr>
             <w:rStyle w:val="Hyperlink"/>
@@ -12436,8 +13897,8 @@
         <w:t xml:space="preserve">.</w:t>
       </w:r>
     </w:p>
-    <w:bookmarkEnd w:id="205"/>
-    <w:bookmarkStart w:id="207" w:name="ref-stone2005"/>
+    <w:bookmarkEnd w:id="210"/>
+    <w:bookmarkStart w:id="212" w:name="ref-stone2005"/>
     <w:p>
       <w:pPr>
         <w:pStyle w:val="Bibliography"/>
@@ -12470,7 +13931,7 @@
       <w:r>
         <w:t xml:space="preserve"> </w:t>
       </w:r>
-      <w:hyperlink r:id="rId206">
+      <w:hyperlink r:id="rId211">
         <w:r>
           <w:rPr>
             <w:rStyle w:val="Hyperlink"/>
@@ -12482,8 +13943,8 @@
         <w:t xml:space="preserve">.</w:t>
       </w:r>
     </w:p>
-    <w:bookmarkEnd w:id="207"/>
-    <w:bookmarkStart w:id="209" w:name="ref-strycharczuk2021"/>
+    <w:bookmarkEnd w:id="212"/>
+    <w:bookmarkStart w:id="214" w:name="ref-strycharczuk2021"/>
     <w:p>
       <w:pPr>
         <w:pStyle w:val="Bibliography"/>
@@ -12516,7 +13977,7 @@
       <w:r>
         <w:t xml:space="preserve"> </w:t>
       </w:r>
-      <w:hyperlink r:id="rId208">
+      <w:hyperlink r:id="rId213">
         <w:r>
           <w:rPr>
             <w:rStyle w:val="Hyperlink"/>
@@ -12528,8 +13989,8 @@
         <w:t xml:space="preserve">.</w:t>
       </w:r>
     </w:p>
-    <w:bookmarkEnd w:id="209"/>
-    <w:bookmarkStart w:id="211" w:name="ref-strycharczuk2025"/>
+    <w:bookmarkEnd w:id="214"/>
+    <w:bookmarkStart w:id="216" w:name="ref-strycharczuk2025"/>
     <w:p>
       <w:pPr>
         <w:pStyle w:val="Bibliography"/>
@@ -12559,7 +14020,7 @@
       <w:r>
         <w:t xml:space="preserve"> </w:t>
       </w:r>
-      <w:hyperlink r:id="rId210">
+      <w:hyperlink r:id="rId215">
         <w:r>
           <w:rPr>
             <w:rStyle w:val="Hyperlink"/>
@@ -12571,8 +14032,8 @@
         <w:t xml:space="preserve">.</w:t>
       </w:r>
     </w:p>
-    <w:bookmarkEnd w:id="211"/>
-    <w:bookmarkStart w:id="212" w:name="ref-sullivan2017"/>
+    <w:bookmarkEnd w:id="216"/>
+    <w:bookmarkStart w:id="217" w:name="ref-sullivan2017"/>
     <w:p>
       <w:pPr>
         <w:pStyle w:val="Bibliography"/>
@@ -12593,8 +14054,8 @@
         <w:t xml:space="preserve">PhD thesis.</w:t>
       </w:r>
     </w:p>
-    <w:bookmarkEnd w:id="212"/>
-    <w:bookmarkStart w:id="213" w:name="ref-watson2002"/>
+    <w:bookmarkEnd w:id="217"/>
+    <w:bookmarkStart w:id="218" w:name="ref-watson2002"/>
     <w:p>
       <w:pPr>
         <w:pStyle w:val="Bibliography"/>
@@ -12616,8 +14077,8 @@
         <w:t xml:space="preserve">. Phonology of the world’s languages. Oxford: Oxford University Press.</w:t>
       </w:r>
     </w:p>
-    <w:bookmarkEnd w:id="213"/>
-    <w:bookmarkStart w:id="215" w:name="ref-wieling2018"/>
+    <w:bookmarkEnd w:id="218"/>
+    <w:bookmarkStart w:id="220" w:name="ref-wieling2018"/>
     <w:p>
       <w:pPr>
         <w:pStyle w:val="Bibliography"/>
@@ -12650,7 +14111,7 @@
       <w:r>
         <w:t xml:space="preserve"> </w:t>
       </w:r>
-      <w:hyperlink r:id="rId214">
+      <w:hyperlink r:id="rId219">
         <w:r>
           <w:rPr>
             <w:rStyle w:val="Hyperlink"/>
@@ -12662,8 +14123,8 @@
         <w:t xml:space="preserve">.</w:t>
       </w:r>
     </w:p>
-    <w:bookmarkEnd w:id="215"/>
-    <w:bookmarkStart w:id="217" w:name="ref-wieling2016"/>
+    <w:bookmarkEnd w:id="220"/>
+    <w:bookmarkStart w:id="222" w:name="ref-wieling2016"/>
     <w:p>
       <w:pPr>
         <w:pStyle w:val="Bibliography"/>
@@ -12696,7 +14157,7 @@
       <w:r>
         <w:t xml:space="preserve"> </w:t>
       </w:r>
-      <w:hyperlink r:id="rId216">
+      <w:hyperlink r:id="rId221">
         <w:r>
           <w:rPr>
             <w:rStyle w:val="Hyperlink"/>
@@ -12708,8 +14169,8 @@
         <w:t xml:space="preserve">.</w:t>
       </w:r>
     </w:p>
-    <w:bookmarkEnd w:id="217"/>
-    <w:bookmarkStart w:id="218" w:name="ref-wood2006"/>
+    <w:bookmarkEnd w:id="222"/>
+    <w:bookmarkStart w:id="223" w:name="ref-wood2006"/>
     <w:p>
       <w:pPr>
         <w:pStyle w:val="Bibliography"/>
@@ -12731,8 +14192,8 @@
         <w:t xml:space="preserve">. CRC Press.</w:t>
       </w:r>
     </w:p>
-    <w:bookmarkEnd w:id="218"/>
-    <w:bookmarkStart w:id="220" w:name="ref-wrench2024"/>
+    <w:bookmarkEnd w:id="223"/>
+    <w:bookmarkStart w:id="225" w:name="ref-wrench2024"/>
     <w:p>
       <w:pPr>
         <w:pStyle w:val="Bibliography"/>
@@ -12765,7 +14226,7 @@
       <w:r>
         <w:t xml:space="preserve"> </w:t>
       </w:r>
-      <w:hyperlink r:id="rId219">
+      <w:hyperlink r:id="rId224">
         <w:r>
           <w:rPr>
             <w:rStyle w:val="Hyperlink"/>
@@ -12777,8 +14238,8 @@
         <w:t xml:space="preserve">.</w:t>
       </w:r>
     </w:p>
-    <w:bookmarkEnd w:id="220"/>
-    <w:bookmarkStart w:id="222" w:name="ref-wrench2022"/>
+    <w:bookmarkEnd w:id="225"/>
+    <w:bookmarkStart w:id="227" w:name="ref-wrench2022"/>
     <w:p>
       <w:pPr>
         <w:pStyle w:val="Bibliography"/>
@@ -12811,7 +14272,7 @@
       <w:r>
         <w:t xml:space="preserve"> </w:t>
       </w:r>
-      <w:hyperlink r:id="rId221">
+      <w:hyperlink r:id="rId226">
         <w:r>
           <w:rPr>
             <w:rStyle w:val="Hyperlink"/>
@@ -12823,8 +14284,8 @@
         <w:t xml:space="preserve">.</w:t>
       </w:r>
     </w:p>
-    <w:bookmarkEnd w:id="222"/>
-    <w:bookmarkStart w:id="223" w:name="ref-zawaydeh1999"/>
+    <w:bookmarkEnd w:id="227"/>
+    <w:bookmarkStart w:id="228" w:name="ref-zawaydeh1999"/>
     <w:p>
       <w:pPr>
         <w:pStyle w:val="Bibliography"/>
@@ -12845,8 +14306,8 @@
         <w:t xml:space="preserve">PhD thesis.</w:t>
       </w:r>
     </w:p>
-    <w:bookmarkEnd w:id="223"/>
-    <w:bookmarkStart w:id="224" w:name="ref-zeroual2011"/>
+    <w:bookmarkEnd w:id="228"/>
+    <w:bookmarkStart w:id="229" w:name="ref-zeroual2011"/>
     <w:p>
       <w:pPr>
         <w:pStyle w:val="Bibliography"/>
@@ -12877,9 +14338,9 @@
         <w:t xml:space="preserve">319: 277.</w:t>
       </w:r>
     </w:p>
-    <w:bookmarkEnd w:id="224"/>
-    <w:bookmarkEnd w:id="225"/>
-    <w:bookmarkEnd w:id="226"/>
+    <w:bookmarkEnd w:id="229"/>
+    <w:bookmarkEnd w:id="230"/>
+    <w:bookmarkEnd w:id="231"/>
     <w:sectPr>
       <w:footnotePr>
         <w:numRestart w:val="eachSect"/>
@@ -12924,7 +14385,13 @@
         <w:t xml:space="preserve"> </w:t>
       </w:r>
       <w:r>
-        <w:t xml:space="preserve">Note that interactions between categorical variables in the classical sense are not possible in GAMs. Instead, one can approximate interactions by creating an</w:t>
+        <w:t xml:space="preserve">Note that interactions between categorical variables in the classical sense are not possible in GAMs.</w:t>
+      </w:r>
+      <w:r>
+        <w:t xml:space="preserve"> </w:t>
+      </w:r>
+      <w:r>
+        <w:t xml:space="preserve">Instead, one can approximate interactions by creating an</w:t>
       </w:r>
       <w:r>
         <w:t xml:space="preserve"> </w:t>
